--- a/site/downloads/handbook-B5.docx
+++ b/site/downloads/handbook-B5.docx
@@ -2490,7 +2490,7 @@
           <w:b w:val="0"/>
           <w:i w:val="0"/>
         </w:rPr>
-        <w:t>Starter code:</w:t>
+        <w:t>Shape of the answer. The reference solution defines these names. Write the bodies yourself.</w:t>
       </w:r>
     </w:p>
     <w:tbl>
@@ -2528,7 +2528,7 @@
                 <w:b w:val="0"/>
                 <w:sz w:val="16"/>
               </w:rPr>
-              <w:t>import pandas as pd</w:t>
+              <w:t># Module constant.</w:t>
             </w:r>
           </w:p>
           <w:p>
@@ -2551,7 +2551,7 @@
                 <w:b w:val="0"/>
                 <w:sz w:val="16"/>
               </w:rPr>
-              <w:t>import pandera.pandas as pa</w:t>
+              <w:t>SCORES = ...</w:t>
             </w:r>
           </w:p>
           <w:p>
@@ -2597,7 +2597,7 @@
                 <w:b w:val="0"/>
                 <w:sz w:val="16"/>
               </w:rPr>
-              <w:t xml:space="preserve"> </w:t>
+              <w:t># Validate an NPS extract. Grain: one row per respondent.</w:t>
             </w:r>
           </w:p>
           <w:p>
@@ -2620,30 +2620,7 @@
                 <w:b w:val="0"/>
                 <w:sz w:val="16"/>
               </w:rPr>
-              <w:t>def validate_scores(df):</w:t>
-            </w:r>
-          </w:p>
-          <w:p>
-            <w:pPr>
-              <w:spacing w:before="0" w:after="0" w:line="240" w:lineRule="auto"/>
-              <w:ind w:left="567" w:hanging="567"/>
-            </w:pPr>
-            <w:r>
-              <w:rPr>
-                <w:rFonts w:ascii="Consolas" w:hAnsi="Consolas" w:eastAsia="Consolas"/>
-                <w:b w:val="0"/>
-                <w:color w:val="5B6875"/>
-                <w:sz w:val="16"/>
-              </w:rPr>
-              <w:t xml:space="preserve">   6  </w:t>
-            </w:r>
-            <w:r>
-              <w:rPr>
-                <w:rFonts w:ascii="Consolas" w:hAnsi="Consolas" w:eastAsia="Consolas"/>
-                <w:b w:val="0"/>
-                <w:sz w:val="16"/>
-              </w:rPr>
-              <w:t xml:space="preserve">    return df</w:t>
+              <w:t>def validate_scores(df: pd.DataFrame) -&gt; pd.DataFrame: ...</w:t>
             </w:r>
           </w:p>
         </w:tc>
@@ -2651,20 +2628,12 @@
     </w:tbl>
     <w:p/>
     <w:p>
-      <w:pPr>
-        <w:pStyle w:val="Heading5"/>
-      </w:pPr>
-      <w:r>
-        <w:t>Exercise 5. Spot the bug (level 4)</w:t>
-      </w:r>
-    </w:p>
-    <w:p>
-      <w:r>
-        <w:rPr>
-          <w:b w:val="0"/>
-          <w:i w:val="0"/>
-        </w:rPr>
-        <w:t>A bad weights file passed through this loader and broke the dashboard. Tap the line that let it through.</w:t>
+      <w:r>
+        <w:rPr>
+          <w:b w:val="0"/>
+          <w:i w:val="0"/>
+        </w:rPr>
+        <w:t>Starter code:</w:t>
       </w:r>
     </w:p>
     <w:tbl>
@@ -2771,7 +2740,7 @@
                 <w:b w:val="0"/>
                 <w:sz w:val="16"/>
               </w:rPr>
-              <w:t>WEIGHTS = pa.DataFrameSchema({"weight": pa.Column(float, pa.Check.gt(0))}, strict=True)</w:t>
+              <w:t xml:space="preserve"> </w:t>
             </w:r>
           </w:p>
           <w:p>
@@ -2794,7 +2763,7 @@
                 <w:b w:val="0"/>
                 <w:sz w:val="16"/>
               </w:rPr>
-              <w:t xml:space="preserve"> </w:t>
+              <w:t>def validate_scores(df):</w:t>
             </w:r>
           </w:p>
           <w:p>
@@ -2817,168 +2786,7 @@
                 <w:b w:val="0"/>
                 <w:sz w:val="16"/>
               </w:rPr>
-              <w:t xml:space="preserve"> </w:t>
-            </w:r>
-          </w:p>
-          <w:p>
-            <w:pPr>
-              <w:spacing w:before="0" w:after="0" w:line="240" w:lineRule="auto"/>
-              <w:ind w:left="567" w:hanging="567"/>
-            </w:pPr>
-            <w:r>
-              <w:rPr>
-                <w:rFonts w:ascii="Consolas" w:hAnsi="Consolas" w:eastAsia="Consolas"/>
-                <w:b w:val="0"/>
-                <w:color w:val="5B6875"/>
-                <w:sz w:val="16"/>
-              </w:rPr>
-              <w:t xml:space="preserve">   7  </w:t>
-            </w:r>
-            <w:r>
-              <w:rPr>
-                <w:rFonts w:ascii="Consolas" w:hAnsi="Consolas" w:eastAsia="Consolas"/>
-                <w:b w:val="0"/>
-                <w:sz w:val="16"/>
-              </w:rPr>
-              <w:t>def load_weights(path: str) -&gt; pd.DataFrame:</w:t>
-            </w:r>
-          </w:p>
-          <w:p>
-            <w:pPr>
-              <w:spacing w:before="0" w:after="0" w:line="240" w:lineRule="auto"/>
-              <w:ind w:left="567" w:hanging="567"/>
-            </w:pPr>
-            <w:r>
-              <w:rPr>
-                <w:rFonts w:ascii="Consolas" w:hAnsi="Consolas" w:eastAsia="Consolas"/>
-                <w:b w:val="0"/>
-                <w:color w:val="5B6875"/>
-                <w:sz w:val="16"/>
-              </w:rPr>
-              <w:t xml:space="preserve">   8  </w:t>
-            </w:r>
-            <w:r>
-              <w:rPr>
-                <w:rFonts w:ascii="Consolas" w:hAnsi="Consolas" w:eastAsia="Consolas"/>
-                <w:b w:val="0"/>
-                <w:sz w:val="16"/>
-              </w:rPr>
-              <w:t xml:space="preserve">    """Read and validate weights."""</w:t>
-            </w:r>
-          </w:p>
-          <w:p>
-            <w:pPr>
-              <w:spacing w:before="0" w:after="0" w:line="240" w:lineRule="auto"/>
-              <w:ind w:left="567" w:hanging="567"/>
-            </w:pPr>
-            <w:r>
-              <w:rPr>
-                <w:rFonts w:ascii="Consolas" w:hAnsi="Consolas" w:eastAsia="Consolas"/>
-                <w:b w:val="0"/>
-                <w:color w:val="5B6875"/>
-                <w:sz w:val="16"/>
-              </w:rPr>
-              <w:t xml:space="preserve">   9  </w:t>
-            </w:r>
-            <w:r>
-              <w:rPr>
-                <w:rFonts w:ascii="Consolas" w:hAnsi="Consolas" w:eastAsia="Consolas"/>
-                <w:b w:val="0"/>
-                <w:sz w:val="16"/>
-              </w:rPr>
-              <w:t xml:space="preserve">    df = pd.read_csv(path)</w:t>
-            </w:r>
-          </w:p>
-          <w:p>
-            <w:pPr>
-              <w:spacing w:before="0" w:after="0" w:line="240" w:lineRule="auto"/>
-              <w:ind w:left="567" w:hanging="567"/>
-            </w:pPr>
-            <w:r>
-              <w:rPr>
-                <w:rFonts w:ascii="Consolas" w:hAnsi="Consolas" w:eastAsia="Consolas"/>
-                <w:b w:val="0"/>
-                <w:color w:val="5B6875"/>
-                <w:sz w:val="16"/>
-              </w:rPr>
-              <w:t xml:space="preserve">  10  </w:t>
-            </w:r>
-            <w:r>
-              <w:rPr>
-                <w:rFonts w:ascii="Consolas" w:hAnsi="Consolas" w:eastAsia="Consolas"/>
-                <w:b w:val="0"/>
-                <w:sz w:val="16"/>
-              </w:rPr>
-              <w:t xml:space="preserve">    try:</w:t>
-            </w:r>
-          </w:p>
-          <w:p>
-            <w:pPr>
-              <w:spacing w:before="0" w:after="0" w:line="240" w:lineRule="auto"/>
-              <w:ind w:left="567" w:hanging="567"/>
-            </w:pPr>
-            <w:r>
-              <w:rPr>
-                <w:rFonts w:ascii="Consolas" w:hAnsi="Consolas" w:eastAsia="Consolas"/>
-                <w:b w:val="0"/>
-                <w:color w:val="5B6875"/>
-                <w:sz w:val="16"/>
-              </w:rPr>
-              <w:t xml:space="preserve">  11  </w:t>
-            </w:r>
-            <w:r>
-              <w:rPr>
-                <w:rFonts w:ascii="Consolas" w:hAnsi="Consolas" w:eastAsia="Consolas"/>
-                <w:b w:val="0"/>
-                <w:sz w:val="16"/>
-              </w:rPr>
-              <w:t xml:space="preserve">        return WEIGHTS.validate(df, lazy=True)</w:t>
-            </w:r>
-          </w:p>
-          <w:p>
-            <w:pPr>
-              <w:spacing w:before="0" w:after="0" w:line="240" w:lineRule="auto"/>
-              <w:ind w:left="567" w:hanging="567"/>
-            </w:pPr>
-            <w:r>
-              <w:rPr>
-                <w:rFonts w:ascii="Consolas" w:hAnsi="Consolas" w:eastAsia="Consolas"/>
-                <w:b w:val="0"/>
-                <w:color w:val="5B6875"/>
-                <w:sz w:val="16"/>
-              </w:rPr>
-              <w:t xml:space="preserve">  12  </w:t>
-            </w:r>
-            <w:r>
-              <w:rPr>
-                <w:rFonts w:ascii="Consolas" w:hAnsi="Consolas" w:eastAsia="Consolas"/>
-                <w:b w:val="0"/>
-                <w:sz w:val="16"/>
-              </w:rPr>
-              <w:t xml:space="preserve">    except pa.errors.SchemaError:</w:t>
-            </w:r>
-          </w:p>
-          <w:p>
-            <w:pPr>
-              <w:spacing w:before="0" w:after="0" w:line="240" w:lineRule="auto"/>
-              <w:ind w:left="567" w:hanging="567"/>
-            </w:pPr>
-            <w:r>
-              <w:rPr>
-                <w:rFonts w:ascii="Consolas" w:hAnsi="Consolas" w:eastAsia="Consolas"/>
-                <w:b w:val="0"/>
-                <w:color w:val="5B6875"/>
-                <w:sz w:val="16"/>
-              </w:rPr>
-              <w:t xml:space="preserve">  13  </w:t>
-            </w:r>
-            <w:r>
-              <w:rPr>
-                <w:rFonts w:ascii="Consolas" w:hAnsi="Consolas" w:eastAsia="Consolas"/>
-                <w:b w:val="0"/>
-                <w:sz w:val="16"/>
-              </w:rPr>
-              <w:t xml:space="preserve">        return df</w:t>
+              <w:t xml:space="preserve">    return df</w:t>
             </w:r>
           </w:p>
         </w:tc>
@@ -2986,137 +2794,20 @@
     </w:tbl>
     <w:p/>
     <w:p>
-      <w:r>
-        <w:rPr>
-          <w:b w:val="0"/>
-          <w:i/>
-        </w:rPr>
-        <w:t>Write down the line number of the bug. Then write the fix.</w:t>
+      <w:pPr>
+        <w:pStyle w:val="Heading5"/>
+      </w:pPr>
+      <w:r>
+        <w:t>Exercise 5. Spot the bug (level 4)</w:t>
       </w:r>
     </w:p>
     <w:p>
-      <w:pPr>
-        <w:pStyle w:val="Heading4"/>
-      </w:pPr>
-      <w:r>
-        <w:t>Sources</w:t>
-      </w:r>
-    </w:p>
-    <w:p>
-      <w:pPr>
-        <w:pStyle w:val="ListBullet"/>
-      </w:pPr>
-      <w:r>
-        <w:rPr>
-          <w:b w:val="0"/>
-          <w:i w:val="0"/>
-        </w:rPr>
-        <w:t>pandera 0.33: lazy=True raises SchemaErrors with a failure_cases DataFrame. (verified: pandera documentation; run on pandera 0.33.1 with pandas 3.0.6 in this repository.)</w:t>
-      </w:r>
-    </w:p>
-    <w:p>
-      <w:pPr>
-        <w:pStyle w:val="ListBullet"/>
-      </w:pPr>
-      <w:r>
-        <w:rPr>
-          <w:b w:val="0"/>
-          <w:i w:val="0"/>
-        </w:rPr>
-        <w:t>SchemaErrors is not a subclass of SchemaError in pandera 0.33. (verified: issubclass check on pandera 0.33.1 in this repository.)</w:t>
-      </w:r>
-    </w:p>
-    <w:p>
-      <w:pPr>
-        <w:pStyle w:val="ListBullet"/>
-      </w:pPr>
-      <w:r>
-        <w:rPr>
-          <w:b w:val="0"/>
-          <w:i w:val="0"/>
-        </w:rPr>
-        <w:t>A strict=True violation raises SchemaErrors even without lazy=True. (verified: Run on pandera 0.33.1 in this repository.)</w:t>
-      </w:r>
-    </w:p>
-    <w:p>
-      <w:pPr>
-        <w:pStyle w:val="ListBullet"/>
-      </w:pPr>
-      <w:r>
-        <w:rPr>
-          <w:b w:val="0"/>
-          <w:i w:val="0"/>
-        </w:rPr>
-        <w:t>import pandera.pandas as pa is the documented import for pandas schemas. (search-only: pandera documentation (docs site not reachable from this environment).)</w:t>
-      </w:r>
-    </w:p>
-    <w:p>
-      <w:pPr>
-        <w:pStyle w:val="Heading3"/>
-      </w:pPr>
-      <w:r>
-        <w:t>B5-L2 pydantic models for config and input records</w:t>
-      </w:r>
-    </w:p>
-    <w:p>
-      <w:pPr>
-        <w:pStyle w:val="Heading4"/>
-      </w:pPr>
-      <w:r>
-        <w:t>Concept</w:t>
-      </w:r>
-    </w:p>
-    <w:p>
-      <w:r>
-        <w:rPr>
-          <w:b w:val="0"/>
-          <w:i w:val="0"/>
-        </w:rPr>
-        <w:t xml:space="preserve">A dataclass (lesson B2-L2) does not check types. </w:t>
-      </w:r>
-      <w:r>
-        <w:rPr>
-          <w:b/>
-          <w:i w:val="0"/>
-        </w:rPr>
-        <w:t>pydantic</w:t>
-      </w:r>
-      <w:r>
-        <w:rPr>
-          <w:b w:val="0"/>
-          <w:i w:val="0"/>
-        </w:rPr>
-        <w:t xml:space="preserve"> does. A </w:t>
-      </w:r>
-      <w:r>
-        <w:rPr>
-          <w:rFonts w:ascii="Consolas" w:hAnsi="Consolas" w:eastAsia="Consolas"/>
-          <w:b w:val="0"/>
-          <w:sz w:val="19"/>
-        </w:rPr>
-        <w:t>BaseModel</w:t>
-      </w:r>
-      <w:r>
-        <w:rPr>
-          <w:b w:val="0"/>
-          <w:i w:val="0"/>
-        </w:rPr>
-        <w:t xml:space="preserve"> validates and converts data when you build it, and raises one </w:t>
-      </w:r>
-      <w:r>
-        <w:rPr>
-          <w:rFonts w:ascii="Consolas" w:hAnsi="Consolas" w:eastAsia="Consolas"/>
-          <w:b w:val="0"/>
-          <w:sz w:val="19"/>
-        </w:rPr>
-        <w:t>ValidationError</w:t>
-      </w:r>
-      <w:r>
-        <w:rPr>
-          <w:b w:val="0"/>
-          <w:i w:val="0"/>
-        </w:rPr>
-        <w:t xml:space="preserve"> that lists every problem. Examples use pydantic 2.12.</w:t>
+      <w:r>
+        <w:rPr>
+          <w:b w:val="0"/>
+          <w:i w:val="0"/>
+        </w:rPr>
+        <w:t>A bad weights file passed through this loader and broke the dashboard. Tap the line that let it through.</w:t>
       </w:r>
     </w:p>
     <w:tbl>
@@ -3154,7 +2845,7 @@
                 <w:b w:val="0"/>
                 <w:sz w:val="16"/>
               </w:rPr>
-              <w:t>from pydantic import BaseModel, ConfigDict, Field</w:t>
+              <w:t>import pandas as pd</w:t>
             </w:r>
           </w:p>
           <w:p>
@@ -3177,7 +2868,7 @@
                 <w:b w:val="0"/>
                 <w:sz w:val="16"/>
               </w:rPr>
-              <w:t xml:space="preserve"> </w:t>
+              <w:t>import pandera.pandas as pa</w:t>
             </w:r>
           </w:p>
           <w:p>
@@ -3223,7 +2914,7 @@
                 <w:b w:val="0"/>
                 <w:sz w:val="16"/>
               </w:rPr>
-              <w:t>class WeightingConfig(BaseModel):</w:t>
+              <w:t>WEIGHTS = pa.DataFrameSchema({"weight": pa.Column(float, pa.Check.gt(0))}, strict=True)</w:t>
             </w:r>
           </w:p>
           <w:p>
@@ -3246,7 +2937,7 @@
                 <w:b w:val="0"/>
                 <w:sz w:val="16"/>
               </w:rPr>
-              <w:t xml:space="preserve">    model_config = ConfigDict(extra="forbid", frozen=True)</w:t>
+              <w:t xml:space="preserve"> </w:t>
             </w:r>
           </w:p>
           <w:p>
@@ -3292,7 +2983,7 @@
                 <w:b w:val="0"/>
                 <w:sz w:val="16"/>
               </w:rPr>
-              <w:t xml:space="preserve">    weight_col: str</w:t>
+              <w:t>def load_weights(path: str) -&gt; pd.DataFrame:</w:t>
             </w:r>
           </w:p>
           <w:p>
@@ -3315,7 +3006,7 @@
                 <w:b w:val="0"/>
                 <w:sz w:val="16"/>
               </w:rPr>
-              <w:t xml:space="preserve">    min_base: int = Field(default=50, gt=0)</w:t>
+              <w:t xml:space="preserve">    """Read and validate weights."""</w:t>
             </w:r>
           </w:p>
           <w:p>
@@ -3338,7 +3029,7 @@
                 <w:b w:val="0"/>
                 <w:sz w:val="16"/>
               </w:rPr>
-              <w:t xml:space="preserve">    cap: float = Field(default=5.0, gt=1.0)</w:t>
+              <w:t xml:space="preserve">    df = pd.read_csv(path)</w:t>
             </w:r>
           </w:p>
           <w:p>
@@ -3361,7 +3052,7 @@
                 <w:b w:val="0"/>
                 <w:sz w:val="16"/>
               </w:rPr>
-              <w:t xml:space="preserve"> </w:t>
+              <w:t xml:space="preserve">    try:</w:t>
             </w:r>
           </w:p>
           <w:p>
@@ -3384,7 +3075,7 @@
                 <w:b w:val="0"/>
                 <w:sz w:val="16"/>
               </w:rPr>
-              <w:t xml:space="preserve"> </w:t>
+              <w:t xml:space="preserve">        return WEIGHTS.validate(df, lazy=True)</w:t>
             </w:r>
           </w:p>
           <w:p>
@@ -3407,7 +3098,30 @@
                 <w:b w:val="0"/>
                 <w:sz w:val="16"/>
               </w:rPr>
-              <w:t>cfg = WeightingConfig.model_validate(yaml.safe_load(text))</w:t>
+              <w:t xml:space="preserve">    except pa.errors.SchemaError:</w:t>
+            </w:r>
+          </w:p>
+          <w:p>
+            <w:pPr>
+              <w:spacing w:before="0" w:after="0" w:line="240" w:lineRule="auto"/>
+              <w:ind w:left="567" w:hanging="567"/>
+            </w:pPr>
+            <w:r>
+              <w:rPr>
+                <w:rFonts w:ascii="Consolas" w:hAnsi="Consolas" w:eastAsia="Consolas"/>
+                <w:b w:val="0"/>
+                <w:color w:val="5B6875"/>
+                <w:sz w:val="16"/>
+              </w:rPr>
+              <w:t xml:space="preserve">  13  </w:t>
+            </w:r>
+            <w:r>
+              <w:rPr>
+                <w:rFonts w:ascii="Consolas" w:hAnsi="Consolas" w:eastAsia="Consolas"/>
+                <w:b w:val="0"/>
+                <w:sz w:val="16"/>
+              </w:rPr>
+              <w:t xml:space="preserve">        return df</w:t>
             </w:r>
           </w:p>
         </w:tc>
@@ -3415,38 +3129,20 @@
     </w:tbl>
     <w:p/>
     <w:p>
+      <w:r>
+        <w:rPr>
+          <w:b w:val="0"/>
+          <w:i/>
+        </w:rPr>
+        <w:t>Write down the line number of the bug. Then write the fix.</w:t>
+      </w:r>
+    </w:p>
+    <w:p>
       <w:pPr>
-        <w:pStyle w:val="ListBullet"/>
+        <w:pStyle w:val="Heading4"/>
       </w:pPr>
       <w:r>
-        <w:rPr>
-          <w:rFonts w:ascii="Consolas" w:hAnsi="Consolas" w:eastAsia="Consolas"/>
-          <w:b w:val="0"/>
-          <w:sz w:val="19"/>
-        </w:rPr>
-        <w:t>Field(gt=0, le=10)</w:t>
-      </w:r>
-      <w:r>
-        <w:rPr>
-          <w:b w:val="0"/>
-          <w:i w:val="0"/>
-        </w:rPr>
-        <w:t xml:space="preserve"> adds bounds. </w:t>
-      </w:r>
-      <w:r>
-        <w:rPr>
-          <w:rFonts w:ascii="Consolas" w:hAnsi="Consolas" w:eastAsia="Consolas"/>
-          <w:b w:val="0"/>
-          <w:sz w:val="19"/>
-        </w:rPr>
-        <w:t>@field_validator("name")</w:t>
-      </w:r>
-      <w:r>
-        <w:rPr>
-          <w:b w:val="0"/>
-          <w:i w:val="0"/>
-        </w:rPr>
-        <w:t xml:space="preserve"> adds your own rule.</w:t>
+        <w:t>Sources</w:t>
       </w:r>
     </w:p>
     <w:p>
@@ -3455,48 +3151,10 @@
       </w:pPr>
       <w:r>
         <w:rPr>
-          <w:rFonts w:ascii="Consolas" w:hAnsi="Consolas" w:eastAsia="Consolas"/>
-          <w:b w:val="0"/>
-          <w:sz w:val="19"/>
-        </w:rPr>
-        <w:t>extra="forbid"</w:t>
-      </w:r>
-      <w:r>
-        <w:rPr>
-          <w:b w:val="0"/>
-          <w:i w:val="0"/>
-        </w:rPr>
-        <w:t xml:space="preserve"> rejects unknown keys, so </w:t>
-      </w:r>
-      <w:r>
-        <w:rPr>
-          <w:rFonts w:ascii="Consolas" w:hAnsi="Consolas" w:eastAsia="Consolas"/>
-          <w:b w:val="0"/>
-          <w:sz w:val="19"/>
-        </w:rPr>
-        <w:t>minbase: 30</w:t>
-      </w:r>
-      <w:r>
-        <w:rPr>
-          <w:b w:val="0"/>
-          <w:i w:val="0"/>
-        </w:rPr>
-        <w:t xml:space="preserve"> in a YAML file fails instead of being ignored. The default, </w:t>
-      </w:r>
-      <w:r>
-        <w:rPr>
-          <w:rFonts w:ascii="Consolas" w:hAnsi="Consolas" w:eastAsia="Consolas"/>
-          <w:b w:val="0"/>
-          <w:sz w:val="19"/>
-        </w:rPr>
-        <w:t>"ignore"</w:t>
-      </w:r>
-      <w:r>
-        <w:rPr>
-          <w:b w:val="0"/>
-          <w:i w:val="0"/>
-        </w:rPr>
-        <w:t>, drops them silently.</w:t>
+          <w:b w:val="0"/>
+          <w:i w:val="0"/>
+        </w:rPr>
+        <w:t>pandera 0.33: lazy=True raises SchemaErrors with a failure_cases DataFrame. (verified: pandera documentation; run on pandera 0.33.1 with pandas 3.0.6 in this repository.)</w:t>
       </w:r>
     </w:p>
     <w:p>
@@ -3505,18 +3163,10 @@
       </w:pPr>
       <w:r>
         <w:rPr>
-          <w:rFonts w:ascii="Consolas" w:hAnsi="Consolas" w:eastAsia="Consolas"/>
-          <w:b w:val="0"/>
-          <w:sz w:val="19"/>
-        </w:rPr>
-        <w:t>frozen=True</w:t>
-      </w:r>
-      <w:r>
-        <w:rPr>
-          <w:b w:val="0"/>
-          <w:i w:val="0"/>
-        </w:rPr>
-        <w:t xml:space="preserve"> rejects assignment after construction.</w:t>
+          <w:b w:val="0"/>
+          <w:i w:val="0"/>
+        </w:rPr>
+        <w:t>SchemaErrors is not a subclass of SchemaError in pandera 0.33. (verified: issubclass check on pandera 0.33.1 in this repository.)</w:t>
       </w:r>
     </w:p>
     <w:p>
@@ -3525,343 +3175,30 @@
       </w:pPr>
       <w:r>
         <w:rPr>
-          <w:rFonts w:ascii="Consolas" w:hAnsi="Consolas" w:eastAsia="Consolas"/>
-          <w:b w:val="0"/>
-          <w:sz w:val="19"/>
-        </w:rPr>
-        <w:t>e.errors()</w:t>
-      </w:r>
-      <w:r>
-        <w:rPr>
-          <w:b w:val="0"/>
-          <w:i w:val="0"/>
-        </w:rPr>
-        <w:t xml:space="preserve"> returns a list of dicts with </w:t>
-      </w:r>
-      <w:r>
-        <w:rPr>
-          <w:rFonts w:ascii="Consolas" w:hAnsi="Consolas" w:eastAsia="Consolas"/>
-          <w:b w:val="0"/>
-          <w:sz w:val="19"/>
-        </w:rPr>
-        <w:t>loc</w:t>
-      </w:r>
-      <w:r>
-        <w:rPr>
-          <w:b w:val="0"/>
-          <w:i w:val="0"/>
-        </w:rPr>
-        <w:t xml:space="preserve">, </w:t>
-      </w:r>
-      <w:r>
-        <w:rPr>
-          <w:rFonts w:ascii="Consolas" w:hAnsi="Consolas" w:eastAsia="Consolas"/>
-          <w:b w:val="0"/>
-          <w:sz w:val="19"/>
-        </w:rPr>
-        <w:t>type</w:t>
-      </w:r>
-      <w:r>
-        <w:rPr>
-          <w:b w:val="0"/>
-          <w:i w:val="0"/>
-        </w:rPr>
-        <w:t xml:space="preserve"> and </w:t>
-      </w:r>
-      <w:r>
-        <w:rPr>
-          <w:rFonts w:ascii="Consolas" w:hAnsi="Consolas" w:eastAsia="Consolas"/>
-          <w:b w:val="0"/>
-          <w:sz w:val="19"/>
-        </w:rPr>
-        <w:t>msg</w:t>
-      </w:r>
-      <w:r>
-        <w:rPr>
-          <w:b w:val="0"/>
-          <w:i w:val="0"/>
-        </w:rPr>
-        <w:t>. Log it as structured data.</w:t>
+          <w:b w:val="0"/>
+          <w:i w:val="0"/>
+        </w:rPr>
+        <w:t>A strict=True violation raises SchemaErrors even without lazy=True. (verified: Run on pandera 0.33.1 in this repository.)</w:t>
       </w:r>
     </w:p>
     <w:p>
-      <w:r>
-        <w:rPr>
-          <w:b w:val="0"/>
-          <w:i w:val="0"/>
-        </w:rPr>
-        <w:t xml:space="preserve">pydantic runs in </w:t>
-      </w:r>
-      <w:r>
-        <w:rPr>
-          <w:b/>
-          <w:i w:val="0"/>
-        </w:rPr>
-        <w:t>lax mode</w:t>
-      </w:r>
-      <w:r>
-        <w:rPr>
-          <w:b w:val="0"/>
-          <w:i w:val="0"/>
-        </w:rPr>
-        <w:t xml:space="preserve"> by default. It converts </w:t>
-      </w:r>
-      <w:r>
-        <w:rPr>
-          <w:rFonts w:ascii="Consolas" w:hAnsi="Consolas" w:eastAsia="Consolas"/>
-          <w:b w:val="0"/>
-          <w:sz w:val="19"/>
-        </w:rPr>
-        <w:t>"30"</w:t>
-      </w:r>
-      <w:r>
-        <w:rPr>
-          <w:b w:val="0"/>
-          <w:i w:val="0"/>
-        </w:rPr>
-        <w:t xml:space="preserve"> to </w:t>
-      </w:r>
-      <w:r>
-        <w:rPr>
-          <w:rFonts w:ascii="Consolas" w:hAnsi="Consolas" w:eastAsia="Consolas"/>
-          <w:b w:val="0"/>
-          <w:sz w:val="19"/>
-        </w:rPr>
-        <w:t>30</w:t>
-      </w:r>
-      <w:r>
-        <w:rPr>
-          <w:b w:val="0"/>
-          <w:i w:val="0"/>
-        </w:rPr>
-        <w:t xml:space="preserve"> and </w:t>
-      </w:r>
-      <w:r>
-        <w:rPr>
-          <w:rFonts w:ascii="Consolas" w:hAnsi="Consolas" w:eastAsia="Consolas"/>
-          <w:b w:val="0"/>
-          <w:sz w:val="19"/>
-        </w:rPr>
-        <w:t>30.0</w:t>
-      </w:r>
-      <w:r>
-        <w:rPr>
-          <w:b w:val="0"/>
-          <w:i w:val="0"/>
-        </w:rPr>
-        <w:t xml:space="preserve"> to </w:t>
-      </w:r>
-      <w:r>
-        <w:rPr>
-          <w:rFonts w:ascii="Consolas" w:hAnsi="Consolas" w:eastAsia="Consolas"/>
-          <w:b w:val="0"/>
-          <w:sz w:val="19"/>
-        </w:rPr>
-        <w:t>30</w:t>
-      </w:r>
-      <w:r>
-        <w:rPr>
-          <w:b w:val="0"/>
-          <w:i w:val="0"/>
-        </w:rPr>
-        <w:t xml:space="preserve">, but rejects </w:t>
-      </w:r>
-      <w:r>
-        <w:rPr>
-          <w:rFonts w:ascii="Consolas" w:hAnsi="Consolas" w:eastAsia="Consolas"/>
-          <w:b w:val="0"/>
-          <w:sz w:val="19"/>
-        </w:rPr>
-        <w:t>"thirty"</w:t>
-      </w:r>
-      <w:r>
-        <w:rPr>
-          <w:b w:val="0"/>
-          <w:i w:val="0"/>
-        </w:rPr>
-        <w:t xml:space="preserve"> and </w:t>
-      </w:r>
-      <w:r>
-        <w:rPr>
-          <w:rFonts w:ascii="Consolas" w:hAnsi="Consolas" w:eastAsia="Consolas"/>
-          <w:b w:val="0"/>
-          <w:sz w:val="19"/>
-        </w:rPr>
-        <w:t>30.5</w:t>
-      </w:r>
-      <w:r>
-        <w:rPr>
-          <w:b w:val="0"/>
-          <w:i w:val="0"/>
-        </w:rPr>
-        <w:t xml:space="preserve">. It also converts </w:t>
-      </w:r>
-      <w:r>
-        <w:rPr>
-          <w:rFonts w:ascii="Consolas" w:hAnsi="Consolas" w:eastAsia="Consolas"/>
-          <w:b w:val="0"/>
-          <w:sz w:val="19"/>
-        </w:rPr>
-        <w:t>True</w:t>
-      </w:r>
-      <w:r>
-        <w:rPr>
-          <w:b w:val="0"/>
-          <w:i w:val="0"/>
-        </w:rPr>
-        <w:t xml:space="preserve"> to </w:t>
-      </w:r>
-      <w:r>
-        <w:rPr>
-          <w:rFonts w:ascii="Consolas" w:hAnsi="Consolas" w:eastAsia="Consolas"/>
-          <w:b w:val="0"/>
-          <w:sz w:val="19"/>
-        </w:rPr>
-        <w:t>1</w:t>
-      </w:r>
-      <w:r>
-        <w:rPr>
-          <w:b w:val="0"/>
-          <w:i w:val="0"/>
-        </w:rPr>
-        <w:t xml:space="preserve"> for an </w:t>
-      </w:r>
-      <w:r>
-        <w:rPr>
-          <w:rFonts w:ascii="Consolas" w:hAnsi="Consolas" w:eastAsia="Consolas"/>
-          <w:b w:val="0"/>
-          <w:sz w:val="19"/>
-        </w:rPr>
-        <w:t>int</w:t>
-      </w:r>
-      <w:r>
-        <w:rPr>
-          <w:b w:val="0"/>
-          <w:i w:val="0"/>
-        </w:rPr>
-        <w:t xml:space="preserve"> field. Set </w:t>
-      </w:r>
-      <w:r>
-        <w:rPr>
-          <w:rFonts w:ascii="Consolas" w:hAnsi="Consolas" w:eastAsia="Consolas"/>
-          <w:b w:val="0"/>
-          <w:sz w:val="19"/>
-        </w:rPr>
-        <w:t>ConfigDict(strict=True)</w:t>
-      </w:r>
-      <w:r>
-        <w:rPr>
-          <w:b w:val="0"/>
-          <w:i w:val="0"/>
-        </w:rPr>
-        <w:t xml:space="preserve"> when inputs must already have the right type.</w:t>
+      <w:pPr>
+        <w:pStyle w:val="ListBullet"/>
+      </w:pPr>
+      <w:r>
+        <w:rPr>
+          <w:b w:val="0"/>
+          <w:i w:val="0"/>
+        </w:rPr>
+        <w:t>import pandera.pandas as pa is the documented import for pandas schemas. (search-only: pandera documentation (docs site not reachable from this environment).)</w:t>
       </w:r>
     </w:p>
     <w:p>
-      <w:r>
-        <w:rPr>
-          <w:b w:val="0"/>
-          <w:i w:val="0"/>
-        </w:rPr>
-        <w:t xml:space="preserve">One gap: </w:t>
-      </w:r>
-      <w:r>
-        <w:rPr>
-          <w:rFonts w:ascii="Consolas" w:hAnsi="Consolas" w:eastAsia="Consolas"/>
-          <w:b w:val="0"/>
-          <w:sz w:val="19"/>
-        </w:rPr>
-        <w:t>model_copy(update={...})</w:t>
-      </w:r>
-      <w:r>
-        <w:rPr>
-          <w:b w:val="0"/>
-          <w:i w:val="0"/>
-        </w:rPr>
-        <w:t xml:space="preserve"> does </w:t>
-      </w:r>
-      <w:r>
-        <w:rPr>
-          <w:b/>
-          <w:i w:val="0"/>
-        </w:rPr>
-        <w:t>not</w:t>
-      </w:r>
-      <w:r>
-        <w:rPr>
-          <w:b w:val="0"/>
-          <w:i w:val="0"/>
-        </w:rPr>
-        <w:t xml:space="preserve"> validate. </w:t>
-      </w:r>
-      <w:r>
-        <w:rPr>
-          <w:rFonts w:ascii="Consolas" w:hAnsi="Consolas" w:eastAsia="Consolas"/>
-          <w:b w:val="0"/>
-          <w:sz w:val="19"/>
-        </w:rPr>
-        <w:t>cfg.model_copy(update={"min_base": -1})</w:t>
-      </w:r>
-      <w:r>
-        <w:rPr>
-          <w:b w:val="0"/>
-          <w:i w:val="0"/>
-        </w:rPr>
-        <w:t xml:space="preserve"> returns a config with </w:t>
-      </w:r>
-      <w:r>
-        <w:rPr>
-          <w:rFonts w:ascii="Consolas" w:hAnsi="Consolas" w:eastAsia="Consolas"/>
-          <w:b w:val="0"/>
-          <w:sz w:val="19"/>
-        </w:rPr>
-        <w:t>min_base = -1</w:t>
-      </w:r>
-      <w:r>
-        <w:rPr>
-          <w:b w:val="0"/>
-          <w:i w:val="0"/>
-        </w:rPr>
-        <w:t xml:space="preserve">. To change a validated model, build a new one: </w:t>
-      </w:r>
-      <w:r>
-        <w:rPr>
-          <w:rFonts w:ascii="Consolas" w:hAnsi="Consolas" w:eastAsia="Consolas"/>
-          <w:b w:val="0"/>
-          <w:sz w:val="19"/>
-        </w:rPr>
-        <w:t>WeightingConfig.model_validate({**cfg.model_dump(), "min_base": 30})</w:t>
-      </w:r>
-      <w:r>
-        <w:rPr>
-          <w:b w:val="0"/>
-          <w:i w:val="0"/>
-        </w:rPr>
-        <w:t>.</w:t>
-      </w:r>
-    </w:p>
-    <w:p>
-      <w:r>
-        <w:rPr>
-          <w:b w:val="0"/>
-          <w:i w:val="0"/>
-        </w:rPr>
-        <w:t xml:space="preserve">Use pydantic for records and settings that arrive from outside: YAML, JSON, API payloads. Use pandera (lesson B5-L1) for whole DataFrames. For a list of records, </w:t>
-      </w:r>
-      <w:r>
-        <w:rPr>
-          <w:rFonts w:ascii="Consolas" w:hAnsi="Consolas" w:eastAsia="Consolas"/>
-          <w:b w:val="0"/>
-          <w:sz w:val="19"/>
-        </w:rPr>
-        <w:t>TypeAdapter(list[Model]).validate_python(rows)</w:t>
-      </w:r>
-      <w:r>
-        <w:rPr>
-          <w:b w:val="0"/>
-          <w:i w:val="0"/>
-        </w:rPr>
-        <w:t xml:space="preserve"> validates them in one call.</w:t>
+      <w:pPr>
+        <w:pStyle w:val="Heading3"/>
+      </w:pPr>
+      <w:r>
+        <w:t>B5-L2 pydantic models for config and input records</w:t>
       </w:r>
     </w:p>
     <w:p>
@@ -3869,7 +3206,7 @@
         <w:pStyle w:val="Heading4"/>
       </w:pPr>
       <w:r>
-        <w:t>Why it matters</w:t>
+        <w:t>Concept</w:t>
       </w:r>
     </w:p>
     <w:p>
@@ -3878,7 +3215,21 @@
           <w:b w:val="0"/>
           <w:i w:val="0"/>
         </w:rPr>
-        <w:t xml:space="preserve">A weighting config file had </w:t>
+        <w:t xml:space="preserve">A dataclass (lesson B2-L2) does not check types. </w:t>
+      </w:r>
+      <w:r>
+        <w:rPr>
+          <w:b/>
+          <w:i w:val="0"/>
+        </w:rPr>
+        <w:t>pydantic</w:t>
+      </w:r>
+      <w:r>
+        <w:rPr>
+          <w:b w:val="0"/>
+          <w:i w:val="0"/>
+        </w:rPr>
+        <w:t xml:space="preserve"> does. A </w:t>
       </w:r>
       <w:r>
         <w:rPr>
@@ -3886,14 +3237,14 @@
           <w:b w:val="0"/>
           <w:sz w:val="19"/>
         </w:rPr>
-        <w:t>cap: 0.5</w:t>
-      </w:r>
-      <w:r>
-        <w:rPr>
-          <w:b w:val="0"/>
-          <w:i w:val="0"/>
-        </w:rPr>
-        <w:t xml:space="preserve"> typed where </w:t>
+        <w:t>BaseModel</w:t>
+      </w:r>
+      <w:r>
+        <w:rPr>
+          <w:b w:val="0"/>
+          <w:i w:val="0"/>
+        </w:rPr>
+        <w:t xml:space="preserve"> validates and converts data when you build it, and raises one </w:t>
       </w:r>
       <w:r>
         <w:rPr>
@@ -3901,99 +3252,14 @@
           <w:b w:val="0"/>
           <w:sz w:val="19"/>
         </w:rPr>
-        <w:t>5</w:t>
-      </w:r>
-      <w:r>
-        <w:rPr>
-          <w:b w:val="0"/>
-          <w:i w:val="0"/>
-        </w:rPr>
-        <w:t xml:space="preserve"> was meant, and </w:t>
-      </w:r>
-      <w:r>
-        <w:rPr>
-          <w:rFonts w:ascii="Consolas" w:hAnsi="Consolas" w:eastAsia="Consolas"/>
-          <w:b w:val="0"/>
-          <w:sz w:val="19"/>
-        </w:rPr>
-        <w:t>minbase</w:t>
-      </w:r>
-      <w:r>
-        <w:rPr>
-          <w:b w:val="0"/>
-          <w:i w:val="0"/>
-        </w:rPr>
-        <w:t xml:space="preserve"> spelt without the underscore. The loader used a plain dict. The cap shrank every weight above 0.5 down to 0.5, which flattened the weighting, and </w:t>
-      </w:r>
-      <w:r>
-        <w:rPr>
-          <w:rFonts w:ascii="Consolas" w:hAnsi="Consolas" w:eastAsia="Consolas"/>
-          <w:b w:val="0"/>
-          <w:sz w:val="19"/>
-        </w:rPr>
-        <w:t>min_base</w:t>
-      </w:r>
-      <w:r>
-        <w:rPr>
-          <w:b w:val="0"/>
-          <w:i w:val="0"/>
-        </w:rPr>
-        <w:t xml:space="preserve"> stayed at its default. The report went out with unweighted-looking results.</w:t>
-      </w:r>
-    </w:p>
-    <w:p>
-      <w:r>
-        <w:rPr>
-          <w:rFonts w:ascii="Consolas" w:hAnsi="Consolas" w:eastAsia="Consolas"/>
-          <w:b w:val="0"/>
-          <w:sz w:val="19"/>
-        </w:rPr>
-        <w:t>WeightingConfig.model_validate</w:t>
-      </w:r>
-      <w:r>
-        <w:rPr>
-          <w:b w:val="0"/>
-          <w:i w:val="0"/>
-        </w:rPr>
-        <w:t xml:space="preserve"> with </w:t>
-      </w:r>
-      <w:r>
-        <w:rPr>
-          <w:rFonts w:ascii="Consolas" w:hAnsi="Consolas" w:eastAsia="Consolas"/>
-          <w:b w:val="0"/>
-          <w:sz w:val="19"/>
-        </w:rPr>
-        <w:t>gt=1.0</w:t>
-      </w:r>
-      <w:r>
-        <w:rPr>
-          <w:b w:val="0"/>
-          <w:i w:val="0"/>
-        </w:rPr>
-        <w:t xml:space="preserve"> and </w:t>
-      </w:r>
-      <w:r>
-        <w:rPr>
-          <w:rFonts w:ascii="Consolas" w:hAnsi="Consolas" w:eastAsia="Consolas"/>
-          <w:b w:val="0"/>
-          <w:sz w:val="19"/>
-        </w:rPr>
-        <w:t>extra="forbid"</w:t>
-      </w:r>
-      <w:r>
-        <w:rPr>
-          <w:b w:val="0"/>
-          <w:i w:val="0"/>
-        </w:rPr>
-        <w:t xml:space="preserve"> rejects both mistakes in one error message, before any data is read.</w:t>
-      </w:r>
-    </w:p>
-    <w:p>
-      <w:pPr>
-        <w:pStyle w:val="Heading4"/>
-      </w:pPr>
-      <w:r>
-        <w:t>Worked example: weak code</w:t>
+        <w:t>ValidationError</w:t>
+      </w:r>
+      <w:r>
+        <w:rPr>
+          <w:b w:val="0"/>
+          <w:i w:val="0"/>
+        </w:rPr>
+        <w:t xml:space="preserve"> that lists every problem. Examples use pydantic 2.12.</w:t>
       </w:r>
     </w:p>
     <w:tbl>
@@ -4031,7 +3297,7 @@
                 <w:b w:val="0"/>
                 <w:sz w:val="16"/>
               </w:rPr>
-              <w:t>def load_config(raw):</w:t>
+              <w:t>from pydantic import BaseModel, ConfigDict, Field</w:t>
             </w:r>
           </w:p>
           <w:p>
@@ -4054,7 +3320,7 @@
                 <w:b w:val="0"/>
                 <w:sz w:val="16"/>
               </w:rPr>
-              <w:t xml:space="preserve">    return {</w:t>
+              <w:t xml:space="preserve"> </w:t>
             </w:r>
           </w:p>
           <w:p>
@@ -4065,19 +3331,19 @@
             <w:r>
               <w:rPr>
                 <w:rFonts w:ascii="Consolas" w:hAnsi="Consolas" w:eastAsia="Consolas"/>
-                <w:b/>
+                <w:b w:val="0"/>
                 <w:color w:val="5B6875"/>
                 <w:sz w:val="16"/>
               </w:rPr>
-              <w:t xml:space="preserve"> [1]  </w:t>
-            </w:r>
-            <w:r>
-              <w:rPr>
-                <w:rFonts w:ascii="Consolas" w:hAnsi="Consolas" w:eastAsia="Consolas"/>
-                <w:b w:val="0"/>
-                <w:sz w:val="16"/>
-              </w:rPr>
-              <w:t xml:space="preserve">        "weight_col": raw.get("weight_col", "weight"),</w:t>
+              <w:t xml:space="preserve">   3  </w:t>
+            </w:r>
+            <w:r>
+              <w:rPr>
+                <w:rFonts w:ascii="Consolas" w:hAnsi="Consolas" w:eastAsia="Consolas"/>
+                <w:b w:val="0"/>
+                <w:sz w:val="16"/>
+              </w:rPr>
+              <w:t xml:space="preserve"> </w:t>
             </w:r>
           </w:p>
           <w:p>
@@ -4088,19 +3354,19 @@
             <w:r>
               <w:rPr>
                 <w:rFonts w:ascii="Consolas" w:hAnsi="Consolas" w:eastAsia="Consolas"/>
-                <w:b/>
+                <w:b w:val="0"/>
                 <w:color w:val="5B6875"/>
                 <w:sz w:val="16"/>
               </w:rPr>
-              <w:t xml:space="preserve"> [2]  </w:t>
-            </w:r>
-            <w:r>
-              <w:rPr>
-                <w:rFonts w:ascii="Consolas" w:hAnsi="Consolas" w:eastAsia="Consolas"/>
-                <w:b w:val="0"/>
-                <w:sz w:val="16"/>
-              </w:rPr>
-              <w:t xml:space="preserve">        "min_base": int(raw.get("min_base", 50)),</w:t>
+              <w:t xml:space="preserve">   4  </w:t>
+            </w:r>
+            <w:r>
+              <w:rPr>
+                <w:rFonts w:ascii="Consolas" w:hAnsi="Consolas" w:eastAsia="Consolas"/>
+                <w:b w:val="0"/>
+                <w:sz w:val="16"/>
+              </w:rPr>
+              <w:t>class WeightingConfig(BaseModel):</w:t>
             </w:r>
           </w:p>
           <w:p>
@@ -4111,19 +3377,19 @@
             <w:r>
               <w:rPr>
                 <w:rFonts w:ascii="Consolas" w:hAnsi="Consolas" w:eastAsia="Consolas"/>
-                <w:b/>
+                <w:b w:val="0"/>
                 <w:color w:val="5B6875"/>
                 <w:sz w:val="16"/>
               </w:rPr>
-              <w:t xml:space="preserve"> [3]  </w:t>
-            </w:r>
-            <w:r>
-              <w:rPr>
-                <w:rFonts w:ascii="Consolas" w:hAnsi="Consolas" w:eastAsia="Consolas"/>
-                <w:b w:val="0"/>
-                <w:sz w:val="16"/>
-              </w:rPr>
-              <w:t xml:space="preserve">        "cap": float(raw.get("cap", 5.0)),</w:t>
+              <w:t xml:space="preserve">   5  </w:t>
+            </w:r>
+            <w:r>
+              <w:rPr>
+                <w:rFonts w:ascii="Consolas" w:hAnsi="Consolas" w:eastAsia="Consolas"/>
+                <w:b w:val="0"/>
+                <w:sz w:val="16"/>
+              </w:rPr>
+              <w:t xml:space="preserve">    model_config = ConfigDict(extra="forbid", frozen=True)</w:t>
             </w:r>
           </w:p>
           <w:p>
@@ -4146,64 +3412,599 @@
                 <w:b w:val="0"/>
                 <w:sz w:val="16"/>
               </w:rPr>
-              <w:t xml:space="preserve">    }</w:t>
+              <w:t xml:space="preserve"> </w:t>
+            </w:r>
+          </w:p>
+          <w:p>
+            <w:pPr>
+              <w:spacing w:before="0" w:after="0" w:line="240" w:lineRule="auto"/>
+              <w:ind w:left="567" w:hanging="567"/>
+            </w:pPr>
+            <w:r>
+              <w:rPr>
+                <w:rFonts w:ascii="Consolas" w:hAnsi="Consolas" w:eastAsia="Consolas"/>
+                <w:b w:val="0"/>
+                <w:color w:val="5B6875"/>
+                <w:sz w:val="16"/>
+              </w:rPr>
+              <w:t xml:space="preserve">   7  </w:t>
+            </w:r>
+            <w:r>
+              <w:rPr>
+                <w:rFonts w:ascii="Consolas" w:hAnsi="Consolas" w:eastAsia="Consolas"/>
+                <w:b w:val="0"/>
+                <w:sz w:val="16"/>
+              </w:rPr>
+              <w:t xml:space="preserve">    weight_col: str</w:t>
+            </w:r>
+          </w:p>
+          <w:p>
+            <w:pPr>
+              <w:spacing w:before="0" w:after="0" w:line="240" w:lineRule="auto"/>
+              <w:ind w:left="567" w:hanging="567"/>
+            </w:pPr>
+            <w:r>
+              <w:rPr>
+                <w:rFonts w:ascii="Consolas" w:hAnsi="Consolas" w:eastAsia="Consolas"/>
+                <w:b w:val="0"/>
+                <w:color w:val="5B6875"/>
+                <w:sz w:val="16"/>
+              </w:rPr>
+              <w:t xml:space="preserve">   8  </w:t>
+            </w:r>
+            <w:r>
+              <w:rPr>
+                <w:rFonts w:ascii="Consolas" w:hAnsi="Consolas" w:eastAsia="Consolas"/>
+                <w:b w:val="0"/>
+                <w:sz w:val="16"/>
+              </w:rPr>
+              <w:t xml:space="preserve">    min_base: int = Field(default=50, gt=0)</w:t>
+            </w:r>
+          </w:p>
+          <w:p>
+            <w:pPr>
+              <w:spacing w:before="0" w:after="0" w:line="240" w:lineRule="auto"/>
+              <w:ind w:left="567" w:hanging="567"/>
+            </w:pPr>
+            <w:r>
+              <w:rPr>
+                <w:rFonts w:ascii="Consolas" w:hAnsi="Consolas" w:eastAsia="Consolas"/>
+                <w:b w:val="0"/>
+                <w:color w:val="5B6875"/>
+                <w:sz w:val="16"/>
+              </w:rPr>
+              <w:t xml:space="preserve">   9  </w:t>
+            </w:r>
+            <w:r>
+              <w:rPr>
+                <w:rFonts w:ascii="Consolas" w:hAnsi="Consolas" w:eastAsia="Consolas"/>
+                <w:b w:val="0"/>
+                <w:sz w:val="16"/>
+              </w:rPr>
+              <w:t xml:space="preserve">    cap: float = Field(default=5.0, gt=1.0)</w:t>
+            </w:r>
+          </w:p>
+          <w:p>
+            <w:pPr>
+              <w:spacing w:before="0" w:after="0" w:line="240" w:lineRule="auto"/>
+              <w:ind w:left="567" w:hanging="567"/>
+            </w:pPr>
+            <w:r>
+              <w:rPr>
+                <w:rFonts w:ascii="Consolas" w:hAnsi="Consolas" w:eastAsia="Consolas"/>
+                <w:b w:val="0"/>
+                <w:color w:val="5B6875"/>
+                <w:sz w:val="16"/>
+              </w:rPr>
+              <w:t xml:space="preserve">  10  </w:t>
+            </w:r>
+            <w:r>
+              <w:rPr>
+                <w:rFonts w:ascii="Consolas" w:hAnsi="Consolas" w:eastAsia="Consolas"/>
+                <w:b w:val="0"/>
+                <w:sz w:val="16"/>
+              </w:rPr>
+              <w:t xml:space="preserve"> </w:t>
+            </w:r>
+          </w:p>
+          <w:p>
+            <w:pPr>
+              <w:spacing w:before="0" w:after="0" w:line="240" w:lineRule="auto"/>
+              <w:ind w:left="567" w:hanging="567"/>
+            </w:pPr>
+            <w:r>
+              <w:rPr>
+                <w:rFonts w:ascii="Consolas" w:hAnsi="Consolas" w:eastAsia="Consolas"/>
+                <w:b w:val="0"/>
+                <w:color w:val="5B6875"/>
+                <w:sz w:val="16"/>
+              </w:rPr>
+              <w:t xml:space="preserve">  11  </w:t>
+            </w:r>
+            <w:r>
+              <w:rPr>
+                <w:rFonts w:ascii="Consolas" w:hAnsi="Consolas" w:eastAsia="Consolas"/>
+                <w:b w:val="0"/>
+                <w:sz w:val="16"/>
+              </w:rPr>
+              <w:t xml:space="preserve"> </w:t>
+            </w:r>
+          </w:p>
+          <w:p>
+            <w:pPr>
+              <w:spacing w:before="0" w:after="0" w:line="240" w:lineRule="auto"/>
+              <w:ind w:left="567" w:hanging="567"/>
+            </w:pPr>
+            <w:r>
+              <w:rPr>
+                <w:rFonts w:ascii="Consolas" w:hAnsi="Consolas" w:eastAsia="Consolas"/>
+                <w:b w:val="0"/>
+                <w:color w:val="5B6875"/>
+                <w:sz w:val="16"/>
+              </w:rPr>
+              <w:t xml:space="preserve">  12  </w:t>
+            </w:r>
+            <w:r>
+              <w:rPr>
+                <w:rFonts w:ascii="Consolas" w:hAnsi="Consolas" w:eastAsia="Consolas"/>
+                <w:b w:val="0"/>
+                <w:sz w:val="16"/>
+              </w:rPr>
+              <w:t>cfg = WeightingConfig.model_validate(yaml.safe_load(text))</w:t>
             </w:r>
           </w:p>
         </w:tc>
       </w:tr>
     </w:tbl>
+    <w:p/>
     <w:p>
       <w:pPr>
-        <w:pStyle w:val="ListNumber"/>
+        <w:pStyle w:val="ListBullet"/>
       </w:pPr>
       <w:r>
         <w:rPr>
-          <w:b/>
-        </w:rPr>
-        <w:t xml:space="preserve">Line 3. </w:t>
-      </w:r>
-      <w:r>
-        <w:rPr>
-          <w:b w:val="0"/>
-          <w:i w:val="0"/>
-        </w:rPr>
-        <w:t>A missing key falls back to a guess.</w:t>
+          <w:rFonts w:ascii="Consolas" w:hAnsi="Consolas" w:eastAsia="Consolas"/>
+          <w:b w:val="0"/>
+          <w:sz w:val="19"/>
+        </w:rPr>
+        <w:t>Field(gt=0, le=10)</w:t>
+      </w:r>
+      <w:r>
+        <w:rPr>
+          <w:b w:val="0"/>
+          <w:i w:val="0"/>
+        </w:rPr>
+        <w:t xml:space="preserve"> adds bounds. </w:t>
+      </w:r>
+      <w:r>
+        <w:rPr>
+          <w:rFonts w:ascii="Consolas" w:hAnsi="Consolas" w:eastAsia="Consolas"/>
+          <w:b w:val="0"/>
+          <w:sz w:val="19"/>
+        </w:rPr>
+        <w:t>@field_validator("name")</w:t>
+      </w:r>
+      <w:r>
+        <w:rPr>
+          <w:b w:val="0"/>
+          <w:i w:val="0"/>
+        </w:rPr>
+        <w:t xml:space="preserve"> adds your own rule.</w:t>
       </w:r>
     </w:p>
     <w:p>
       <w:pPr>
-        <w:pStyle w:val="ListNumber"/>
+        <w:pStyle w:val="ListBullet"/>
       </w:pPr>
       <w:r>
         <w:rPr>
-          <w:b/>
-        </w:rPr>
-        <w:t xml:space="preserve">Line 4. </w:t>
-      </w:r>
-      <w:r>
-        <w:rPr>
-          <w:b w:val="0"/>
-          <w:i w:val="0"/>
-        </w:rPr>
-        <w:t>A typo such as minbase is ignored. int() accepts negatives.</w:t>
+          <w:rFonts w:ascii="Consolas" w:hAnsi="Consolas" w:eastAsia="Consolas"/>
+          <w:b w:val="0"/>
+          <w:sz w:val="19"/>
+        </w:rPr>
+        <w:t>extra="forbid"</w:t>
+      </w:r>
+      <w:r>
+        <w:rPr>
+          <w:b w:val="0"/>
+          <w:i w:val="0"/>
+        </w:rPr>
+        <w:t xml:space="preserve"> rejects unknown keys, so </w:t>
+      </w:r>
+      <w:r>
+        <w:rPr>
+          <w:rFonts w:ascii="Consolas" w:hAnsi="Consolas" w:eastAsia="Consolas"/>
+          <w:b w:val="0"/>
+          <w:sz w:val="19"/>
+        </w:rPr>
+        <w:t>minbase: 30</w:t>
+      </w:r>
+      <w:r>
+        <w:rPr>
+          <w:b w:val="0"/>
+          <w:i w:val="0"/>
+        </w:rPr>
+        <w:t xml:space="preserve"> in a YAML file fails instead of being ignored. The default, </w:t>
+      </w:r>
+      <w:r>
+        <w:rPr>
+          <w:rFonts w:ascii="Consolas" w:hAnsi="Consolas" w:eastAsia="Consolas"/>
+          <w:b w:val="0"/>
+          <w:sz w:val="19"/>
+        </w:rPr>
+        <w:t>"ignore"</w:t>
+      </w:r>
+      <w:r>
+        <w:rPr>
+          <w:b w:val="0"/>
+          <w:i w:val="0"/>
+        </w:rPr>
+        <w:t>, drops them silently.</w:t>
       </w:r>
     </w:p>
     <w:p>
       <w:pPr>
-        <w:pStyle w:val="ListNumber"/>
+        <w:pStyle w:val="ListBullet"/>
       </w:pPr>
       <w:r>
         <w:rPr>
+          <w:rFonts w:ascii="Consolas" w:hAnsi="Consolas" w:eastAsia="Consolas"/>
+          <w:b w:val="0"/>
+          <w:sz w:val="19"/>
+        </w:rPr>
+        <w:t>frozen=True</w:t>
+      </w:r>
+      <w:r>
+        <w:rPr>
+          <w:b w:val="0"/>
+          <w:i w:val="0"/>
+        </w:rPr>
+        <w:t xml:space="preserve"> rejects assignment after construction.</w:t>
+      </w:r>
+    </w:p>
+    <w:p>
+      <w:pPr>
+        <w:pStyle w:val="ListBullet"/>
+      </w:pPr>
+      <w:r>
+        <w:rPr>
+          <w:rFonts w:ascii="Consolas" w:hAnsi="Consolas" w:eastAsia="Consolas"/>
+          <w:b w:val="0"/>
+          <w:sz w:val="19"/>
+        </w:rPr>
+        <w:t>e.errors()</w:t>
+      </w:r>
+      <w:r>
+        <w:rPr>
+          <w:b w:val="0"/>
+          <w:i w:val="0"/>
+        </w:rPr>
+        <w:t xml:space="preserve"> returns a list of dicts with </w:t>
+      </w:r>
+      <w:r>
+        <w:rPr>
+          <w:rFonts w:ascii="Consolas" w:hAnsi="Consolas" w:eastAsia="Consolas"/>
+          <w:b w:val="0"/>
+          <w:sz w:val="19"/>
+        </w:rPr>
+        <w:t>loc</w:t>
+      </w:r>
+      <w:r>
+        <w:rPr>
+          <w:b w:val="0"/>
+          <w:i w:val="0"/>
+        </w:rPr>
+        <w:t xml:space="preserve">, </w:t>
+      </w:r>
+      <w:r>
+        <w:rPr>
+          <w:rFonts w:ascii="Consolas" w:hAnsi="Consolas" w:eastAsia="Consolas"/>
+          <w:b w:val="0"/>
+          <w:sz w:val="19"/>
+        </w:rPr>
+        <w:t>type</w:t>
+      </w:r>
+      <w:r>
+        <w:rPr>
+          <w:b w:val="0"/>
+          <w:i w:val="0"/>
+        </w:rPr>
+        <w:t xml:space="preserve"> and </w:t>
+      </w:r>
+      <w:r>
+        <w:rPr>
+          <w:rFonts w:ascii="Consolas" w:hAnsi="Consolas" w:eastAsia="Consolas"/>
+          <w:b w:val="0"/>
+          <w:sz w:val="19"/>
+        </w:rPr>
+        <w:t>msg</w:t>
+      </w:r>
+      <w:r>
+        <w:rPr>
+          <w:b w:val="0"/>
+          <w:i w:val="0"/>
+        </w:rPr>
+        <w:t>. Log it as structured data.</w:t>
+      </w:r>
+    </w:p>
+    <w:p>
+      <w:r>
+        <w:rPr>
+          <w:b w:val="0"/>
+          <w:i w:val="0"/>
+        </w:rPr>
+        <w:t xml:space="preserve">pydantic runs in </w:t>
+      </w:r>
+      <w:r>
+        <w:rPr>
           <w:b/>
-        </w:rPr>
-        <w:t xml:space="preserve">Line 5. </w:t>
-      </w:r>
-      <w:r>
-        <w:rPr>
-          <w:b w:val="0"/>
-          <w:i w:val="0"/>
-        </w:rPr>
-        <w:t>No bounds: 0.5 passes.</w:t>
+          <w:i w:val="0"/>
+        </w:rPr>
+        <w:t>lax mode</w:t>
+      </w:r>
+      <w:r>
+        <w:rPr>
+          <w:b w:val="0"/>
+          <w:i w:val="0"/>
+        </w:rPr>
+        <w:t xml:space="preserve"> by default. It converts </w:t>
+      </w:r>
+      <w:r>
+        <w:rPr>
+          <w:rFonts w:ascii="Consolas" w:hAnsi="Consolas" w:eastAsia="Consolas"/>
+          <w:b w:val="0"/>
+          <w:sz w:val="19"/>
+        </w:rPr>
+        <w:t>"30"</w:t>
+      </w:r>
+      <w:r>
+        <w:rPr>
+          <w:b w:val="0"/>
+          <w:i w:val="0"/>
+        </w:rPr>
+        <w:t xml:space="preserve"> to </w:t>
+      </w:r>
+      <w:r>
+        <w:rPr>
+          <w:rFonts w:ascii="Consolas" w:hAnsi="Consolas" w:eastAsia="Consolas"/>
+          <w:b w:val="0"/>
+          <w:sz w:val="19"/>
+        </w:rPr>
+        <w:t>30</w:t>
+      </w:r>
+      <w:r>
+        <w:rPr>
+          <w:b w:val="0"/>
+          <w:i w:val="0"/>
+        </w:rPr>
+        <w:t xml:space="preserve"> and </w:t>
+      </w:r>
+      <w:r>
+        <w:rPr>
+          <w:rFonts w:ascii="Consolas" w:hAnsi="Consolas" w:eastAsia="Consolas"/>
+          <w:b w:val="0"/>
+          <w:sz w:val="19"/>
+        </w:rPr>
+        <w:t>30.0</w:t>
+      </w:r>
+      <w:r>
+        <w:rPr>
+          <w:b w:val="0"/>
+          <w:i w:val="0"/>
+        </w:rPr>
+        <w:t xml:space="preserve"> to </w:t>
+      </w:r>
+      <w:r>
+        <w:rPr>
+          <w:rFonts w:ascii="Consolas" w:hAnsi="Consolas" w:eastAsia="Consolas"/>
+          <w:b w:val="0"/>
+          <w:sz w:val="19"/>
+        </w:rPr>
+        <w:t>30</w:t>
+      </w:r>
+      <w:r>
+        <w:rPr>
+          <w:b w:val="0"/>
+          <w:i w:val="0"/>
+        </w:rPr>
+        <w:t xml:space="preserve">, but rejects </w:t>
+      </w:r>
+      <w:r>
+        <w:rPr>
+          <w:rFonts w:ascii="Consolas" w:hAnsi="Consolas" w:eastAsia="Consolas"/>
+          <w:b w:val="0"/>
+          <w:sz w:val="19"/>
+        </w:rPr>
+        <w:t>"thirty"</w:t>
+      </w:r>
+      <w:r>
+        <w:rPr>
+          <w:b w:val="0"/>
+          <w:i w:val="0"/>
+        </w:rPr>
+        <w:t xml:space="preserve"> and </w:t>
+      </w:r>
+      <w:r>
+        <w:rPr>
+          <w:rFonts w:ascii="Consolas" w:hAnsi="Consolas" w:eastAsia="Consolas"/>
+          <w:b w:val="0"/>
+          <w:sz w:val="19"/>
+        </w:rPr>
+        <w:t>30.5</w:t>
+      </w:r>
+      <w:r>
+        <w:rPr>
+          <w:b w:val="0"/>
+          <w:i w:val="0"/>
+        </w:rPr>
+        <w:t xml:space="preserve">. It also converts </w:t>
+      </w:r>
+      <w:r>
+        <w:rPr>
+          <w:rFonts w:ascii="Consolas" w:hAnsi="Consolas" w:eastAsia="Consolas"/>
+          <w:b w:val="0"/>
+          <w:sz w:val="19"/>
+        </w:rPr>
+        <w:t>True</w:t>
+      </w:r>
+      <w:r>
+        <w:rPr>
+          <w:b w:val="0"/>
+          <w:i w:val="0"/>
+        </w:rPr>
+        <w:t xml:space="preserve"> to </w:t>
+      </w:r>
+      <w:r>
+        <w:rPr>
+          <w:rFonts w:ascii="Consolas" w:hAnsi="Consolas" w:eastAsia="Consolas"/>
+          <w:b w:val="0"/>
+          <w:sz w:val="19"/>
+        </w:rPr>
+        <w:t>1</w:t>
+      </w:r>
+      <w:r>
+        <w:rPr>
+          <w:b w:val="0"/>
+          <w:i w:val="0"/>
+        </w:rPr>
+        <w:t xml:space="preserve"> for an </w:t>
+      </w:r>
+      <w:r>
+        <w:rPr>
+          <w:rFonts w:ascii="Consolas" w:hAnsi="Consolas" w:eastAsia="Consolas"/>
+          <w:b w:val="0"/>
+          <w:sz w:val="19"/>
+        </w:rPr>
+        <w:t>int</w:t>
+      </w:r>
+      <w:r>
+        <w:rPr>
+          <w:b w:val="0"/>
+          <w:i w:val="0"/>
+        </w:rPr>
+        <w:t xml:space="preserve"> field. Set </w:t>
+      </w:r>
+      <w:r>
+        <w:rPr>
+          <w:rFonts w:ascii="Consolas" w:hAnsi="Consolas" w:eastAsia="Consolas"/>
+          <w:b w:val="0"/>
+          <w:sz w:val="19"/>
+        </w:rPr>
+        <w:t>ConfigDict(strict=True)</w:t>
+      </w:r>
+      <w:r>
+        <w:rPr>
+          <w:b w:val="0"/>
+          <w:i w:val="0"/>
+        </w:rPr>
+        <w:t xml:space="preserve"> when inputs must already have the right type.</w:t>
+      </w:r>
+    </w:p>
+    <w:p>
+      <w:r>
+        <w:rPr>
+          <w:b w:val="0"/>
+          <w:i w:val="0"/>
+        </w:rPr>
+        <w:t xml:space="preserve">One gap: </w:t>
+      </w:r>
+      <w:r>
+        <w:rPr>
+          <w:rFonts w:ascii="Consolas" w:hAnsi="Consolas" w:eastAsia="Consolas"/>
+          <w:b w:val="0"/>
+          <w:sz w:val="19"/>
+        </w:rPr>
+        <w:t>model_copy(update={...})</w:t>
+      </w:r>
+      <w:r>
+        <w:rPr>
+          <w:b w:val="0"/>
+          <w:i w:val="0"/>
+        </w:rPr>
+        <w:t xml:space="preserve"> does </w:t>
+      </w:r>
+      <w:r>
+        <w:rPr>
+          <w:b/>
+          <w:i w:val="0"/>
+        </w:rPr>
+        <w:t>not</w:t>
+      </w:r>
+      <w:r>
+        <w:rPr>
+          <w:b w:val="0"/>
+          <w:i w:val="0"/>
+        </w:rPr>
+        <w:t xml:space="preserve"> validate. </w:t>
+      </w:r>
+      <w:r>
+        <w:rPr>
+          <w:rFonts w:ascii="Consolas" w:hAnsi="Consolas" w:eastAsia="Consolas"/>
+          <w:b w:val="0"/>
+          <w:sz w:val="19"/>
+        </w:rPr>
+        <w:t>cfg.model_copy(update={"min_base": -1})</w:t>
+      </w:r>
+      <w:r>
+        <w:rPr>
+          <w:b w:val="0"/>
+          <w:i w:val="0"/>
+        </w:rPr>
+        <w:t xml:space="preserve"> returns a config with </w:t>
+      </w:r>
+      <w:r>
+        <w:rPr>
+          <w:rFonts w:ascii="Consolas" w:hAnsi="Consolas" w:eastAsia="Consolas"/>
+          <w:b w:val="0"/>
+          <w:sz w:val="19"/>
+        </w:rPr>
+        <w:t>min_base = -1</w:t>
+      </w:r>
+      <w:r>
+        <w:rPr>
+          <w:b w:val="0"/>
+          <w:i w:val="0"/>
+        </w:rPr>
+        <w:t xml:space="preserve">. To change a validated model, build a new one: </w:t>
+      </w:r>
+      <w:r>
+        <w:rPr>
+          <w:rFonts w:ascii="Consolas" w:hAnsi="Consolas" w:eastAsia="Consolas"/>
+          <w:b w:val="0"/>
+          <w:sz w:val="19"/>
+        </w:rPr>
+        <w:t>WeightingConfig.model_validate({**cfg.model_dump(), "min_base": 30})</w:t>
+      </w:r>
+      <w:r>
+        <w:rPr>
+          <w:b w:val="0"/>
+          <w:i w:val="0"/>
+        </w:rPr>
+        <w:t>.</w:t>
+      </w:r>
+    </w:p>
+    <w:p>
+      <w:r>
+        <w:rPr>
+          <w:b w:val="0"/>
+          <w:i w:val="0"/>
+        </w:rPr>
+        <w:t xml:space="preserve">Use pydantic for records and settings that arrive from outside: YAML, JSON, API payloads. Use pandera (lesson B5-L1) for whole DataFrames. For a list of records, </w:t>
+      </w:r>
+      <w:r>
+        <w:rPr>
+          <w:rFonts w:ascii="Consolas" w:hAnsi="Consolas" w:eastAsia="Consolas"/>
+          <w:b w:val="0"/>
+          <w:sz w:val="19"/>
+        </w:rPr>
+        <w:t>TypeAdapter(list[Model]).validate_python(rows)</w:t>
+      </w:r>
+      <w:r>
+        <w:rPr>
+          <w:b w:val="0"/>
+          <w:i w:val="0"/>
+        </w:rPr>
+        <w:t xml:space="preserve"> validates them in one call.</w:t>
       </w:r>
     </w:p>
     <w:p>
@@ -4211,7 +4012,131 @@
         <w:pStyle w:val="Heading4"/>
       </w:pPr>
       <w:r>
-        <w:t>Worked example: strong code</w:t>
+        <w:t>Why it matters</w:t>
+      </w:r>
+    </w:p>
+    <w:p>
+      <w:r>
+        <w:rPr>
+          <w:b w:val="0"/>
+          <w:i w:val="0"/>
+        </w:rPr>
+        <w:t xml:space="preserve">A weighting config file had </w:t>
+      </w:r>
+      <w:r>
+        <w:rPr>
+          <w:rFonts w:ascii="Consolas" w:hAnsi="Consolas" w:eastAsia="Consolas"/>
+          <w:b w:val="0"/>
+          <w:sz w:val="19"/>
+        </w:rPr>
+        <w:t>cap: 0.5</w:t>
+      </w:r>
+      <w:r>
+        <w:rPr>
+          <w:b w:val="0"/>
+          <w:i w:val="0"/>
+        </w:rPr>
+        <w:t xml:space="preserve"> typed where </w:t>
+      </w:r>
+      <w:r>
+        <w:rPr>
+          <w:rFonts w:ascii="Consolas" w:hAnsi="Consolas" w:eastAsia="Consolas"/>
+          <w:b w:val="0"/>
+          <w:sz w:val="19"/>
+        </w:rPr>
+        <w:t>5</w:t>
+      </w:r>
+      <w:r>
+        <w:rPr>
+          <w:b w:val="0"/>
+          <w:i w:val="0"/>
+        </w:rPr>
+        <w:t xml:space="preserve"> was meant, and </w:t>
+      </w:r>
+      <w:r>
+        <w:rPr>
+          <w:rFonts w:ascii="Consolas" w:hAnsi="Consolas" w:eastAsia="Consolas"/>
+          <w:b w:val="0"/>
+          <w:sz w:val="19"/>
+        </w:rPr>
+        <w:t>minbase</w:t>
+      </w:r>
+      <w:r>
+        <w:rPr>
+          <w:b w:val="0"/>
+          <w:i w:val="0"/>
+        </w:rPr>
+        <w:t xml:space="preserve"> spelt without the underscore. The loader used a plain dict. The cap shrank every weight above 0.5 down to 0.5, which flattened the weighting, and </w:t>
+      </w:r>
+      <w:r>
+        <w:rPr>
+          <w:rFonts w:ascii="Consolas" w:hAnsi="Consolas" w:eastAsia="Consolas"/>
+          <w:b w:val="0"/>
+          <w:sz w:val="19"/>
+        </w:rPr>
+        <w:t>min_base</w:t>
+      </w:r>
+      <w:r>
+        <w:rPr>
+          <w:b w:val="0"/>
+          <w:i w:val="0"/>
+        </w:rPr>
+        <w:t xml:space="preserve"> stayed at its default. The report went out with unweighted-looking results.</w:t>
+      </w:r>
+    </w:p>
+    <w:p>
+      <w:r>
+        <w:rPr>
+          <w:rFonts w:ascii="Consolas" w:hAnsi="Consolas" w:eastAsia="Consolas"/>
+          <w:b w:val="0"/>
+          <w:sz w:val="19"/>
+        </w:rPr>
+        <w:t>WeightingConfig.model_validate</w:t>
+      </w:r>
+      <w:r>
+        <w:rPr>
+          <w:b w:val="0"/>
+          <w:i w:val="0"/>
+        </w:rPr>
+        <w:t xml:space="preserve"> with </w:t>
+      </w:r>
+      <w:r>
+        <w:rPr>
+          <w:rFonts w:ascii="Consolas" w:hAnsi="Consolas" w:eastAsia="Consolas"/>
+          <w:b w:val="0"/>
+          <w:sz w:val="19"/>
+        </w:rPr>
+        <w:t>gt=1.0</w:t>
+      </w:r>
+      <w:r>
+        <w:rPr>
+          <w:b w:val="0"/>
+          <w:i w:val="0"/>
+        </w:rPr>
+        <w:t xml:space="preserve"> and </w:t>
+      </w:r>
+      <w:r>
+        <w:rPr>
+          <w:rFonts w:ascii="Consolas" w:hAnsi="Consolas" w:eastAsia="Consolas"/>
+          <w:b w:val="0"/>
+          <w:sz w:val="19"/>
+        </w:rPr>
+        <w:t>extra="forbid"</w:t>
+      </w:r>
+      <w:r>
+        <w:rPr>
+          <w:b w:val="0"/>
+          <w:i w:val="0"/>
+        </w:rPr>
+        <w:t xml:space="preserve"> rejects both mistakes in one error message, before any data is read.</w:t>
+      </w:r>
+    </w:p>
+    <w:p>
+      <w:pPr>
+        <w:pStyle w:val="Heading4"/>
+      </w:pPr>
+      <w:r>
+        <w:t>Worked example: weak code</w:t>
       </w:r>
     </w:p>
     <w:tbl>
@@ -4249,7 +4174,7 @@
                 <w:b w:val="0"/>
                 <w:sz w:val="16"/>
               </w:rPr>
-              <w:t>from pydantic import BaseModel, ConfigDict, Field</w:t>
+              <w:t>def load_config(raw):</w:t>
             </w:r>
           </w:p>
           <w:p>
@@ -4272,7 +4197,7 @@
                 <w:b w:val="0"/>
                 <w:sz w:val="16"/>
               </w:rPr>
-              <w:t xml:space="preserve"> </w:t>
+              <w:t xml:space="preserve">    return {</w:t>
             </w:r>
           </w:p>
           <w:p>
@@ -4283,19 +4208,19 @@
             <w:r>
               <w:rPr>
                 <w:rFonts w:ascii="Consolas" w:hAnsi="Consolas" w:eastAsia="Consolas"/>
-                <w:b w:val="0"/>
+                <w:b/>
                 <w:color w:val="5B6875"/>
                 <w:sz w:val="16"/>
               </w:rPr>
-              <w:t xml:space="preserve">   3  </w:t>
-            </w:r>
-            <w:r>
-              <w:rPr>
-                <w:rFonts w:ascii="Consolas" w:hAnsi="Consolas" w:eastAsia="Consolas"/>
-                <w:b w:val="0"/>
-                <w:sz w:val="16"/>
-              </w:rPr>
-              <w:t xml:space="preserve"> </w:t>
+              <w:t xml:space="preserve"> [1]  </w:t>
+            </w:r>
+            <w:r>
+              <w:rPr>
+                <w:rFonts w:ascii="Consolas" w:hAnsi="Consolas" w:eastAsia="Consolas"/>
+                <w:b w:val="0"/>
+                <w:sz w:val="16"/>
+              </w:rPr>
+              <w:t xml:space="preserve">        "weight_col": raw.get("weight_col", "weight"),</w:t>
             </w:r>
           </w:p>
           <w:p>
@@ -4306,19 +4231,19 @@
             <w:r>
               <w:rPr>
                 <w:rFonts w:ascii="Consolas" w:hAnsi="Consolas" w:eastAsia="Consolas"/>
-                <w:b w:val="0"/>
+                <w:b/>
                 <w:color w:val="5B6875"/>
                 <w:sz w:val="16"/>
               </w:rPr>
-              <w:t xml:space="preserve">   4  </w:t>
-            </w:r>
-            <w:r>
-              <w:rPr>
-                <w:rFonts w:ascii="Consolas" w:hAnsi="Consolas" w:eastAsia="Consolas"/>
-                <w:b w:val="0"/>
-                <w:sz w:val="16"/>
-              </w:rPr>
-              <w:t>class WeightingConfig(BaseModel):</w:t>
+              <w:t xml:space="preserve"> [2]  </w:t>
+            </w:r>
+            <w:r>
+              <w:rPr>
+                <w:rFonts w:ascii="Consolas" w:hAnsi="Consolas" w:eastAsia="Consolas"/>
+                <w:b w:val="0"/>
+                <w:sz w:val="16"/>
+              </w:rPr>
+              <w:t xml:space="preserve">        "min_base": int(raw.get("min_base", 50)),</w:t>
             </w:r>
           </w:p>
           <w:p>
@@ -4329,19 +4254,19 @@
             <w:r>
               <w:rPr>
                 <w:rFonts w:ascii="Consolas" w:hAnsi="Consolas" w:eastAsia="Consolas"/>
-                <w:b w:val="0"/>
+                <w:b/>
                 <w:color w:val="5B6875"/>
                 <w:sz w:val="16"/>
               </w:rPr>
-              <w:t xml:space="preserve">   5  </w:t>
-            </w:r>
-            <w:r>
-              <w:rPr>
-                <w:rFonts w:ascii="Consolas" w:hAnsi="Consolas" w:eastAsia="Consolas"/>
-                <w:b w:val="0"/>
-                <w:sz w:val="16"/>
-              </w:rPr>
-              <w:t xml:space="preserve">    """Settings for one weighting run, loaded from YAML."""</w:t>
+              <w:t xml:space="preserve"> [3]  </w:t>
+            </w:r>
+            <w:r>
+              <w:rPr>
+                <w:rFonts w:ascii="Consolas" w:hAnsi="Consolas" w:eastAsia="Consolas"/>
+                <w:b w:val="0"/>
+                <w:sz w:val="16"/>
+              </w:rPr>
+              <w:t xml:space="preserve">        "cap": float(raw.get("cap", 5.0)),</w:t>
             </w:r>
           </w:p>
           <w:p>
@@ -4364,329 +4289,7 @@
                 <w:b w:val="0"/>
                 <w:sz w:val="16"/>
               </w:rPr>
-              <w:t xml:space="preserve"> </w:t>
-            </w:r>
-          </w:p>
-          <w:p>
-            <w:pPr>
-              <w:spacing w:before="0" w:after="0" w:line="240" w:lineRule="auto"/>
-              <w:ind w:left="567" w:hanging="567"/>
-            </w:pPr>
-            <w:r>
-              <w:rPr>
-                <w:rFonts w:ascii="Consolas" w:hAnsi="Consolas" w:eastAsia="Consolas"/>
-                <w:b/>
-                <w:color w:val="5B6875"/>
-                <w:sz w:val="16"/>
-              </w:rPr>
-              <w:t xml:space="preserve"> [1]  </w:t>
-            </w:r>
-            <w:r>
-              <w:rPr>
-                <w:rFonts w:ascii="Consolas" w:hAnsi="Consolas" w:eastAsia="Consolas"/>
-                <w:b w:val="0"/>
-                <w:sz w:val="16"/>
-              </w:rPr>
-              <w:t xml:space="preserve">    model_config = ConfigDict(extra="forbid", frozen=True)</w:t>
-            </w:r>
-          </w:p>
-          <w:p>
-            <w:pPr>
-              <w:spacing w:before="0" w:after="0" w:line="240" w:lineRule="auto"/>
-              <w:ind w:left="567" w:hanging="567"/>
-            </w:pPr>
-            <w:r>
-              <w:rPr>
-                <w:rFonts w:ascii="Consolas" w:hAnsi="Consolas" w:eastAsia="Consolas"/>
-                <w:b w:val="0"/>
-                <w:color w:val="5B6875"/>
-                <w:sz w:val="16"/>
-              </w:rPr>
-              <w:t xml:space="preserve">   8  </w:t>
-            </w:r>
-            <w:r>
-              <w:rPr>
-                <w:rFonts w:ascii="Consolas" w:hAnsi="Consolas" w:eastAsia="Consolas"/>
-                <w:b w:val="0"/>
-                <w:sz w:val="16"/>
-              </w:rPr>
-              <w:t xml:space="preserve"> </w:t>
-            </w:r>
-          </w:p>
-          <w:p>
-            <w:pPr>
-              <w:spacing w:before="0" w:after="0" w:line="240" w:lineRule="auto"/>
-              <w:ind w:left="567" w:hanging="567"/>
-            </w:pPr>
-            <w:r>
-              <w:rPr>
-                <w:rFonts w:ascii="Consolas" w:hAnsi="Consolas" w:eastAsia="Consolas"/>
-                <w:b/>
-                <w:color w:val="5B6875"/>
-                <w:sz w:val="16"/>
-              </w:rPr>
-              <w:t xml:space="preserve"> [2]  </w:t>
-            </w:r>
-            <w:r>
-              <w:rPr>
-                <w:rFonts w:ascii="Consolas" w:hAnsi="Consolas" w:eastAsia="Consolas"/>
-                <w:b w:val="0"/>
-                <w:sz w:val="16"/>
-              </w:rPr>
-              <w:t xml:space="preserve">    weight_col: str</w:t>
-            </w:r>
-          </w:p>
-          <w:p>
-            <w:pPr>
-              <w:spacing w:before="0" w:after="0" w:line="240" w:lineRule="auto"/>
-              <w:ind w:left="567" w:hanging="567"/>
-            </w:pPr>
-            <w:r>
-              <w:rPr>
-                <w:rFonts w:ascii="Consolas" w:hAnsi="Consolas" w:eastAsia="Consolas"/>
-                <w:b w:val="0"/>
-                <w:color w:val="5B6875"/>
-                <w:sz w:val="16"/>
-              </w:rPr>
-              <w:t xml:space="preserve">  10  </w:t>
-            </w:r>
-            <w:r>
-              <w:rPr>
-                <w:rFonts w:ascii="Consolas" w:hAnsi="Consolas" w:eastAsia="Consolas"/>
-                <w:b w:val="0"/>
-                <w:sz w:val="16"/>
-              </w:rPr>
-              <w:t xml:space="preserve">    min_base: int = Field(default=50, gt=0)</w:t>
-            </w:r>
-          </w:p>
-          <w:p>
-            <w:pPr>
-              <w:spacing w:before="0" w:after="0" w:line="240" w:lineRule="auto"/>
-              <w:ind w:left="567" w:hanging="567"/>
-            </w:pPr>
-            <w:r>
-              <w:rPr>
-                <w:rFonts w:ascii="Consolas" w:hAnsi="Consolas" w:eastAsia="Consolas"/>
-                <w:b/>
-                <w:color w:val="5B6875"/>
-                <w:sz w:val="16"/>
-              </w:rPr>
-              <w:t xml:space="preserve"> [3]  </w:t>
-            </w:r>
-            <w:r>
-              <w:rPr>
-                <w:rFonts w:ascii="Consolas" w:hAnsi="Consolas" w:eastAsia="Consolas"/>
-                <w:b w:val="0"/>
-                <w:sz w:val="16"/>
-              </w:rPr>
-              <w:t xml:space="preserve">    cap: float = Field(default=5.0, gt=1.0)</w:t>
-            </w:r>
-          </w:p>
-          <w:p>
-            <w:pPr>
-              <w:spacing w:before="0" w:after="0" w:line="240" w:lineRule="auto"/>
-              <w:ind w:left="567" w:hanging="567"/>
-            </w:pPr>
-            <w:r>
-              <w:rPr>
-                <w:rFonts w:ascii="Consolas" w:hAnsi="Consolas" w:eastAsia="Consolas"/>
-                <w:b w:val="0"/>
-                <w:color w:val="5B6875"/>
-                <w:sz w:val="16"/>
-              </w:rPr>
-              <w:t xml:space="preserve">  12  </w:t>
-            </w:r>
-            <w:r>
-              <w:rPr>
-                <w:rFonts w:ascii="Consolas" w:hAnsi="Consolas" w:eastAsia="Consolas"/>
-                <w:b w:val="0"/>
-                <w:sz w:val="16"/>
-              </w:rPr>
-              <w:t xml:space="preserve"> </w:t>
-            </w:r>
-          </w:p>
-          <w:p>
-            <w:pPr>
-              <w:spacing w:before="0" w:after="0" w:line="240" w:lineRule="auto"/>
-              <w:ind w:left="567" w:hanging="567"/>
-            </w:pPr>
-            <w:r>
-              <w:rPr>
-                <w:rFonts w:ascii="Consolas" w:hAnsi="Consolas" w:eastAsia="Consolas"/>
-                <w:b w:val="0"/>
-                <w:color w:val="5B6875"/>
-                <w:sz w:val="16"/>
-              </w:rPr>
-              <w:t xml:space="preserve">  13  </w:t>
-            </w:r>
-            <w:r>
-              <w:rPr>
-                <w:rFonts w:ascii="Consolas" w:hAnsi="Consolas" w:eastAsia="Consolas"/>
-                <w:b w:val="0"/>
-                <w:sz w:val="16"/>
-              </w:rPr>
-              <w:t xml:space="preserve"> </w:t>
-            </w:r>
-          </w:p>
-          <w:p>
-            <w:pPr>
-              <w:spacing w:before="0" w:after="0" w:line="240" w:lineRule="auto"/>
-              <w:ind w:left="567" w:hanging="567"/>
-            </w:pPr>
-            <w:r>
-              <w:rPr>
-                <w:rFonts w:ascii="Consolas" w:hAnsi="Consolas" w:eastAsia="Consolas"/>
-                <w:b w:val="0"/>
-                <w:color w:val="5B6875"/>
-                <w:sz w:val="16"/>
-              </w:rPr>
-              <w:t xml:space="preserve">  14  </w:t>
-            </w:r>
-            <w:r>
-              <w:rPr>
-                <w:rFonts w:ascii="Consolas" w:hAnsi="Consolas" w:eastAsia="Consolas"/>
-                <w:b w:val="0"/>
-                <w:sz w:val="16"/>
-              </w:rPr>
-              <w:t>def load_config(raw: dict[str, object]) -&gt; WeightingConfig:</w:t>
-            </w:r>
-          </w:p>
-          <w:p>
-            <w:pPr>
-              <w:spacing w:before="0" w:after="0" w:line="240" w:lineRule="auto"/>
-              <w:ind w:left="567" w:hanging="567"/>
-            </w:pPr>
-            <w:r>
-              <w:rPr>
-                <w:rFonts w:ascii="Consolas" w:hAnsi="Consolas" w:eastAsia="Consolas"/>
-                <w:b w:val="0"/>
-                <w:color w:val="5B6875"/>
-                <w:sz w:val="16"/>
-              </w:rPr>
-              <w:t xml:space="preserve">  15  </w:t>
-            </w:r>
-            <w:r>
-              <w:rPr>
-                <w:rFonts w:ascii="Consolas" w:hAnsi="Consolas" w:eastAsia="Consolas"/>
-                <w:b w:val="0"/>
-                <w:sz w:val="16"/>
-              </w:rPr>
-              <w:t xml:space="preserve">    """Validate a parsed YAML mapping.</w:t>
-            </w:r>
-          </w:p>
-          <w:p>
-            <w:pPr>
-              <w:spacing w:before="0" w:after="0" w:line="240" w:lineRule="auto"/>
-              <w:ind w:left="567" w:hanging="567"/>
-            </w:pPr>
-            <w:r>
-              <w:rPr>
-                <w:rFonts w:ascii="Consolas" w:hAnsi="Consolas" w:eastAsia="Consolas"/>
-                <w:b w:val="0"/>
-                <w:color w:val="5B6875"/>
-                <w:sz w:val="16"/>
-              </w:rPr>
-              <w:t xml:space="preserve">  16  </w:t>
-            </w:r>
-            <w:r>
-              <w:rPr>
-                <w:rFonts w:ascii="Consolas" w:hAnsi="Consolas" w:eastAsia="Consolas"/>
-                <w:b w:val="0"/>
-                <w:sz w:val="16"/>
-              </w:rPr>
-              <w:t xml:space="preserve"> </w:t>
-            </w:r>
-          </w:p>
-          <w:p>
-            <w:pPr>
-              <w:spacing w:before="0" w:after="0" w:line="240" w:lineRule="auto"/>
-              <w:ind w:left="567" w:hanging="567"/>
-            </w:pPr>
-            <w:r>
-              <w:rPr>
-                <w:rFonts w:ascii="Consolas" w:hAnsi="Consolas" w:eastAsia="Consolas"/>
-                <w:b w:val="0"/>
-                <w:color w:val="5B6875"/>
-                <w:sz w:val="16"/>
-              </w:rPr>
-              <w:t xml:space="preserve">  17  </w:t>
-            </w:r>
-            <w:r>
-              <w:rPr>
-                <w:rFonts w:ascii="Consolas" w:hAnsi="Consolas" w:eastAsia="Consolas"/>
-                <w:b w:val="0"/>
-                <w:sz w:val="16"/>
-              </w:rPr>
-              <w:t xml:space="preserve">    Raises:</w:t>
-            </w:r>
-          </w:p>
-          <w:p>
-            <w:pPr>
-              <w:spacing w:before="0" w:after="0" w:line="240" w:lineRule="auto"/>
-              <w:ind w:left="567" w:hanging="567"/>
-            </w:pPr>
-            <w:r>
-              <w:rPr>
-                <w:rFonts w:ascii="Consolas" w:hAnsi="Consolas" w:eastAsia="Consolas"/>
-                <w:b w:val="0"/>
-                <w:color w:val="5B6875"/>
-                <w:sz w:val="16"/>
-              </w:rPr>
-              <w:t xml:space="preserve">  18  </w:t>
-            </w:r>
-            <w:r>
-              <w:rPr>
-                <w:rFonts w:ascii="Consolas" w:hAnsi="Consolas" w:eastAsia="Consolas"/>
-                <w:b w:val="0"/>
-                <w:sz w:val="16"/>
-              </w:rPr>
-              <w:t xml:space="preserve">        pydantic.ValidationError: Listing every invalid or unknown key.</w:t>
-            </w:r>
-          </w:p>
-          <w:p>
-            <w:pPr>
-              <w:spacing w:before="0" w:after="0" w:line="240" w:lineRule="auto"/>
-              <w:ind w:left="567" w:hanging="567"/>
-            </w:pPr>
-            <w:r>
-              <w:rPr>
-                <w:rFonts w:ascii="Consolas" w:hAnsi="Consolas" w:eastAsia="Consolas"/>
-                <w:b w:val="0"/>
-                <w:color w:val="5B6875"/>
-                <w:sz w:val="16"/>
-              </w:rPr>
-              <w:t xml:space="preserve">  19  </w:t>
-            </w:r>
-            <w:r>
-              <w:rPr>
-                <w:rFonts w:ascii="Consolas" w:hAnsi="Consolas" w:eastAsia="Consolas"/>
-                <w:b w:val="0"/>
-                <w:sz w:val="16"/>
-              </w:rPr>
-              <w:t xml:space="preserve">    """</w:t>
-            </w:r>
-          </w:p>
-          <w:p>
-            <w:pPr>
-              <w:spacing w:before="0" w:after="0" w:line="240" w:lineRule="auto"/>
-              <w:ind w:left="567" w:hanging="567"/>
-            </w:pPr>
-            <w:r>
-              <w:rPr>
-                <w:rFonts w:ascii="Consolas" w:hAnsi="Consolas" w:eastAsia="Consolas"/>
-                <w:b w:val="0"/>
-                <w:color w:val="5B6875"/>
-                <w:sz w:val="16"/>
-              </w:rPr>
-              <w:t xml:space="preserve">  20  </w:t>
-            </w:r>
-            <w:r>
-              <w:rPr>
-                <w:rFonts w:ascii="Consolas" w:hAnsi="Consolas" w:eastAsia="Consolas"/>
-                <w:b w:val="0"/>
-                <w:sz w:val="16"/>
-              </w:rPr>
-              <w:t xml:space="preserve">    return WeightingConfig.model_validate(raw)</w:t>
+              <w:t xml:space="preserve">    }</w:t>
             </w:r>
           </w:p>
         </w:tc>
@@ -4700,14 +4303,14 @@
         <w:rPr>
           <w:b/>
         </w:rPr>
-        <w:t xml:space="preserve">Line 7. </w:t>
-      </w:r>
-      <w:r>
-        <w:rPr>
-          <w:b w:val="0"/>
-          <w:i w:val="0"/>
-        </w:rPr>
-        <w:t>Unknown keys fail. No changes after loading.</w:t>
+        <w:t xml:space="preserve">Line 3. </w:t>
+      </w:r>
+      <w:r>
+        <w:rPr>
+          <w:b w:val="0"/>
+          <w:i w:val="0"/>
+        </w:rPr>
+        <w:t>A missing key falls back to a guess.</w:t>
       </w:r>
     </w:p>
     <w:p>
@@ -4718,14 +4321,14 @@
         <w:rPr>
           <w:b/>
         </w:rPr>
-        <w:t xml:space="preserve">Line 9. </w:t>
-      </w:r>
-      <w:r>
-        <w:rPr>
-          <w:b w:val="0"/>
-          <w:i w:val="0"/>
-        </w:rPr>
-        <w:t>Required: no default, so a missing key fails.</w:t>
+        <w:t xml:space="preserve">Line 4. </w:t>
+      </w:r>
+      <w:r>
+        <w:rPr>
+          <w:b w:val="0"/>
+          <w:i w:val="0"/>
+        </w:rPr>
+        <w:t>A typo such as minbase is ignored. int() accepts negatives.</w:t>
       </w:r>
     </w:p>
     <w:p>
@@ -4736,23 +4339,14 @@
         <w:rPr>
           <w:b/>
         </w:rPr>
-        <w:t xml:space="preserve">Line 11. </w:t>
-      </w:r>
-      <w:r>
-        <w:rPr>
-          <w:b w:val="0"/>
-          <w:i w:val="0"/>
-        </w:rPr>
-        <w:t>A bound that encodes what a cap means.</w:t>
-      </w:r>
-    </w:p>
-    <w:p>
-      <w:r>
-        <w:rPr>
-          <w:b w:val="0"/>
-          <w:i w:val="0"/>
-        </w:rPr>
-        <w:t>Validate external settings and records once, at the boundary, with every rule in the model.</w:t>
+        <w:t xml:space="preserve">Line 5. </w:t>
+      </w:r>
+      <w:r>
+        <w:rPr>
+          <w:b w:val="0"/>
+          <w:i w:val="0"/>
+        </w:rPr>
+        <w:t>No bounds: 0.5 passes.</w:t>
       </w:r>
     </w:p>
     <w:p>
@@ -4760,236 +4354,7 @@
         <w:pStyle w:val="Heading4"/>
       </w:pPr>
       <w:r>
-        <w:t>Recap card</w:t>
-      </w:r>
-    </w:p>
-    <w:p>
-      <w:pPr>
-        <w:pStyle w:val="ListBullet"/>
-      </w:pPr>
-      <w:r>
-        <w:rPr>
-          <w:b/>
-          <w:i w:val="0"/>
-        </w:rPr>
-        <w:t>pydantic extra keys, default behaviour</w:t>
-      </w:r>
-      <w:r>
-        <w:rPr>
-          <w:b w:val="0"/>
-          <w:i w:val="0"/>
-        </w:rPr>
-        <w:t xml:space="preserve"> Ignored silently. Use ConfigDict(extra="forbid") for config.</w:t>
-      </w:r>
-    </w:p>
-    <w:p>
-      <w:pPr>
-        <w:pStyle w:val="ListBullet"/>
-      </w:pPr>
-      <w:r>
-        <w:rPr>
-          <w:b/>
-          <w:i w:val="0"/>
-        </w:rPr>
-        <w:t>pydantic lax mode</w:t>
-      </w:r>
-      <w:r>
-        <w:rPr>
-          <w:b w:val="0"/>
-          <w:i w:val="0"/>
-        </w:rPr>
-        <w:t xml:space="preserve"> Converts "30" and 30.0 to 30, True to 1. Use strict=True to refuse conversions.</w:t>
-      </w:r>
-    </w:p>
-    <w:p>
-      <w:pPr>
-        <w:pStyle w:val="ListBullet"/>
-      </w:pPr>
-      <w:r>
-        <w:rPr>
-          <w:b/>
-          <w:i w:val="0"/>
-        </w:rPr>
-        <w:t>model_copy(update=...)</w:t>
-      </w:r>
-      <w:r>
-        <w:rPr>
-          <w:b w:val="0"/>
-          <w:i w:val="0"/>
-        </w:rPr>
-        <w:t xml:space="preserve"> Does not validate. Rebuild with model_validate({**m.model_dump(), ...}).</w:t>
-      </w:r>
-    </w:p>
-    <w:p>
-      <w:pPr>
-        <w:pStyle w:val="ListBullet"/>
-      </w:pPr>
-      <w:r>
-        <w:rPr>
-          <w:b/>
-          <w:i w:val="0"/>
-        </w:rPr>
-        <w:t>pydantic or pandera</w:t>
-      </w:r>
-      <w:r>
-        <w:rPr>
-          <w:b w:val="0"/>
-          <w:i w:val="0"/>
-        </w:rPr>
-        <w:t xml:space="preserve"> pydantic for records and settings from outside. pandera for whole DataFrames.</w:t>
-      </w:r>
-    </w:p>
-    <w:p>
-      <w:pPr>
-        <w:pStyle w:val="Heading4"/>
-      </w:pPr>
-      <w:r>
-        <w:t>Practice</w:t>
-      </w:r>
-    </w:p>
-    <w:p>
-      <w:pPr>
-        <w:pStyle w:val="Heading5"/>
-      </w:pPr>
-      <w:r>
-        <w:t>Exercise 1. Multiple choice (level 1)</w:t>
-      </w:r>
-    </w:p>
-    <w:p>
-      <w:r>
-        <w:rPr>
-          <w:b w:val="0"/>
-          <w:i w:val="0"/>
-        </w:rPr>
-        <w:t xml:space="preserve">A pydantic 2 model has the default config. A YAML file adds an unknown key </w:t>
-      </w:r>
-      <w:r>
-        <w:rPr>
-          <w:rFonts w:ascii="Consolas" w:hAnsi="Consolas" w:eastAsia="Consolas"/>
-          <w:b w:val="0"/>
-          <w:sz w:val="19"/>
-        </w:rPr>
-        <w:t>minbase: 30</w:t>
-      </w:r>
-      <w:r>
-        <w:rPr>
-          <w:b w:val="0"/>
-          <w:i w:val="0"/>
-        </w:rPr>
-        <w:t xml:space="preserve">. What happens on </w:t>
-      </w:r>
-      <w:r>
-        <w:rPr>
-          <w:rFonts w:ascii="Consolas" w:hAnsi="Consolas" w:eastAsia="Consolas"/>
-          <w:b w:val="0"/>
-          <w:sz w:val="19"/>
-        </w:rPr>
-        <w:t>model_validate</w:t>
-      </w:r>
-      <w:r>
-        <w:rPr>
-          <w:b w:val="0"/>
-          <w:i w:val="0"/>
-        </w:rPr>
-        <w:t>?</w:t>
-      </w:r>
-    </w:p>
-    <w:p>
-      <w:pPr>
-        <w:pStyle w:val="ListBullet"/>
-      </w:pPr>
-      <w:r>
-        <w:rPr>
-          <w:b w:val="0"/>
-          <w:i w:val="0"/>
-        </w:rPr>
-        <w:t>a) ValidationError: extra_forbidden</w:t>
-      </w:r>
-    </w:p>
-    <w:p>
-      <w:pPr>
-        <w:pStyle w:val="ListBullet"/>
-      </w:pPr>
-      <w:r>
-        <w:rPr>
-          <w:b w:val="0"/>
-          <w:i w:val="0"/>
-        </w:rPr>
-        <w:t>b) The key is ignored silently.</w:t>
-      </w:r>
-    </w:p>
-    <w:p>
-      <w:pPr>
-        <w:pStyle w:val="ListBullet"/>
-      </w:pPr>
-      <w:r>
-        <w:rPr>
-          <w:b w:val="0"/>
-          <w:i w:val="0"/>
-        </w:rPr>
-        <w:t>c) min_base is set to 30.</w:t>
-      </w:r>
-    </w:p>
-    <w:p>
-      <w:pPr>
-        <w:pStyle w:val="ListBullet"/>
-      </w:pPr>
-      <w:r>
-        <w:rPr>
-          <w:b w:val="0"/>
-          <w:i w:val="0"/>
-        </w:rPr>
-        <w:t>d) A warning is printed.</w:t>
-      </w:r>
-    </w:p>
-    <w:p>
-      <w:r>
-        <w:rPr>
-          <w:b/>
-          <w:i w:val="0"/>
-        </w:rPr>
-        <w:t>Why?</w:t>
-      </w:r>
-    </w:p>
-    <w:p>
-      <w:pPr>
-        <w:pStyle w:val="ListBullet"/>
-      </w:pPr>
-      <w:r>
-        <w:rPr>
-          <w:b w:val="0"/>
-          <w:i w:val="0"/>
-        </w:rPr>
-        <w:t>r1) The default extra setting is "ignore". Set extra="forbid" to reject unknown keys.</w:t>
-      </w:r>
-    </w:p>
-    <w:p>
-      <w:pPr>
-        <w:pStyle w:val="ListBullet"/>
-      </w:pPr>
-      <w:r>
-        <w:rPr>
-          <w:b w:val="0"/>
-          <w:i w:val="0"/>
-        </w:rPr>
-        <w:t>r2) pydantic never checks keys.</w:t>
-      </w:r>
-    </w:p>
-    <w:p>
-      <w:pPr>
-        <w:pStyle w:val="Heading5"/>
-      </w:pPr>
-      <w:r>
-        <w:t>Exercise 2. Predict the output (level 2)</w:t>
-      </w:r>
-    </w:p>
-    <w:p>
-      <w:r>
-        <w:rPr>
-          <w:b w:val="0"/>
-          <w:i w:val="0"/>
-        </w:rPr>
-        <w:t>What does this print? (pydantic 2.12)</w:t>
+        <w:t>Worked example: strong code</w:t>
       </w:r>
     </w:p>
     <w:tbl>
@@ -5027,7 +4392,7 @@
                 <w:b w:val="0"/>
                 <w:sz w:val="16"/>
               </w:rPr>
-              <w:t>from pydantic import BaseModel, Field</w:t>
+              <w:t>from pydantic import BaseModel, ConfigDict, Field</w:t>
             </w:r>
           </w:p>
           <w:p>
@@ -5096,7 +4461,7 @@
                 <w:b w:val="0"/>
                 <w:sz w:val="16"/>
               </w:rPr>
-              <w:t>class Cfg(BaseModel):</w:t>
+              <w:t>class WeightingConfig(BaseModel):</w:t>
             </w:r>
           </w:p>
           <w:p>
@@ -5119,7 +4484,7 @@
                 <w:b w:val="0"/>
                 <w:sz w:val="16"/>
               </w:rPr>
-              <w:t xml:space="preserve">    min_base: int = Field(default=50, gt=0)</w:t>
+              <w:t xml:space="preserve">    """Settings for one weighting run, loaded from YAML."""</w:t>
             </w:r>
           </w:p>
           <w:p>
@@ -5153,19 +4518,19 @@
             <w:r>
               <w:rPr>
                 <w:rFonts w:ascii="Consolas" w:hAnsi="Consolas" w:eastAsia="Consolas"/>
-                <w:b w:val="0"/>
+                <w:b/>
                 <w:color w:val="5B6875"/>
                 <w:sz w:val="16"/>
               </w:rPr>
-              <w:t xml:space="preserve">   7  </w:t>
-            </w:r>
-            <w:r>
-              <w:rPr>
-                <w:rFonts w:ascii="Consolas" w:hAnsi="Consolas" w:eastAsia="Consolas"/>
-                <w:b w:val="0"/>
-                <w:sz w:val="16"/>
-              </w:rPr>
-              <w:t xml:space="preserve"> </w:t>
+              <w:t xml:space="preserve"> [1]  </w:t>
+            </w:r>
+            <w:r>
+              <w:rPr>
+                <w:rFonts w:ascii="Consolas" w:hAnsi="Consolas" w:eastAsia="Consolas"/>
+                <w:b w:val="0"/>
+                <w:sz w:val="16"/>
+              </w:rPr>
+              <w:t xml:space="preserve">    model_config = ConfigDict(extra="forbid", frozen=True)</w:t>
             </w:r>
           </w:p>
           <w:p>
@@ -5188,7 +4553,7 @@
                 <w:b w:val="0"/>
                 <w:sz w:val="16"/>
               </w:rPr>
-              <w:t>cfg = Cfg(min_base="30")</w:t>
+              <w:t xml:space="preserve"> </w:t>
             </w:r>
           </w:p>
           <w:p>
@@ -5199,31 +4564,438 @@
             <w:r>
               <w:rPr>
                 <w:rFonts w:ascii="Consolas" w:hAnsi="Consolas" w:eastAsia="Consolas"/>
-                <w:b w:val="0"/>
+                <w:b/>
                 <w:color w:val="5B6875"/>
                 <w:sz w:val="16"/>
               </w:rPr>
-              <w:t xml:space="preserve">   9  </w:t>
-            </w:r>
-            <w:r>
-              <w:rPr>
-                <w:rFonts w:ascii="Consolas" w:hAnsi="Consolas" w:eastAsia="Consolas"/>
-                <w:b w:val="0"/>
-                <w:sz w:val="16"/>
-              </w:rPr>
-              <w:t>print(cfg.model_copy(update={"min_base": -1}).min_base)</w:t>
+              <w:t xml:space="preserve"> [2]  </w:t>
+            </w:r>
+            <w:r>
+              <w:rPr>
+                <w:rFonts w:ascii="Consolas" w:hAnsi="Consolas" w:eastAsia="Consolas"/>
+                <w:b w:val="0"/>
+                <w:sz w:val="16"/>
+              </w:rPr>
+              <w:t xml:space="preserve">    weight_col: str</w:t>
+            </w:r>
+          </w:p>
+          <w:p>
+            <w:pPr>
+              <w:spacing w:before="0" w:after="0" w:line="240" w:lineRule="auto"/>
+              <w:ind w:left="567" w:hanging="567"/>
+            </w:pPr>
+            <w:r>
+              <w:rPr>
+                <w:rFonts w:ascii="Consolas" w:hAnsi="Consolas" w:eastAsia="Consolas"/>
+                <w:b w:val="0"/>
+                <w:color w:val="5B6875"/>
+                <w:sz w:val="16"/>
+              </w:rPr>
+              <w:t xml:space="preserve">  10  </w:t>
+            </w:r>
+            <w:r>
+              <w:rPr>
+                <w:rFonts w:ascii="Consolas" w:hAnsi="Consolas" w:eastAsia="Consolas"/>
+                <w:b w:val="0"/>
+                <w:sz w:val="16"/>
+              </w:rPr>
+              <w:t xml:space="preserve">    min_base: int = Field(default=50, gt=0)</w:t>
+            </w:r>
+          </w:p>
+          <w:p>
+            <w:pPr>
+              <w:spacing w:before="0" w:after="0" w:line="240" w:lineRule="auto"/>
+              <w:ind w:left="567" w:hanging="567"/>
+            </w:pPr>
+            <w:r>
+              <w:rPr>
+                <w:rFonts w:ascii="Consolas" w:hAnsi="Consolas" w:eastAsia="Consolas"/>
+                <w:b/>
+                <w:color w:val="5B6875"/>
+                <w:sz w:val="16"/>
+              </w:rPr>
+              <w:t xml:space="preserve"> [3]  </w:t>
+            </w:r>
+            <w:r>
+              <w:rPr>
+                <w:rFonts w:ascii="Consolas" w:hAnsi="Consolas" w:eastAsia="Consolas"/>
+                <w:b w:val="0"/>
+                <w:sz w:val="16"/>
+              </w:rPr>
+              <w:t xml:space="preserve">    cap: float = Field(default=5.0, gt=1.0)</w:t>
+            </w:r>
+          </w:p>
+          <w:p>
+            <w:pPr>
+              <w:spacing w:before="0" w:after="0" w:line="240" w:lineRule="auto"/>
+              <w:ind w:left="567" w:hanging="567"/>
+            </w:pPr>
+            <w:r>
+              <w:rPr>
+                <w:rFonts w:ascii="Consolas" w:hAnsi="Consolas" w:eastAsia="Consolas"/>
+                <w:b w:val="0"/>
+                <w:color w:val="5B6875"/>
+                <w:sz w:val="16"/>
+              </w:rPr>
+              <w:t xml:space="preserve">  12  </w:t>
+            </w:r>
+            <w:r>
+              <w:rPr>
+                <w:rFonts w:ascii="Consolas" w:hAnsi="Consolas" w:eastAsia="Consolas"/>
+                <w:b w:val="0"/>
+                <w:sz w:val="16"/>
+              </w:rPr>
+              <w:t xml:space="preserve"> </w:t>
+            </w:r>
+          </w:p>
+          <w:p>
+            <w:pPr>
+              <w:spacing w:before="0" w:after="0" w:line="240" w:lineRule="auto"/>
+              <w:ind w:left="567" w:hanging="567"/>
+            </w:pPr>
+            <w:r>
+              <w:rPr>
+                <w:rFonts w:ascii="Consolas" w:hAnsi="Consolas" w:eastAsia="Consolas"/>
+                <w:b w:val="0"/>
+                <w:color w:val="5B6875"/>
+                <w:sz w:val="16"/>
+              </w:rPr>
+              <w:t xml:space="preserve">  13  </w:t>
+            </w:r>
+            <w:r>
+              <w:rPr>
+                <w:rFonts w:ascii="Consolas" w:hAnsi="Consolas" w:eastAsia="Consolas"/>
+                <w:b w:val="0"/>
+                <w:sz w:val="16"/>
+              </w:rPr>
+              <w:t xml:space="preserve"> </w:t>
+            </w:r>
+          </w:p>
+          <w:p>
+            <w:pPr>
+              <w:spacing w:before="0" w:after="0" w:line="240" w:lineRule="auto"/>
+              <w:ind w:left="567" w:hanging="567"/>
+            </w:pPr>
+            <w:r>
+              <w:rPr>
+                <w:rFonts w:ascii="Consolas" w:hAnsi="Consolas" w:eastAsia="Consolas"/>
+                <w:b w:val="0"/>
+                <w:color w:val="5B6875"/>
+                <w:sz w:val="16"/>
+              </w:rPr>
+              <w:t xml:space="preserve">  14  </w:t>
+            </w:r>
+            <w:r>
+              <w:rPr>
+                <w:rFonts w:ascii="Consolas" w:hAnsi="Consolas" w:eastAsia="Consolas"/>
+                <w:b w:val="0"/>
+                <w:sz w:val="16"/>
+              </w:rPr>
+              <w:t>def load_config(raw: dict[str, object]) -&gt; WeightingConfig:</w:t>
+            </w:r>
+          </w:p>
+          <w:p>
+            <w:pPr>
+              <w:spacing w:before="0" w:after="0" w:line="240" w:lineRule="auto"/>
+              <w:ind w:left="567" w:hanging="567"/>
+            </w:pPr>
+            <w:r>
+              <w:rPr>
+                <w:rFonts w:ascii="Consolas" w:hAnsi="Consolas" w:eastAsia="Consolas"/>
+                <w:b w:val="0"/>
+                <w:color w:val="5B6875"/>
+                <w:sz w:val="16"/>
+              </w:rPr>
+              <w:t xml:space="preserve">  15  </w:t>
+            </w:r>
+            <w:r>
+              <w:rPr>
+                <w:rFonts w:ascii="Consolas" w:hAnsi="Consolas" w:eastAsia="Consolas"/>
+                <w:b w:val="0"/>
+                <w:sz w:val="16"/>
+              </w:rPr>
+              <w:t xml:space="preserve">    """Validate a parsed YAML mapping.</w:t>
+            </w:r>
+          </w:p>
+          <w:p>
+            <w:pPr>
+              <w:spacing w:before="0" w:after="0" w:line="240" w:lineRule="auto"/>
+              <w:ind w:left="567" w:hanging="567"/>
+            </w:pPr>
+            <w:r>
+              <w:rPr>
+                <w:rFonts w:ascii="Consolas" w:hAnsi="Consolas" w:eastAsia="Consolas"/>
+                <w:b w:val="0"/>
+                <w:color w:val="5B6875"/>
+                <w:sz w:val="16"/>
+              </w:rPr>
+              <w:t xml:space="preserve">  16  </w:t>
+            </w:r>
+            <w:r>
+              <w:rPr>
+                <w:rFonts w:ascii="Consolas" w:hAnsi="Consolas" w:eastAsia="Consolas"/>
+                <w:b w:val="0"/>
+                <w:sz w:val="16"/>
+              </w:rPr>
+              <w:t xml:space="preserve"> </w:t>
+            </w:r>
+          </w:p>
+          <w:p>
+            <w:pPr>
+              <w:spacing w:before="0" w:after="0" w:line="240" w:lineRule="auto"/>
+              <w:ind w:left="567" w:hanging="567"/>
+            </w:pPr>
+            <w:r>
+              <w:rPr>
+                <w:rFonts w:ascii="Consolas" w:hAnsi="Consolas" w:eastAsia="Consolas"/>
+                <w:b w:val="0"/>
+                <w:color w:val="5B6875"/>
+                <w:sz w:val="16"/>
+              </w:rPr>
+              <w:t xml:space="preserve">  17  </w:t>
+            </w:r>
+            <w:r>
+              <w:rPr>
+                <w:rFonts w:ascii="Consolas" w:hAnsi="Consolas" w:eastAsia="Consolas"/>
+                <w:b w:val="0"/>
+                <w:sz w:val="16"/>
+              </w:rPr>
+              <w:t xml:space="preserve">    Raises:</w:t>
+            </w:r>
+          </w:p>
+          <w:p>
+            <w:pPr>
+              <w:spacing w:before="0" w:after="0" w:line="240" w:lineRule="auto"/>
+              <w:ind w:left="567" w:hanging="567"/>
+            </w:pPr>
+            <w:r>
+              <w:rPr>
+                <w:rFonts w:ascii="Consolas" w:hAnsi="Consolas" w:eastAsia="Consolas"/>
+                <w:b w:val="0"/>
+                <w:color w:val="5B6875"/>
+                <w:sz w:val="16"/>
+              </w:rPr>
+              <w:t xml:space="preserve">  18  </w:t>
+            </w:r>
+            <w:r>
+              <w:rPr>
+                <w:rFonts w:ascii="Consolas" w:hAnsi="Consolas" w:eastAsia="Consolas"/>
+                <w:b w:val="0"/>
+                <w:sz w:val="16"/>
+              </w:rPr>
+              <w:t xml:space="preserve">        pydantic.ValidationError: Listing every invalid or unknown key.</w:t>
+            </w:r>
+          </w:p>
+          <w:p>
+            <w:pPr>
+              <w:spacing w:before="0" w:after="0" w:line="240" w:lineRule="auto"/>
+              <w:ind w:left="567" w:hanging="567"/>
+            </w:pPr>
+            <w:r>
+              <w:rPr>
+                <w:rFonts w:ascii="Consolas" w:hAnsi="Consolas" w:eastAsia="Consolas"/>
+                <w:b w:val="0"/>
+                <w:color w:val="5B6875"/>
+                <w:sz w:val="16"/>
+              </w:rPr>
+              <w:t xml:space="preserve">  19  </w:t>
+            </w:r>
+            <w:r>
+              <w:rPr>
+                <w:rFonts w:ascii="Consolas" w:hAnsi="Consolas" w:eastAsia="Consolas"/>
+                <w:b w:val="0"/>
+                <w:sz w:val="16"/>
+              </w:rPr>
+              <w:t xml:space="preserve">    """</w:t>
+            </w:r>
+          </w:p>
+          <w:p>
+            <w:pPr>
+              <w:spacing w:before="0" w:after="0" w:line="240" w:lineRule="auto"/>
+              <w:ind w:left="567" w:hanging="567"/>
+            </w:pPr>
+            <w:r>
+              <w:rPr>
+                <w:rFonts w:ascii="Consolas" w:hAnsi="Consolas" w:eastAsia="Consolas"/>
+                <w:b w:val="0"/>
+                <w:color w:val="5B6875"/>
+                <w:sz w:val="16"/>
+              </w:rPr>
+              <w:t xml:space="preserve">  20  </w:t>
+            </w:r>
+            <w:r>
+              <w:rPr>
+                <w:rFonts w:ascii="Consolas" w:hAnsi="Consolas" w:eastAsia="Consolas"/>
+                <w:b w:val="0"/>
+                <w:sz w:val="16"/>
+              </w:rPr>
+              <w:t xml:space="preserve">    return WeightingConfig.model_validate(raw)</w:t>
             </w:r>
           </w:p>
         </w:tc>
       </w:tr>
     </w:tbl>
-    <w:p/>
+    <w:p>
+      <w:pPr>
+        <w:pStyle w:val="ListNumber"/>
+      </w:pPr>
+      <w:r>
+        <w:rPr>
+          <w:b/>
+        </w:rPr>
+        <w:t xml:space="preserve">Line 7. </w:t>
+      </w:r>
+      <w:r>
+        <w:rPr>
+          <w:b w:val="0"/>
+          <w:i w:val="0"/>
+        </w:rPr>
+        <w:t>Unknown keys fail. No changes after loading.</w:t>
+      </w:r>
+    </w:p>
+    <w:p>
+      <w:pPr>
+        <w:pStyle w:val="ListNumber"/>
+      </w:pPr>
+      <w:r>
+        <w:rPr>
+          <w:b/>
+        </w:rPr>
+        <w:t xml:space="preserve">Line 9. </w:t>
+      </w:r>
+      <w:r>
+        <w:rPr>
+          <w:b w:val="0"/>
+          <w:i w:val="0"/>
+        </w:rPr>
+        <w:t>Required: no default, so a missing key fails.</w:t>
+      </w:r>
+    </w:p>
+    <w:p>
+      <w:pPr>
+        <w:pStyle w:val="ListNumber"/>
+      </w:pPr>
+      <w:r>
+        <w:rPr>
+          <w:b/>
+        </w:rPr>
+        <w:t xml:space="preserve">Line 11. </w:t>
+      </w:r>
+      <w:r>
+        <w:rPr>
+          <w:b w:val="0"/>
+          <w:i w:val="0"/>
+        </w:rPr>
+        <w:t>A bound that encodes what a cap means.</w:t>
+      </w:r>
+    </w:p>
+    <w:p>
+      <w:r>
+        <w:rPr>
+          <w:b w:val="0"/>
+          <w:i w:val="0"/>
+        </w:rPr>
+        <w:t>Validate external settings and records once, at the boundary, with every rule in the model.</w:t>
+      </w:r>
+    </w:p>
+    <w:p>
+      <w:pPr>
+        <w:pStyle w:val="Heading4"/>
+      </w:pPr>
+      <w:r>
+        <w:t>Recap card</w:t>
+      </w:r>
+    </w:p>
+    <w:p>
+      <w:pPr>
+        <w:pStyle w:val="ListBullet"/>
+      </w:pPr>
+      <w:r>
+        <w:rPr>
+          <w:b/>
+          <w:i w:val="0"/>
+        </w:rPr>
+        <w:t>pydantic extra keys, default behaviour</w:t>
+      </w:r>
+      <w:r>
+        <w:rPr>
+          <w:b w:val="0"/>
+          <w:i w:val="0"/>
+        </w:rPr>
+        <w:t xml:space="preserve"> Ignored silently. Use ConfigDict(extra="forbid") for config.</w:t>
+      </w:r>
+    </w:p>
+    <w:p>
+      <w:pPr>
+        <w:pStyle w:val="ListBullet"/>
+      </w:pPr>
+      <w:r>
+        <w:rPr>
+          <w:b/>
+          <w:i w:val="0"/>
+        </w:rPr>
+        <w:t>pydantic lax mode</w:t>
+      </w:r>
+      <w:r>
+        <w:rPr>
+          <w:b w:val="0"/>
+          <w:i w:val="0"/>
+        </w:rPr>
+        <w:t xml:space="preserve"> Converts "30" and 30.0 to 30, True to 1. Use strict=True to refuse conversions.</w:t>
+      </w:r>
+    </w:p>
+    <w:p>
+      <w:pPr>
+        <w:pStyle w:val="ListBullet"/>
+      </w:pPr>
+      <w:r>
+        <w:rPr>
+          <w:b/>
+          <w:i w:val="0"/>
+        </w:rPr>
+        <w:t>model_copy(update=...)</w:t>
+      </w:r>
+      <w:r>
+        <w:rPr>
+          <w:b w:val="0"/>
+          <w:i w:val="0"/>
+        </w:rPr>
+        <w:t xml:space="preserve"> Does not validate. Rebuild with model_validate({**m.model_dump(), ...}).</w:t>
+      </w:r>
+    </w:p>
+    <w:p>
+      <w:pPr>
+        <w:pStyle w:val="ListBullet"/>
+      </w:pPr>
+      <w:r>
+        <w:rPr>
+          <w:b/>
+          <w:i w:val="0"/>
+        </w:rPr>
+        <w:t>pydantic or pandera</w:t>
+      </w:r>
+      <w:r>
+        <w:rPr>
+          <w:b w:val="0"/>
+          <w:i w:val="0"/>
+        </w:rPr>
+        <w:t xml:space="preserve"> pydantic for records and settings from outside. pandera for whole DataFrames.</w:t>
+      </w:r>
+    </w:p>
+    <w:p>
+      <w:pPr>
+        <w:pStyle w:val="Heading4"/>
+      </w:pPr>
+      <w:r>
+        <w:t>Practice</w:t>
+      </w:r>
+    </w:p>
     <w:p>
       <w:pPr>
         <w:pStyle w:val="Heading5"/>
       </w:pPr>
       <w:r>
-        <w:t>Exercise 3. Fill the gap (level 2)</w:t>
+        <w:t>Exercise 1. Multiple choice (level 1)</w:t>
       </w:r>
     </w:p>
     <w:p>
@@ -5232,7 +5004,7 @@
           <w:b w:val="0"/>
           <w:i w:val="0"/>
         </w:rPr>
-        <w:t xml:space="preserve">Reject unknown keys, stop changes after loading, and require </w:t>
+        <w:t xml:space="preserve">A pydantic 2 model has the default config. A YAML file adds an unknown key </w:t>
       </w:r>
       <w:r>
         <w:rPr>
@@ -5240,14 +5012,127 @@
           <w:b w:val="0"/>
           <w:sz w:val="19"/>
         </w:rPr>
-        <w:t>nps</w:t>
-      </w:r>
-      <w:r>
-        <w:rPr>
-          <w:b w:val="0"/>
-          <w:i w:val="0"/>
-        </w:rPr>
-        <w:t xml:space="preserve"> between 0 and 10.</w:t>
+        <w:t>minbase: 30</w:t>
+      </w:r>
+      <w:r>
+        <w:rPr>
+          <w:b w:val="0"/>
+          <w:i w:val="0"/>
+        </w:rPr>
+        <w:t xml:space="preserve">. What happens on </w:t>
+      </w:r>
+      <w:r>
+        <w:rPr>
+          <w:rFonts w:ascii="Consolas" w:hAnsi="Consolas" w:eastAsia="Consolas"/>
+          <w:b w:val="0"/>
+          <w:sz w:val="19"/>
+        </w:rPr>
+        <w:t>model_validate</w:t>
+      </w:r>
+      <w:r>
+        <w:rPr>
+          <w:b w:val="0"/>
+          <w:i w:val="0"/>
+        </w:rPr>
+        <w:t>?</w:t>
+      </w:r>
+    </w:p>
+    <w:p>
+      <w:pPr>
+        <w:pStyle w:val="ListBullet"/>
+      </w:pPr>
+      <w:r>
+        <w:rPr>
+          <w:b w:val="0"/>
+          <w:i w:val="0"/>
+        </w:rPr>
+        <w:t>a) ValidationError: extra_forbidden</w:t>
+      </w:r>
+    </w:p>
+    <w:p>
+      <w:pPr>
+        <w:pStyle w:val="ListBullet"/>
+      </w:pPr>
+      <w:r>
+        <w:rPr>
+          <w:b w:val="0"/>
+          <w:i w:val="0"/>
+        </w:rPr>
+        <w:t>b) The key is ignored silently.</w:t>
+      </w:r>
+    </w:p>
+    <w:p>
+      <w:pPr>
+        <w:pStyle w:val="ListBullet"/>
+      </w:pPr>
+      <w:r>
+        <w:rPr>
+          <w:b w:val="0"/>
+          <w:i w:val="0"/>
+        </w:rPr>
+        <w:t>c) min_base is set to 30.</w:t>
+      </w:r>
+    </w:p>
+    <w:p>
+      <w:pPr>
+        <w:pStyle w:val="ListBullet"/>
+      </w:pPr>
+      <w:r>
+        <w:rPr>
+          <w:b w:val="0"/>
+          <w:i w:val="0"/>
+        </w:rPr>
+        <w:t>d) A warning is printed.</w:t>
+      </w:r>
+    </w:p>
+    <w:p>
+      <w:r>
+        <w:rPr>
+          <w:b/>
+          <w:i w:val="0"/>
+        </w:rPr>
+        <w:t>Why?</w:t>
+      </w:r>
+    </w:p>
+    <w:p>
+      <w:pPr>
+        <w:pStyle w:val="ListBullet"/>
+      </w:pPr>
+      <w:r>
+        <w:rPr>
+          <w:b w:val="0"/>
+          <w:i w:val="0"/>
+        </w:rPr>
+        <w:t>r1) The default extra setting is "ignore". Set extra="forbid" to reject unknown keys.</w:t>
+      </w:r>
+    </w:p>
+    <w:p>
+      <w:pPr>
+        <w:pStyle w:val="ListBullet"/>
+      </w:pPr>
+      <w:r>
+        <w:rPr>
+          <w:b w:val="0"/>
+          <w:i w:val="0"/>
+        </w:rPr>
+        <w:t>r2) pydantic never checks keys.</w:t>
+      </w:r>
+    </w:p>
+    <w:p>
+      <w:pPr>
+        <w:pStyle w:val="Heading5"/>
+      </w:pPr>
+      <w:r>
+        <w:t>Exercise 2. Predict the output (level 2)</w:t>
+      </w:r>
+    </w:p>
+    <w:p>
+      <w:r>
+        <w:rPr>
+          <w:b w:val="0"/>
+          <w:i w:val="0"/>
+        </w:rPr>
+        <w:t>What does this print? (pydantic 2.12)</w:t>
       </w:r>
     </w:p>
     <w:tbl>
@@ -5285,7 +5170,7 @@
                 <w:b w:val="0"/>
                 <w:sz w:val="16"/>
               </w:rPr>
-              <w:t>class Response(BaseModel):</w:t>
+              <w:t>from pydantic import BaseModel, Field</w:t>
             </w:r>
           </w:p>
           <w:p>
@@ -5308,7 +5193,7 @@
                 <w:b w:val="0"/>
                 <w:sz w:val="16"/>
               </w:rPr>
-              <w:t xml:space="preserve">    model_config = ConfigDict(extra="_____(1)", _____(2)=True)</w:t>
+              <w:t xml:space="preserve"> </w:t>
             </w:r>
           </w:p>
           <w:p>
@@ -5354,7 +5239,7 @@
                 <w:b w:val="0"/>
                 <w:sz w:val="16"/>
               </w:rPr>
-              <w:t xml:space="preserve">    respondent_id: str</w:t>
+              <w:t>class Cfg(BaseModel):</w:t>
             </w:r>
           </w:p>
           <w:p>
@@ -5377,7 +5262,99 @@
                 <w:b w:val="0"/>
                 <w:sz w:val="16"/>
               </w:rPr>
-              <w:t xml:space="preserve">    nps: int = Field(ge=0, _____(3)=10)</w:t>
+              <w:t xml:space="preserve">    min_base: int = Field(default=50, gt=0)</w:t>
+            </w:r>
+          </w:p>
+          <w:p>
+            <w:pPr>
+              <w:spacing w:before="0" w:after="0" w:line="240" w:lineRule="auto"/>
+              <w:ind w:left="567" w:hanging="567"/>
+            </w:pPr>
+            <w:r>
+              <w:rPr>
+                <w:rFonts w:ascii="Consolas" w:hAnsi="Consolas" w:eastAsia="Consolas"/>
+                <w:b w:val="0"/>
+                <w:color w:val="5B6875"/>
+                <w:sz w:val="16"/>
+              </w:rPr>
+              <w:t xml:space="preserve">   6  </w:t>
+            </w:r>
+            <w:r>
+              <w:rPr>
+                <w:rFonts w:ascii="Consolas" w:hAnsi="Consolas" w:eastAsia="Consolas"/>
+                <w:b w:val="0"/>
+                <w:sz w:val="16"/>
+              </w:rPr>
+              <w:t xml:space="preserve"> </w:t>
+            </w:r>
+          </w:p>
+          <w:p>
+            <w:pPr>
+              <w:spacing w:before="0" w:after="0" w:line="240" w:lineRule="auto"/>
+              <w:ind w:left="567" w:hanging="567"/>
+            </w:pPr>
+            <w:r>
+              <w:rPr>
+                <w:rFonts w:ascii="Consolas" w:hAnsi="Consolas" w:eastAsia="Consolas"/>
+                <w:b w:val="0"/>
+                <w:color w:val="5B6875"/>
+                <w:sz w:val="16"/>
+              </w:rPr>
+              <w:t xml:space="preserve">   7  </w:t>
+            </w:r>
+            <w:r>
+              <w:rPr>
+                <w:rFonts w:ascii="Consolas" w:hAnsi="Consolas" w:eastAsia="Consolas"/>
+                <w:b w:val="0"/>
+                <w:sz w:val="16"/>
+              </w:rPr>
+              <w:t xml:space="preserve"> </w:t>
+            </w:r>
+          </w:p>
+          <w:p>
+            <w:pPr>
+              <w:spacing w:before="0" w:after="0" w:line="240" w:lineRule="auto"/>
+              <w:ind w:left="567" w:hanging="567"/>
+            </w:pPr>
+            <w:r>
+              <w:rPr>
+                <w:rFonts w:ascii="Consolas" w:hAnsi="Consolas" w:eastAsia="Consolas"/>
+                <w:b w:val="0"/>
+                <w:color w:val="5B6875"/>
+                <w:sz w:val="16"/>
+              </w:rPr>
+              <w:t xml:space="preserve">   8  </w:t>
+            </w:r>
+            <w:r>
+              <w:rPr>
+                <w:rFonts w:ascii="Consolas" w:hAnsi="Consolas" w:eastAsia="Consolas"/>
+                <w:b w:val="0"/>
+                <w:sz w:val="16"/>
+              </w:rPr>
+              <w:t>cfg = Cfg(min_base="30")</w:t>
+            </w:r>
+          </w:p>
+          <w:p>
+            <w:pPr>
+              <w:spacing w:before="0" w:after="0" w:line="240" w:lineRule="auto"/>
+              <w:ind w:left="567" w:hanging="567"/>
+            </w:pPr>
+            <w:r>
+              <w:rPr>
+                <w:rFonts w:ascii="Consolas" w:hAnsi="Consolas" w:eastAsia="Consolas"/>
+                <w:b w:val="0"/>
+                <w:color w:val="5B6875"/>
+                <w:sz w:val="16"/>
+              </w:rPr>
+              <w:t xml:space="preserve">   9  </w:t>
+            </w:r>
+            <w:r>
+              <w:rPr>
+                <w:rFonts w:ascii="Consolas" w:hAnsi="Consolas" w:eastAsia="Consolas"/>
+                <w:b w:val="0"/>
+                <w:sz w:val="16"/>
+              </w:rPr>
+              <w:t>print(cfg.model_copy(update={"min_base": -1}).min_base)</w:t>
             </w:r>
           </w:p>
         </w:tc>
@@ -5389,7 +5366,7 @@
         <w:pStyle w:val="Heading5"/>
       </w:pPr>
       <w:r>
-        <w:t>Exercise 4. Write the function (level 3)</w:t>
+        <w:t>Exercise 3. Fill the gap (level 2)</w:t>
       </w:r>
     </w:p>
     <w:p>
@@ -5398,7 +5375,7 @@
           <w:b w:val="0"/>
           <w:i w:val="0"/>
         </w:rPr>
-        <w:t xml:space="preserve">Write a pydantic model </w:t>
+        <w:t xml:space="preserve">Reject unknown keys, stop changes after loading, and require </w:t>
       </w:r>
       <w:r>
         <w:rPr>
@@ -5406,127 +5383,14 @@
           <w:b w:val="0"/>
           <w:sz w:val="19"/>
         </w:rPr>
-        <w:t>WeightingConfig</w:t>
-      </w:r>
-      <w:r>
-        <w:rPr>
-          <w:b w:val="0"/>
-          <w:i w:val="0"/>
-        </w:rPr>
-        <w:t xml:space="preserve"> and a function </w:t>
-      </w:r>
-      <w:r>
-        <w:rPr>
-          <w:rFonts w:ascii="Consolas" w:hAnsi="Consolas" w:eastAsia="Consolas"/>
-          <w:b w:val="0"/>
-          <w:sz w:val="19"/>
-        </w:rPr>
-        <w:t>load_config(raw)</w:t>
-      </w:r>
-      <w:r>
-        <w:rPr>
-          <w:b w:val="0"/>
-          <w:i w:val="0"/>
-        </w:rPr>
-        <w:t>.</w:t>
-      </w:r>
-    </w:p>
-    <w:p>
-      <w:pPr>
-        <w:pStyle w:val="ListBullet"/>
-      </w:pPr>
-      <w:r>
-        <w:rPr>
-          <w:b w:val="0"/>
-          <w:i w:val="0"/>
-        </w:rPr>
-        <w:t xml:space="preserve">Fields: </w:t>
-      </w:r>
-      <w:r>
-        <w:rPr>
-          <w:rFonts w:ascii="Consolas" w:hAnsi="Consolas" w:eastAsia="Consolas"/>
-          <w:b w:val="0"/>
-          <w:sz w:val="19"/>
-        </w:rPr>
-        <w:t>weight_col: str</w:t>
-      </w:r>
-      <w:r>
-        <w:rPr>
-          <w:b w:val="0"/>
-          <w:i w:val="0"/>
-        </w:rPr>
-        <w:t xml:space="preserve"> (required), </w:t>
-      </w:r>
-      <w:r>
-        <w:rPr>
-          <w:rFonts w:ascii="Consolas" w:hAnsi="Consolas" w:eastAsia="Consolas"/>
-          <w:b w:val="0"/>
-          <w:sz w:val="19"/>
-        </w:rPr>
-        <w:t>min_base: int</w:t>
-      </w:r>
-      <w:r>
-        <w:rPr>
-          <w:b w:val="0"/>
-          <w:i w:val="0"/>
-        </w:rPr>
-        <w:t xml:space="preserve"> default 50 and greater than 0, </w:t>
-      </w:r>
-      <w:r>
-        <w:rPr>
-          <w:rFonts w:ascii="Consolas" w:hAnsi="Consolas" w:eastAsia="Consolas"/>
-          <w:b w:val="0"/>
-          <w:sz w:val="19"/>
-        </w:rPr>
-        <w:t>cap: float</w:t>
-      </w:r>
-      <w:r>
-        <w:rPr>
-          <w:b w:val="0"/>
-          <w:i w:val="0"/>
-        </w:rPr>
-        <w:t xml:space="preserve"> default 5.0 and greater than 1.0.</w:t>
-      </w:r>
-    </w:p>
-    <w:p>
-      <w:pPr>
-        <w:pStyle w:val="ListBullet"/>
-      </w:pPr>
-      <w:r>
-        <w:rPr>
-          <w:b w:val="0"/>
-          <w:i w:val="0"/>
-        </w:rPr>
-        <w:t>Reject unknown keys. Reject assignment after construction.</w:t>
-      </w:r>
-    </w:p>
-    <w:p>
-      <w:pPr>
-        <w:pStyle w:val="ListBullet"/>
-      </w:pPr>
-      <w:r>
-        <w:rPr>
-          <w:rFonts w:ascii="Consolas" w:hAnsi="Consolas" w:eastAsia="Consolas"/>
-          <w:b w:val="0"/>
-          <w:sz w:val="19"/>
-        </w:rPr>
-        <w:t>load_config(raw: dict[str, object]) -&gt; WeightingConfig</w:t>
-      </w:r>
-      <w:r>
-        <w:rPr>
-          <w:b w:val="0"/>
-          <w:i w:val="0"/>
-        </w:rPr>
-        <w:t xml:space="preserve"> validates the mapping.</w:t>
-      </w:r>
-    </w:p>
-    <w:p>
-      <w:r>
-        <w:rPr>
-          <w:b w:val="0"/>
-          <w:i w:val="0"/>
-        </w:rPr>
-        <w:t>Starter code:</w:t>
+        <w:t>nps</w:t>
+      </w:r>
+      <w:r>
+        <w:rPr>
+          <w:b w:val="0"/>
+          <w:i w:val="0"/>
+        </w:rPr>
+        <w:t xml:space="preserve"> between 0 and 10.</w:t>
       </w:r>
     </w:p>
     <w:tbl>
@@ -5564,7 +5428,7 @@
                 <w:b w:val="0"/>
                 <w:sz w:val="16"/>
               </w:rPr>
-              <w:t>from pydantic import BaseModel, ConfigDict, Field</w:t>
+              <w:t>class Response(BaseModel):</w:t>
             </w:r>
           </w:p>
           <w:p>
@@ -5587,7 +5451,7 @@
                 <w:b w:val="0"/>
                 <w:sz w:val="16"/>
               </w:rPr>
-              <w:t xml:space="preserve"> </w:t>
+              <w:t xml:space="preserve">    model_config = ConfigDict(extra="_____(1)", _____(2)=True)</w:t>
             </w:r>
           </w:p>
           <w:p>
@@ -5633,7 +5497,7 @@
                 <w:b w:val="0"/>
                 <w:sz w:val="16"/>
               </w:rPr>
-              <w:t>def load_config(raw):</w:t>
+              <w:t xml:space="preserve">    respondent_id: str</w:t>
             </w:r>
           </w:p>
           <w:p>
@@ -5656,7 +5520,7 @@
                 <w:b w:val="0"/>
                 <w:sz w:val="16"/>
               </w:rPr>
-              <w:t xml:space="preserve">    return raw</w:t>
+              <w:t xml:space="preserve">    nps: int = Field(ge=0, _____(3)=10)</w:t>
             </w:r>
           </w:p>
         </w:tc>
@@ -5668,7 +5532,7 @@
         <w:pStyle w:val="Heading5"/>
       </w:pPr>
       <w:r>
-        <w:t>Exercise 5. Spot the bug (level 4)</w:t>
+        <w:t>Exercise 4. Write the function (level 3)</w:t>
       </w:r>
     </w:p>
     <w:p>
@@ -5677,7 +5541,204 @@
           <w:b w:val="0"/>
           <w:i w:val="0"/>
         </w:rPr>
-        <w:t>A job lowers the minimum base for a small market. The run then reports subgroups of size 0 as valid. Tap the line with the bug and fix the function so the new value is validated.</w:t>
+        <w:t xml:space="preserve">Write a pydantic model </w:t>
+      </w:r>
+      <w:r>
+        <w:rPr>
+          <w:rFonts w:ascii="Consolas" w:hAnsi="Consolas" w:eastAsia="Consolas"/>
+          <w:b w:val="0"/>
+          <w:sz w:val="19"/>
+        </w:rPr>
+        <w:t>WeightingConfig</w:t>
+      </w:r>
+      <w:r>
+        <w:rPr>
+          <w:b w:val="0"/>
+          <w:i w:val="0"/>
+        </w:rPr>
+        <w:t xml:space="preserve"> and a function </w:t>
+      </w:r>
+      <w:r>
+        <w:rPr>
+          <w:rFonts w:ascii="Consolas" w:hAnsi="Consolas" w:eastAsia="Consolas"/>
+          <w:b w:val="0"/>
+          <w:sz w:val="19"/>
+        </w:rPr>
+        <w:t>load_config(raw)</w:t>
+      </w:r>
+      <w:r>
+        <w:rPr>
+          <w:b w:val="0"/>
+          <w:i w:val="0"/>
+        </w:rPr>
+        <w:t>.</w:t>
+      </w:r>
+    </w:p>
+    <w:p>
+      <w:pPr>
+        <w:pStyle w:val="ListBullet"/>
+      </w:pPr>
+      <w:r>
+        <w:rPr>
+          <w:b w:val="0"/>
+          <w:i w:val="0"/>
+        </w:rPr>
+        <w:t xml:space="preserve">Fields: </w:t>
+      </w:r>
+      <w:r>
+        <w:rPr>
+          <w:rFonts w:ascii="Consolas" w:hAnsi="Consolas" w:eastAsia="Consolas"/>
+          <w:b w:val="0"/>
+          <w:sz w:val="19"/>
+        </w:rPr>
+        <w:t>weight_col: str</w:t>
+      </w:r>
+      <w:r>
+        <w:rPr>
+          <w:b w:val="0"/>
+          <w:i w:val="0"/>
+        </w:rPr>
+        <w:t xml:space="preserve"> (required), </w:t>
+      </w:r>
+      <w:r>
+        <w:rPr>
+          <w:rFonts w:ascii="Consolas" w:hAnsi="Consolas" w:eastAsia="Consolas"/>
+          <w:b w:val="0"/>
+          <w:sz w:val="19"/>
+        </w:rPr>
+        <w:t>min_base: int</w:t>
+      </w:r>
+      <w:r>
+        <w:rPr>
+          <w:b w:val="0"/>
+          <w:i w:val="0"/>
+        </w:rPr>
+        <w:t xml:space="preserve"> default 50 and greater than 0, </w:t>
+      </w:r>
+      <w:r>
+        <w:rPr>
+          <w:rFonts w:ascii="Consolas" w:hAnsi="Consolas" w:eastAsia="Consolas"/>
+          <w:b w:val="0"/>
+          <w:sz w:val="19"/>
+        </w:rPr>
+        <w:t>cap: float</w:t>
+      </w:r>
+      <w:r>
+        <w:rPr>
+          <w:b w:val="0"/>
+          <w:i w:val="0"/>
+        </w:rPr>
+        <w:t xml:space="preserve"> default 5.0 and greater than 1.0.</w:t>
+      </w:r>
+    </w:p>
+    <w:p>
+      <w:pPr>
+        <w:pStyle w:val="ListBullet"/>
+      </w:pPr>
+      <w:r>
+        <w:rPr>
+          <w:b w:val="0"/>
+          <w:i w:val="0"/>
+        </w:rPr>
+        <w:t>Reject unknown keys. Reject assignment after construction.</w:t>
+      </w:r>
+    </w:p>
+    <w:p>
+      <w:pPr>
+        <w:pStyle w:val="ListBullet"/>
+      </w:pPr>
+      <w:r>
+        <w:rPr>
+          <w:rFonts w:ascii="Consolas" w:hAnsi="Consolas" w:eastAsia="Consolas"/>
+          <w:b w:val="0"/>
+          <w:sz w:val="19"/>
+        </w:rPr>
+        <w:t>load_config(raw: dict[str, object]) -&gt; WeightingConfig</w:t>
+      </w:r>
+      <w:r>
+        <w:rPr>
+          <w:b w:val="0"/>
+          <w:i w:val="0"/>
+        </w:rPr>
+        <w:t xml:space="preserve"> validates the mapping.</w:t>
+      </w:r>
+    </w:p>
+    <w:p>
+      <w:r>
+        <w:rPr>
+          <w:b w:val="0"/>
+          <w:i w:val="0"/>
+        </w:rPr>
+        <w:t>Your code must pass these checks:</w:t>
+      </w:r>
+    </w:p>
+    <w:p>
+      <w:pPr>
+        <w:pStyle w:val="ListBullet"/>
+      </w:pPr>
+      <w:r>
+        <w:rPr>
+          <w:b w:val="0"/>
+          <w:i w:val="0"/>
+        </w:rPr>
+        <w:t>A valid mapping must build a config with defaults filled in.</w:t>
+      </w:r>
+    </w:p>
+    <w:p>
+      <w:pPr>
+        <w:pStyle w:val="ListBullet"/>
+      </w:pPr>
+      <w:r>
+        <w:rPr>
+          <w:b w:val="0"/>
+          <w:i w:val="0"/>
+        </w:rPr>
+        <w:t>cap must be greater than 1.0 and min_base greater than 0.</w:t>
+      </w:r>
+    </w:p>
+    <w:p>
+      <w:pPr>
+        <w:pStyle w:val="ListBullet"/>
+      </w:pPr>
+      <w:r>
+        <w:rPr>
+          <w:b w:val="0"/>
+          <w:i w:val="0"/>
+        </w:rPr>
+        <w:t>Unknown keys such as minbase must fail. Set extra="forbid".</w:t>
+      </w:r>
+    </w:p>
+    <w:p>
+      <w:pPr>
+        <w:pStyle w:val="ListBullet"/>
+      </w:pPr>
+      <w:r>
+        <w:rPr>
+          <w:b w:val="0"/>
+          <w:i w:val="0"/>
+        </w:rPr>
+        <w:t>weight_col is required. Give it no default.</w:t>
+      </w:r>
+    </w:p>
+    <w:p>
+      <w:pPr>
+        <w:pStyle w:val="ListBullet"/>
+      </w:pPr>
+      <w:r>
+        <w:rPr>
+          <w:b w:val="0"/>
+          <w:i w:val="0"/>
+        </w:rPr>
+        <w:t>Assignment after construction must fail. Set frozen=True.</w:t>
+      </w:r>
+    </w:p>
+    <w:p>
+      <w:r>
+        <w:rPr>
+          <w:b w:val="0"/>
+          <w:i w:val="0"/>
+        </w:rPr>
+        <w:t>Shape of the answer. The reference solution defines these names. Write the bodies yourself.</w:t>
       </w:r>
     </w:p>
     <w:tbl>
@@ -5715,7 +5776,7 @@
                 <w:b w:val="0"/>
                 <w:sz w:val="16"/>
               </w:rPr>
-              <w:t>from pydantic import BaseModel, ConfigDict, Field</w:t>
+              <w:t># Settings for one weighting run.</w:t>
             </w:r>
           </w:p>
           <w:p>
@@ -5738,7 +5799,7 @@
                 <w:b w:val="0"/>
                 <w:sz w:val="16"/>
               </w:rPr>
-              <w:t xml:space="preserve"> </w:t>
+              <w:t>class WeightingConfig(BaseModel): ...</w:t>
             </w:r>
           </w:p>
           <w:p>
@@ -5784,7 +5845,7 @@
                 <w:b w:val="0"/>
                 <w:sz w:val="16"/>
               </w:rPr>
-              <w:t>class Cfg(BaseModel):</w:t>
+              <w:t># Validate a parsed YAML or JSON mapping.</w:t>
             </w:r>
           </w:p>
           <w:p>
@@ -5807,214 +5868,7 @@
                 <w:b w:val="0"/>
                 <w:sz w:val="16"/>
               </w:rPr>
-              <w:t xml:space="preserve">    """Run settings."""</w:t>
-            </w:r>
-          </w:p>
-          <w:p>
-            <w:pPr>
-              <w:spacing w:before="0" w:after="0" w:line="240" w:lineRule="auto"/>
-              <w:ind w:left="567" w:hanging="567"/>
-            </w:pPr>
-            <w:r>
-              <w:rPr>
-                <w:rFonts w:ascii="Consolas" w:hAnsi="Consolas" w:eastAsia="Consolas"/>
-                <w:b w:val="0"/>
-                <w:color w:val="5B6875"/>
-                <w:sz w:val="16"/>
-              </w:rPr>
-              <w:t xml:space="preserve">   6  </w:t>
-            </w:r>
-            <w:r>
-              <w:rPr>
-                <w:rFonts w:ascii="Consolas" w:hAnsi="Consolas" w:eastAsia="Consolas"/>
-                <w:b w:val="0"/>
-                <w:sz w:val="16"/>
-              </w:rPr>
-              <w:t xml:space="preserve"> </w:t>
-            </w:r>
-          </w:p>
-          <w:p>
-            <w:pPr>
-              <w:spacing w:before="0" w:after="0" w:line="240" w:lineRule="auto"/>
-              <w:ind w:left="567" w:hanging="567"/>
-            </w:pPr>
-            <w:r>
-              <w:rPr>
-                <w:rFonts w:ascii="Consolas" w:hAnsi="Consolas" w:eastAsia="Consolas"/>
-                <w:b w:val="0"/>
-                <w:color w:val="5B6875"/>
-                <w:sz w:val="16"/>
-              </w:rPr>
-              <w:t xml:space="preserve">   7  </w:t>
-            </w:r>
-            <w:r>
-              <w:rPr>
-                <w:rFonts w:ascii="Consolas" w:hAnsi="Consolas" w:eastAsia="Consolas"/>
-                <w:b w:val="0"/>
-                <w:sz w:val="16"/>
-              </w:rPr>
-              <w:t xml:space="preserve">    model_config = ConfigDict(extra="forbid", frozen=True)</w:t>
-            </w:r>
-          </w:p>
-          <w:p>
-            <w:pPr>
-              <w:spacing w:before="0" w:after="0" w:line="240" w:lineRule="auto"/>
-              <w:ind w:left="567" w:hanging="567"/>
-            </w:pPr>
-            <w:r>
-              <w:rPr>
-                <w:rFonts w:ascii="Consolas" w:hAnsi="Consolas" w:eastAsia="Consolas"/>
-                <w:b w:val="0"/>
-                <w:color w:val="5B6875"/>
-                <w:sz w:val="16"/>
-              </w:rPr>
-              <w:t xml:space="preserve">   8  </w:t>
-            </w:r>
-            <w:r>
-              <w:rPr>
-                <w:rFonts w:ascii="Consolas" w:hAnsi="Consolas" w:eastAsia="Consolas"/>
-                <w:b w:val="0"/>
-                <w:sz w:val="16"/>
-              </w:rPr>
-              <w:t xml:space="preserve"> </w:t>
-            </w:r>
-          </w:p>
-          <w:p>
-            <w:pPr>
-              <w:spacing w:before="0" w:after="0" w:line="240" w:lineRule="auto"/>
-              <w:ind w:left="567" w:hanging="567"/>
-            </w:pPr>
-            <w:r>
-              <w:rPr>
-                <w:rFonts w:ascii="Consolas" w:hAnsi="Consolas" w:eastAsia="Consolas"/>
-                <w:b w:val="0"/>
-                <w:color w:val="5B6875"/>
-                <w:sz w:val="16"/>
-              </w:rPr>
-              <w:t xml:space="preserve">   9  </w:t>
-            </w:r>
-            <w:r>
-              <w:rPr>
-                <w:rFonts w:ascii="Consolas" w:hAnsi="Consolas" w:eastAsia="Consolas"/>
-                <w:b w:val="0"/>
-                <w:sz w:val="16"/>
-              </w:rPr>
-              <w:t xml:space="preserve">    min_base: int = Field(default=50, gt=0)</w:t>
-            </w:r>
-          </w:p>
-          <w:p>
-            <w:pPr>
-              <w:spacing w:before="0" w:after="0" w:line="240" w:lineRule="auto"/>
-              <w:ind w:left="567" w:hanging="567"/>
-            </w:pPr>
-            <w:r>
-              <w:rPr>
-                <w:rFonts w:ascii="Consolas" w:hAnsi="Consolas" w:eastAsia="Consolas"/>
-                <w:b w:val="0"/>
-                <w:color w:val="5B6875"/>
-                <w:sz w:val="16"/>
-              </w:rPr>
-              <w:t xml:space="preserve">  10  </w:t>
-            </w:r>
-            <w:r>
-              <w:rPr>
-                <w:rFonts w:ascii="Consolas" w:hAnsi="Consolas" w:eastAsia="Consolas"/>
-                <w:b w:val="0"/>
-                <w:sz w:val="16"/>
-              </w:rPr>
-              <w:t xml:space="preserve"> </w:t>
-            </w:r>
-          </w:p>
-          <w:p>
-            <w:pPr>
-              <w:spacing w:before="0" w:after="0" w:line="240" w:lineRule="auto"/>
-              <w:ind w:left="567" w:hanging="567"/>
-            </w:pPr>
-            <w:r>
-              <w:rPr>
-                <w:rFonts w:ascii="Consolas" w:hAnsi="Consolas" w:eastAsia="Consolas"/>
-                <w:b w:val="0"/>
-                <w:color w:val="5B6875"/>
-                <w:sz w:val="16"/>
-              </w:rPr>
-              <w:t xml:space="preserve">  11  </w:t>
-            </w:r>
-            <w:r>
-              <w:rPr>
-                <w:rFonts w:ascii="Consolas" w:hAnsi="Consolas" w:eastAsia="Consolas"/>
-                <w:b w:val="0"/>
-                <w:sz w:val="16"/>
-              </w:rPr>
-              <w:t xml:space="preserve"> </w:t>
-            </w:r>
-          </w:p>
-          <w:p>
-            <w:pPr>
-              <w:spacing w:before="0" w:after="0" w:line="240" w:lineRule="auto"/>
-              <w:ind w:left="567" w:hanging="567"/>
-            </w:pPr>
-            <w:r>
-              <w:rPr>
-                <w:rFonts w:ascii="Consolas" w:hAnsi="Consolas" w:eastAsia="Consolas"/>
-                <w:b w:val="0"/>
-                <w:color w:val="5B6875"/>
-                <w:sz w:val="16"/>
-              </w:rPr>
-              <w:t xml:space="preserve">  12  </w:t>
-            </w:r>
-            <w:r>
-              <w:rPr>
-                <w:rFonts w:ascii="Consolas" w:hAnsi="Consolas" w:eastAsia="Consolas"/>
-                <w:b w:val="0"/>
-                <w:sz w:val="16"/>
-              </w:rPr>
-              <w:t>def with_min_base(cfg: Cfg, value: int) -&gt; Cfg:</w:t>
-            </w:r>
-          </w:p>
-          <w:p>
-            <w:pPr>
-              <w:spacing w:before="0" w:after="0" w:line="240" w:lineRule="auto"/>
-              <w:ind w:left="567" w:hanging="567"/>
-            </w:pPr>
-            <w:r>
-              <w:rPr>
-                <w:rFonts w:ascii="Consolas" w:hAnsi="Consolas" w:eastAsia="Consolas"/>
-                <w:b w:val="0"/>
-                <w:color w:val="5B6875"/>
-                <w:sz w:val="16"/>
-              </w:rPr>
-              <w:t xml:space="preserve">  13  </w:t>
-            </w:r>
-            <w:r>
-              <w:rPr>
-                <w:rFonts w:ascii="Consolas" w:hAnsi="Consolas" w:eastAsia="Consolas"/>
-                <w:b w:val="0"/>
-                <w:sz w:val="16"/>
-              </w:rPr>
-              <w:t xml:space="preserve">    """Return a copy of cfg with a new min_base."""</w:t>
-            </w:r>
-          </w:p>
-          <w:p>
-            <w:pPr>
-              <w:spacing w:before="0" w:after="0" w:line="240" w:lineRule="auto"/>
-              <w:ind w:left="567" w:hanging="567"/>
-            </w:pPr>
-            <w:r>
-              <w:rPr>
-                <w:rFonts w:ascii="Consolas" w:hAnsi="Consolas" w:eastAsia="Consolas"/>
-                <w:b w:val="0"/>
-                <w:color w:val="5B6875"/>
-                <w:sz w:val="16"/>
-              </w:rPr>
-              <w:t xml:space="preserve">  14  </w:t>
-            </w:r>
-            <w:r>
-              <w:rPr>
-                <w:rFonts w:ascii="Consolas" w:hAnsi="Consolas" w:eastAsia="Consolas"/>
-                <w:b w:val="0"/>
-                <w:sz w:val="16"/>
-              </w:rPr>
-              <w:t xml:space="preserve">    return cfg.model_copy(update={"min_base": value})</w:t>
+              <w:t>def load_config(raw: dict[str, object]) -&gt; WeightingConfig: ...</w:t>
             </w:r>
           </w:p>
         </w:tc>
@@ -6025,223 +5879,9 @@
       <w:r>
         <w:rPr>
           <w:b w:val="0"/>
-          <w:i/>
-        </w:rPr>
-        <w:t>Write down the line number of the bug. Then write the fix.</w:t>
-      </w:r>
-    </w:p>
-    <w:p>
-      <w:pPr>
-        <w:pStyle w:val="Heading4"/>
-      </w:pPr>
-      <w:r>
-        <w:t>Sources</w:t>
-      </w:r>
-    </w:p>
-    <w:p>
-      <w:pPr>
-        <w:pStyle w:val="ListBullet"/>
-      </w:pPr>
-      <w:r>
-        <w:rPr>
-          <w:b w:val="0"/>
-          <w:i w:val="0"/>
-        </w:rPr>
-        <w:t>pydantic 2 default extra behaviour is ignore; extra="forbid" raises extra_forbidden. (verified: pydantic documentation; run on pydantic 2.12.5 and 2.13.5 in this repository.)</w:t>
-      </w:r>
-    </w:p>
-    <w:p>
-      <w:pPr>
-        <w:pStyle w:val="ListBullet"/>
-      </w:pPr>
-      <w:r>
-        <w:rPr>
-          <w:b w:val="0"/>
-          <w:i w:val="0"/>
-        </w:rPr>
-        <w:t>Lax mode converts "30" and 30.0 to int 30 and True to 1, and rejects 30.5 and "thirty". (verified: pydantic conversion table; run on pydantic 2.12.5 in this repository.)</w:t>
-      </w:r>
-    </w:p>
-    <w:p>
-      <w:pPr>
-        <w:pStyle w:val="ListBullet"/>
-      </w:pPr>
-      <w:r>
-        <w:rPr>
-          <w:b w:val="0"/>
-          <w:i w:val="0"/>
-        </w:rPr>
-        <w:t>model_copy(update=...) does not validate the update. (verified: pydantic documentation for model_copy; run on pydantic 2.12.5 in this repository.)</w:t>
-      </w:r>
-    </w:p>
-    <w:p>
-      <w:pPr>
-        <w:pStyle w:val="Heading3"/>
-      </w:pPr>
-      <w:r>
-        <w:t>B5-L3 Validate at the boundaries, with severity</w:t>
-      </w:r>
-    </w:p>
-    <w:p>
-      <w:pPr>
-        <w:pStyle w:val="Heading4"/>
-      </w:pPr>
-      <w:r>
-        <w:t>Concept</w:t>
-      </w:r>
-    </w:p>
-    <w:p>
-      <w:r>
-        <w:rPr>
-          <w:b w:val="0"/>
-          <w:i w:val="0"/>
-        </w:rPr>
-        <w:t xml:space="preserve">Validation belongs at </w:t>
-      </w:r>
-      <w:r>
-        <w:rPr>
-          <w:b/>
-          <w:i w:val="0"/>
-        </w:rPr>
-        <w:t>boundaries</w:t>
-      </w:r>
-      <w:r>
-        <w:rPr>
-          <w:b w:val="0"/>
-          <w:i w:val="0"/>
-        </w:rPr>
-        <w:t>, where data crosses from one owner to another:</w:t>
-      </w:r>
-    </w:p>
-    <w:p>
-      <w:pPr>
-        <w:pStyle w:val="ListBullet"/>
-      </w:pPr>
-      <w:r>
-        <w:rPr>
-          <w:b/>
-          <w:i w:val="0"/>
-        </w:rPr>
-        <w:t>On the way in.</w:t>
-      </w:r>
-      <w:r>
-        <w:rPr>
-          <w:b w:val="0"/>
-          <w:i w:val="0"/>
-        </w:rPr>
-        <w:t xml:space="preserve"> After reading a file, API response or config. Check schema, keys and value ranges (lessons B5-L1 and B5-L2).</w:t>
-      </w:r>
-    </w:p>
-    <w:p>
-      <w:pPr>
-        <w:pStyle w:val="ListBullet"/>
-      </w:pPr>
-      <w:r>
-        <w:rPr>
-          <w:b/>
-          <w:i w:val="0"/>
-        </w:rPr>
-        <w:t>On the way out.</w:t>
-      </w:r>
-      <w:r>
-        <w:rPr>
-          <w:b w:val="0"/>
-          <w:i w:val="0"/>
-        </w:rPr>
-        <w:t xml:space="preserve"> Before writing a table or sending a report. Check the promises you make to the next consumer: grain, row counts, totals, shares that sum to 1.</w:t>
-      </w:r>
-    </w:p>
-    <w:p>
-      <w:r>
-        <w:rPr>
-          <w:b w:val="0"/>
-          <w:i w:val="0"/>
-        </w:rPr>
-        <w:t>Checks in the middle of a pure transformation add noise. A function that receives validated input and is unit tested does not need to re-check it.</w:t>
-      </w:r>
-    </w:p>
-    <w:p>
-      <w:r>
-        <w:rPr>
-          <w:b w:val="0"/>
-          <w:i w:val="0"/>
-        </w:rPr>
-        <w:t xml:space="preserve">Not every failed check should stop a run. Give each check a </w:t>
-      </w:r>
-      <w:r>
-        <w:rPr>
-          <w:b/>
-          <w:i w:val="0"/>
-        </w:rPr>
-        <w:t>severity</w:t>
-      </w:r>
-      <w:r>
-        <w:rPr>
-          <w:b w:val="0"/>
-          <w:i w:val="0"/>
-        </w:rPr>
-        <w:t>:</w:t>
-      </w:r>
-    </w:p>
-    <w:p>
-      <w:pPr>
-        <w:pStyle w:val="ListBullet"/>
-      </w:pPr>
-      <w:r>
-        <w:rPr>
-          <w:b/>
-          <w:i w:val="0"/>
-        </w:rPr>
-        <w:t>CRITICAL</w:t>
-      </w:r>
-      <w:r>
-        <w:rPr>
-          <w:b w:val="0"/>
-          <w:i w:val="0"/>
-        </w:rPr>
-        <w:t xml:space="preserve"> stops the run. Wrong grain, missing required column, empty input, weights that do not sum to the sample size.</w:t>
-      </w:r>
-    </w:p>
-    <w:p>
-      <w:pPr>
-        <w:pStyle w:val="ListBullet"/>
-      </w:pPr>
-      <w:r>
-        <w:rPr>
-          <w:b/>
-          <w:i w:val="0"/>
-        </w:rPr>
-        <w:t>WARN</w:t>
-      </w:r>
-      <w:r>
-        <w:rPr>
-          <w:b w:val="0"/>
-          <w:i w:val="0"/>
-        </w:rPr>
-        <w:t xml:space="preserve"> records the problem and continues. Missing share above its usual level, a subgroup below its reporting base.</w:t>
-      </w:r>
-    </w:p>
-    <w:p>
-      <w:r>
-        <w:rPr>
-          <w:b w:val="0"/>
-          <w:i w:val="0"/>
-        </w:rPr>
-        <w:t xml:space="preserve">Record results as </w:t>
-      </w:r>
-      <w:r>
-        <w:rPr>
-          <w:b/>
-          <w:i w:val="0"/>
-        </w:rPr>
-        <w:t>structured data</w:t>
-      </w:r>
-      <w:r>
-        <w:rPr>
-          <w:b w:val="0"/>
-          <w:i w:val="0"/>
-        </w:rPr>
-        <w:t>, not prose, so a dashboard or alert filters them:</w:t>
+          <w:i w:val="0"/>
+        </w:rPr>
+        <w:t>Starter code:</w:t>
       </w:r>
     </w:p>
     <w:tbl>
@@ -6279,7 +5919,7 @@
                 <w:b w:val="0"/>
                 <w:sz w:val="16"/>
               </w:rPr>
-              <w:t>Severity = Literal["CRITICAL", "WARN"]</w:t>
+              <w:t>from pydantic import BaseModel, ConfigDict, Field</w:t>
             </w:r>
           </w:p>
           <w:p>
@@ -6348,7 +5988,7 @@
                 <w:b w:val="0"/>
                 <w:sz w:val="16"/>
               </w:rPr>
-              <w:t>@dataclass(frozen=True)</w:t>
+              <w:t>def load_config(raw):</w:t>
             </w:r>
           </w:p>
           <w:p>
@@ -6371,99 +6011,7 @@
                 <w:b w:val="0"/>
                 <w:sz w:val="16"/>
               </w:rPr>
-              <w:t>class QaResult:</w:t>
-            </w:r>
-          </w:p>
-          <w:p>
-            <w:pPr>
-              <w:spacing w:before="0" w:after="0" w:line="240" w:lineRule="auto"/>
-              <w:ind w:left="567" w:hanging="567"/>
-            </w:pPr>
-            <w:r>
-              <w:rPr>
-                <w:rFonts w:ascii="Consolas" w:hAnsi="Consolas" w:eastAsia="Consolas"/>
-                <w:b w:val="0"/>
-                <w:color w:val="5B6875"/>
-                <w:sz w:val="16"/>
-              </w:rPr>
-              <w:t xml:space="preserve">   6  </w:t>
-            </w:r>
-            <w:r>
-              <w:rPr>
-                <w:rFonts w:ascii="Consolas" w:hAnsi="Consolas" w:eastAsia="Consolas"/>
-                <w:b w:val="0"/>
-                <w:sz w:val="16"/>
-              </w:rPr>
-              <w:t xml:space="preserve">    check: str</w:t>
-            </w:r>
-          </w:p>
-          <w:p>
-            <w:pPr>
-              <w:spacing w:before="0" w:after="0" w:line="240" w:lineRule="auto"/>
-              <w:ind w:left="567" w:hanging="567"/>
-            </w:pPr>
-            <w:r>
-              <w:rPr>
-                <w:rFonts w:ascii="Consolas" w:hAnsi="Consolas" w:eastAsia="Consolas"/>
-                <w:b w:val="0"/>
-                <w:color w:val="5B6875"/>
-                <w:sz w:val="16"/>
-              </w:rPr>
-              <w:t xml:space="preserve">   7  </w:t>
-            </w:r>
-            <w:r>
-              <w:rPr>
-                <w:rFonts w:ascii="Consolas" w:hAnsi="Consolas" w:eastAsia="Consolas"/>
-                <w:b w:val="0"/>
-                <w:sz w:val="16"/>
-              </w:rPr>
-              <w:t xml:space="preserve">    severity: Severity</w:t>
-            </w:r>
-          </w:p>
-          <w:p>
-            <w:pPr>
-              <w:spacing w:before="0" w:after="0" w:line="240" w:lineRule="auto"/>
-              <w:ind w:left="567" w:hanging="567"/>
-            </w:pPr>
-            <w:r>
-              <w:rPr>
-                <w:rFonts w:ascii="Consolas" w:hAnsi="Consolas" w:eastAsia="Consolas"/>
-                <w:b w:val="0"/>
-                <w:color w:val="5B6875"/>
-                <w:sz w:val="16"/>
-              </w:rPr>
-              <w:t xml:space="preserve">   8  </w:t>
-            </w:r>
-            <w:r>
-              <w:rPr>
-                <w:rFonts w:ascii="Consolas" w:hAnsi="Consolas" w:eastAsia="Consolas"/>
-                <w:b w:val="0"/>
-                <w:sz w:val="16"/>
-              </w:rPr>
-              <w:t xml:space="preserve">    passed: bool</w:t>
-            </w:r>
-          </w:p>
-          <w:p>
-            <w:pPr>
-              <w:spacing w:before="0" w:after="0" w:line="240" w:lineRule="auto"/>
-              <w:ind w:left="567" w:hanging="567"/>
-            </w:pPr>
-            <w:r>
-              <w:rPr>
-                <w:rFonts w:ascii="Consolas" w:hAnsi="Consolas" w:eastAsia="Consolas"/>
-                <w:b w:val="0"/>
-                <w:color w:val="5B6875"/>
-                <w:sz w:val="16"/>
-              </w:rPr>
-              <w:t xml:space="preserve">   9  </w:t>
-            </w:r>
-            <w:r>
-              <w:rPr>
-                <w:rFonts w:ascii="Consolas" w:hAnsi="Consolas" w:eastAsia="Consolas"/>
-                <w:b w:val="0"/>
-                <w:sz w:val="16"/>
-              </w:rPr>
-              <w:t xml:space="preserve">    observed: float | None</w:t>
+              <w:t xml:space="preserve">    return raw</w:t>
             </w:r>
           </w:p>
         </w:tc>
@@ -6471,26 +6019,11 @@
     </w:tbl>
     <w:p/>
     <w:p>
-      <w:r>
-        <w:rPr>
-          <w:b w:val="0"/>
-          <w:i w:val="0"/>
-        </w:rPr>
-        <w:t xml:space="preserve">Run all checks, collect the results, log them, </w:t>
-      </w:r>
-      <w:r>
-        <w:rPr>
-          <w:b/>
-          <w:i w:val="0"/>
-        </w:rPr>
-        <w:t>then</w:t>
-      </w:r>
-      <w:r>
-        <w:rPr>
-          <w:b w:val="0"/>
-          <w:i w:val="0"/>
-        </w:rPr>
-        <w:t xml:space="preserve"> raise if any CRITICAL check failed. The log keeps every result, even on the run that stops.</w:t>
+      <w:pPr>
+        <w:pStyle w:val="Heading5"/>
+      </w:pPr>
+      <w:r>
+        <w:t>Exercise 5. Spot the bug (level 4)</w:t>
       </w:r>
     </w:p>
     <w:p>
@@ -6499,199 +6032,7 @@
           <w:b w:val="0"/>
           <w:i w:val="0"/>
         </w:rPr>
-        <w:t>Two coding rules make checks trustworthy:</w:t>
-      </w:r>
-    </w:p>
-    <w:p>
-      <w:pPr>
-        <w:pStyle w:val="ListBullet"/>
-      </w:pPr>
-      <w:r>
-        <w:rPr>
-          <w:b/>
-          <w:i w:val="0"/>
-        </w:rPr>
-        <w:t>Guard every division.</w:t>
-      </w:r>
-      <w:r>
-        <w:rPr>
-          <w:b w:val="0"/>
-          <w:i w:val="0"/>
-        </w:rPr>
-        <w:t xml:space="preserve"> An empty input has no missing share. Return </w:t>
-      </w:r>
-      <w:r>
-        <w:rPr>
-          <w:rFonts w:ascii="Consolas" w:hAnsi="Consolas" w:eastAsia="Consolas"/>
-          <w:b w:val="0"/>
-          <w:sz w:val="19"/>
-        </w:rPr>
-        <w:t>None</w:t>
-      </w:r>
-      <w:r>
-        <w:rPr>
-          <w:b w:val="0"/>
-          <w:i w:val="0"/>
-        </w:rPr>
-        <w:t xml:space="preserve">, not a </w:t>
-      </w:r>
-      <w:r>
-        <w:rPr>
-          <w:rFonts w:ascii="Consolas" w:hAnsi="Consolas" w:eastAsia="Consolas"/>
-          <w:b w:val="0"/>
-          <w:sz w:val="19"/>
-        </w:rPr>
-        <w:t>ZeroDivisionError</w:t>
-      </w:r>
-      <w:r>
-        <w:rPr>
-          <w:b w:val="0"/>
-          <w:i w:val="0"/>
-        </w:rPr>
-        <w:t>.</w:t>
-      </w:r>
-    </w:p>
-    <w:p>
-      <w:pPr>
-        <w:pStyle w:val="ListBullet"/>
-      </w:pPr>
-      <w:r>
-        <w:rPr>
-          <w:b/>
-          <w:i w:val="0"/>
-        </w:rPr>
-        <w:t xml:space="preserve">Test </w:t>
-      </w:r>
-      <w:r>
-        <w:rPr>
-          <w:rFonts w:ascii="Consolas" w:hAnsi="Consolas" w:eastAsia="Consolas"/>
-          <w:b w:val="0"/>
-          <w:sz w:val="19"/>
-        </w:rPr>
-        <w:t>None</w:t>
-      </w:r>
-      <w:r>
-        <w:rPr>
-          <w:b/>
-          <w:i w:val="0"/>
-        </w:rPr>
-        <w:t xml:space="preserve"> with </w:t>
-      </w:r>
-      <w:r>
-        <w:rPr>
-          <w:rFonts w:ascii="Consolas" w:hAnsi="Consolas" w:eastAsia="Consolas"/>
-          <w:b w:val="0"/>
-          <w:sz w:val="19"/>
-        </w:rPr>
-        <w:t>is None</w:t>
-      </w:r>
-      <w:r>
-        <w:rPr>
-          <w:b/>
-          <w:i w:val="0"/>
-        </w:rPr>
-        <w:t>.</w:t>
-      </w:r>
-      <w:r>
-        <w:rPr>
-          <w:b w:val="0"/>
-          <w:i w:val="0"/>
-        </w:rPr>
-        <w:t xml:space="preserve"> </w:t>
-      </w:r>
-      <w:r>
-        <w:rPr>
-          <w:rFonts w:ascii="Consolas" w:hAnsi="Consolas" w:eastAsia="Consolas"/>
-          <w:b w:val="0"/>
-          <w:sz w:val="19"/>
-        </w:rPr>
-        <w:t>if share:</w:t>
-      </w:r>
-      <w:r>
-        <w:rPr>
-          <w:b w:val="0"/>
-          <w:i w:val="0"/>
-        </w:rPr>
-        <w:t xml:space="preserve"> treats a real share of </w:t>
-      </w:r>
-      <w:r>
-        <w:rPr>
-          <w:rFonts w:ascii="Consolas" w:hAnsi="Consolas" w:eastAsia="Consolas"/>
-          <w:b w:val="0"/>
-          <w:sz w:val="19"/>
-        </w:rPr>
-        <w:t>0.0</w:t>
-      </w:r>
-      <w:r>
-        <w:rPr>
-          <w:b w:val="0"/>
-          <w:i w:val="0"/>
-        </w:rPr>
-        <w:t xml:space="preserve"> like a missing one, and the check silently never runs.</w:t>
-      </w:r>
-    </w:p>
-    <w:p>
-      <w:pPr>
-        <w:pStyle w:val="Heading4"/>
-      </w:pPr>
-      <w:r>
-        <w:t>Why it matters</w:t>
-      </w:r>
-    </w:p>
-    <w:p>
-      <w:r>
-        <w:rPr>
-          <w:b w:val="0"/>
-          <w:i w:val="0"/>
-        </w:rPr>
-        <w:t xml:space="preserve">A tracker QA step printed "WARNING: low base in 3 cells" to the notebook output and carried on. Nobody reads notebook output for scheduled jobs. The same step never checked for an empty input. The week a supplier delivered an empty file, the job computed shares from zero rows, divided by zero, and wrote </w:t>
-      </w:r>
-      <w:r>
-        <w:rPr>
-          <w:rFonts w:ascii="Consolas" w:hAnsi="Consolas" w:eastAsia="Consolas"/>
-          <w:b w:val="0"/>
-          <w:sz w:val="19"/>
-        </w:rPr>
-        <w:t>NaN</w:t>
-      </w:r>
-      <w:r>
-        <w:rPr>
-          <w:b w:val="0"/>
-          <w:i w:val="0"/>
-        </w:rPr>
-        <w:t xml:space="preserve"> to every cell of the client dashboard.</w:t>
-      </w:r>
-    </w:p>
-    <w:p>
-      <w:r>
-        <w:rPr>
-          <w:b w:val="0"/>
-          <w:i w:val="0"/>
-        </w:rPr>
-        <w:t xml:space="preserve">Structured results in a table get alerts. A CRITICAL </w:t>
-      </w:r>
-      <w:r>
-        <w:rPr>
-          <w:rFonts w:ascii="Consolas" w:hAnsi="Consolas" w:eastAsia="Consolas"/>
-          <w:b w:val="0"/>
-          <w:sz w:val="19"/>
-        </w:rPr>
-        <w:t>min_rows</w:t>
-      </w:r>
-      <w:r>
-        <w:rPr>
-          <w:b w:val="0"/>
-          <w:i w:val="0"/>
-        </w:rPr>
-        <w:t xml:space="preserve"> check stops the run before the empty file reaches the dashboard.</w:t>
-      </w:r>
-    </w:p>
-    <w:p>
-      <w:pPr>
-        <w:pStyle w:val="Heading4"/>
-      </w:pPr>
-      <w:r>
-        <w:t>Worked example: weak code</w:t>
+        <w:t>A job lowers the minimum base for a small market. The run then reports subgroups of size 0 as valid. Tap the line with the bug and fix the function so the new value is validated.</w:t>
       </w:r>
     </w:p>
     <w:tbl>
@@ -6729,7 +6070,7 @@
                 <w:b w:val="0"/>
                 <w:sz w:val="16"/>
               </w:rPr>
-              <w:t>def qa(df):</w:t>
+              <w:t>from pydantic import BaseModel, ConfigDict, Field</w:t>
             </w:r>
           </w:p>
           <w:p>
@@ -6740,19 +6081,19 @@
             <w:r>
               <w:rPr>
                 <w:rFonts w:ascii="Consolas" w:hAnsi="Consolas" w:eastAsia="Consolas"/>
-                <w:b/>
+                <w:b w:val="0"/>
                 <w:color w:val="5B6875"/>
                 <w:sz w:val="16"/>
               </w:rPr>
-              <w:t xml:space="preserve"> [1]  </w:t>
-            </w:r>
-            <w:r>
-              <w:rPr>
-                <w:rFonts w:ascii="Consolas" w:hAnsi="Consolas" w:eastAsia="Consolas"/>
-                <w:b w:val="0"/>
-                <w:sz w:val="16"/>
-              </w:rPr>
-              <w:t xml:space="preserve">    share = df["weight"].isna().sum() / len(df)</w:t>
+              <w:t xml:space="preserve">   2  </w:t>
+            </w:r>
+            <w:r>
+              <w:rPr>
+                <w:rFonts w:ascii="Consolas" w:hAnsi="Consolas" w:eastAsia="Consolas"/>
+                <w:b w:val="0"/>
+                <w:sz w:val="16"/>
+              </w:rPr>
+              <w:t xml:space="preserve"> </w:t>
             </w:r>
           </w:p>
           <w:p>
@@ -6763,19 +6104,19 @@
             <w:r>
               <w:rPr>
                 <w:rFonts w:ascii="Consolas" w:hAnsi="Consolas" w:eastAsia="Consolas"/>
-                <w:b/>
+                <w:b w:val="0"/>
                 <w:color w:val="5B6875"/>
                 <w:sz w:val="16"/>
               </w:rPr>
-              <w:t xml:space="preserve"> [2]  </w:t>
-            </w:r>
-            <w:r>
-              <w:rPr>
-                <w:rFonts w:ascii="Consolas" w:hAnsi="Consolas" w:eastAsia="Consolas"/>
-                <w:b w:val="0"/>
-                <w:sz w:val="16"/>
-              </w:rPr>
-              <w:t xml:space="preserve">    if share:</w:t>
+              <w:t xml:space="preserve">   3  </w:t>
+            </w:r>
+            <w:r>
+              <w:rPr>
+                <w:rFonts w:ascii="Consolas" w:hAnsi="Consolas" w:eastAsia="Consolas"/>
+                <w:b w:val="0"/>
+                <w:sz w:val="16"/>
+              </w:rPr>
+              <w:t xml:space="preserve"> </w:t>
             </w:r>
           </w:p>
           <w:p>
@@ -6798,7 +6139,7 @@
                 <w:b w:val="0"/>
                 <w:sz w:val="16"/>
               </w:rPr>
-              <w:t xml:space="preserve">        if share &gt; 0.1:</w:t>
+              <w:t>class Cfg(BaseModel):</w:t>
             </w:r>
           </w:p>
           <w:p>
@@ -6809,19 +6150,19 @@
             <w:r>
               <w:rPr>
                 <w:rFonts w:ascii="Consolas" w:hAnsi="Consolas" w:eastAsia="Consolas"/>
-                <w:b/>
+                <w:b w:val="0"/>
                 <w:color w:val="5B6875"/>
                 <w:sz w:val="16"/>
               </w:rPr>
-              <w:t xml:space="preserve"> [3]  </w:t>
-            </w:r>
-            <w:r>
-              <w:rPr>
-                <w:rFonts w:ascii="Consolas" w:hAnsi="Consolas" w:eastAsia="Consolas"/>
-                <w:b w:val="0"/>
-                <w:sz w:val="16"/>
-              </w:rPr>
-              <w:t xml:space="preserve">            print("WARNING: many missing weights")</w:t>
+              <w:t xml:space="preserve">   5  </w:t>
+            </w:r>
+            <w:r>
+              <w:rPr>
+                <w:rFonts w:ascii="Consolas" w:hAnsi="Consolas" w:eastAsia="Consolas"/>
+                <w:b w:val="0"/>
+                <w:sz w:val="16"/>
+              </w:rPr>
+              <w:t xml:space="preserve">    """Run settings."""</w:t>
             </w:r>
           </w:p>
           <w:p>
@@ -6844,7 +6185,7 @@
                 <w:b w:val="0"/>
                 <w:sz w:val="16"/>
               </w:rPr>
-              <w:t xml:space="preserve">    if len(df) == 0:</w:t>
+              <w:t xml:space="preserve"> </w:t>
             </w:r>
           </w:p>
           <w:p>
@@ -6855,94 +6196,193 @@
             <w:r>
               <w:rPr>
                 <w:rFonts w:ascii="Consolas" w:hAnsi="Consolas" w:eastAsia="Consolas"/>
-                <w:b/>
+                <w:b w:val="0"/>
                 <w:color w:val="5B6875"/>
                 <w:sz w:val="16"/>
               </w:rPr>
-              <w:t xml:space="preserve"> [4]  </w:t>
-            </w:r>
-            <w:r>
-              <w:rPr>
-                <w:rFonts w:ascii="Consolas" w:hAnsi="Consolas" w:eastAsia="Consolas"/>
-                <w:b w:val="0"/>
-                <w:sz w:val="16"/>
-              </w:rPr>
-              <w:t xml:space="preserve">        print("empty file")</w:t>
+              <w:t xml:space="preserve">   7  </w:t>
+            </w:r>
+            <w:r>
+              <w:rPr>
+                <w:rFonts w:ascii="Consolas" w:hAnsi="Consolas" w:eastAsia="Consolas"/>
+                <w:b w:val="0"/>
+                <w:sz w:val="16"/>
+              </w:rPr>
+              <w:t xml:space="preserve">    model_config = ConfigDict(extra="forbid", frozen=True)</w:t>
+            </w:r>
+          </w:p>
+          <w:p>
+            <w:pPr>
+              <w:spacing w:before="0" w:after="0" w:line="240" w:lineRule="auto"/>
+              <w:ind w:left="567" w:hanging="567"/>
+            </w:pPr>
+            <w:r>
+              <w:rPr>
+                <w:rFonts w:ascii="Consolas" w:hAnsi="Consolas" w:eastAsia="Consolas"/>
+                <w:b w:val="0"/>
+                <w:color w:val="5B6875"/>
+                <w:sz w:val="16"/>
+              </w:rPr>
+              <w:t xml:space="preserve">   8  </w:t>
+            </w:r>
+            <w:r>
+              <w:rPr>
+                <w:rFonts w:ascii="Consolas" w:hAnsi="Consolas" w:eastAsia="Consolas"/>
+                <w:b w:val="0"/>
+                <w:sz w:val="16"/>
+              </w:rPr>
+              <w:t xml:space="preserve"> </w:t>
+            </w:r>
+          </w:p>
+          <w:p>
+            <w:pPr>
+              <w:spacing w:before="0" w:after="0" w:line="240" w:lineRule="auto"/>
+              <w:ind w:left="567" w:hanging="567"/>
+            </w:pPr>
+            <w:r>
+              <w:rPr>
+                <w:rFonts w:ascii="Consolas" w:hAnsi="Consolas" w:eastAsia="Consolas"/>
+                <w:b w:val="0"/>
+                <w:color w:val="5B6875"/>
+                <w:sz w:val="16"/>
+              </w:rPr>
+              <w:t xml:space="preserve">   9  </w:t>
+            </w:r>
+            <w:r>
+              <w:rPr>
+                <w:rFonts w:ascii="Consolas" w:hAnsi="Consolas" w:eastAsia="Consolas"/>
+                <w:b w:val="0"/>
+                <w:sz w:val="16"/>
+              </w:rPr>
+              <w:t xml:space="preserve">    min_base: int = Field(default=50, gt=0)</w:t>
+            </w:r>
+          </w:p>
+          <w:p>
+            <w:pPr>
+              <w:spacing w:before="0" w:after="0" w:line="240" w:lineRule="auto"/>
+              <w:ind w:left="567" w:hanging="567"/>
+            </w:pPr>
+            <w:r>
+              <w:rPr>
+                <w:rFonts w:ascii="Consolas" w:hAnsi="Consolas" w:eastAsia="Consolas"/>
+                <w:b w:val="0"/>
+                <w:color w:val="5B6875"/>
+                <w:sz w:val="16"/>
+              </w:rPr>
+              <w:t xml:space="preserve">  10  </w:t>
+            </w:r>
+            <w:r>
+              <w:rPr>
+                <w:rFonts w:ascii="Consolas" w:hAnsi="Consolas" w:eastAsia="Consolas"/>
+                <w:b w:val="0"/>
+                <w:sz w:val="16"/>
+              </w:rPr>
+              <w:t xml:space="preserve"> </w:t>
+            </w:r>
+          </w:p>
+          <w:p>
+            <w:pPr>
+              <w:spacing w:before="0" w:after="0" w:line="240" w:lineRule="auto"/>
+              <w:ind w:left="567" w:hanging="567"/>
+            </w:pPr>
+            <w:r>
+              <w:rPr>
+                <w:rFonts w:ascii="Consolas" w:hAnsi="Consolas" w:eastAsia="Consolas"/>
+                <w:b w:val="0"/>
+                <w:color w:val="5B6875"/>
+                <w:sz w:val="16"/>
+              </w:rPr>
+              <w:t xml:space="preserve">  11  </w:t>
+            </w:r>
+            <w:r>
+              <w:rPr>
+                <w:rFonts w:ascii="Consolas" w:hAnsi="Consolas" w:eastAsia="Consolas"/>
+                <w:b w:val="0"/>
+                <w:sz w:val="16"/>
+              </w:rPr>
+              <w:t xml:space="preserve"> </w:t>
+            </w:r>
+          </w:p>
+          <w:p>
+            <w:pPr>
+              <w:spacing w:before="0" w:after="0" w:line="240" w:lineRule="auto"/>
+              <w:ind w:left="567" w:hanging="567"/>
+            </w:pPr>
+            <w:r>
+              <w:rPr>
+                <w:rFonts w:ascii="Consolas" w:hAnsi="Consolas" w:eastAsia="Consolas"/>
+                <w:b w:val="0"/>
+                <w:color w:val="5B6875"/>
+                <w:sz w:val="16"/>
+              </w:rPr>
+              <w:t xml:space="preserve">  12  </w:t>
+            </w:r>
+            <w:r>
+              <w:rPr>
+                <w:rFonts w:ascii="Consolas" w:hAnsi="Consolas" w:eastAsia="Consolas"/>
+                <w:b w:val="0"/>
+                <w:sz w:val="16"/>
+              </w:rPr>
+              <w:t>def with_min_base(cfg: Cfg, value: int) -&gt; Cfg:</w:t>
+            </w:r>
+          </w:p>
+          <w:p>
+            <w:pPr>
+              <w:spacing w:before="0" w:after="0" w:line="240" w:lineRule="auto"/>
+              <w:ind w:left="567" w:hanging="567"/>
+            </w:pPr>
+            <w:r>
+              <w:rPr>
+                <w:rFonts w:ascii="Consolas" w:hAnsi="Consolas" w:eastAsia="Consolas"/>
+                <w:b w:val="0"/>
+                <w:color w:val="5B6875"/>
+                <w:sz w:val="16"/>
+              </w:rPr>
+              <w:t xml:space="preserve">  13  </w:t>
+            </w:r>
+            <w:r>
+              <w:rPr>
+                <w:rFonts w:ascii="Consolas" w:hAnsi="Consolas" w:eastAsia="Consolas"/>
+                <w:b w:val="0"/>
+                <w:sz w:val="16"/>
+              </w:rPr>
+              <w:t xml:space="preserve">    """Return a copy of cfg with a new min_base."""</w:t>
+            </w:r>
+          </w:p>
+          <w:p>
+            <w:pPr>
+              <w:spacing w:before="0" w:after="0" w:line="240" w:lineRule="auto"/>
+              <w:ind w:left="567" w:hanging="567"/>
+            </w:pPr>
+            <w:r>
+              <w:rPr>
+                <w:rFonts w:ascii="Consolas" w:hAnsi="Consolas" w:eastAsia="Consolas"/>
+                <w:b w:val="0"/>
+                <w:color w:val="5B6875"/>
+                <w:sz w:val="16"/>
+              </w:rPr>
+              <w:t xml:space="preserve">  14  </w:t>
+            </w:r>
+            <w:r>
+              <w:rPr>
+                <w:rFonts w:ascii="Consolas" w:hAnsi="Consolas" w:eastAsia="Consolas"/>
+                <w:b w:val="0"/>
+                <w:sz w:val="16"/>
+              </w:rPr>
+              <w:t xml:space="preserve">    return cfg.model_copy(update={"min_base": value})</w:t>
             </w:r>
           </w:p>
         </w:tc>
       </w:tr>
     </w:tbl>
+    <w:p/>
     <w:p>
-      <w:pPr>
-        <w:pStyle w:val="ListNumber"/>
-      </w:pPr>
-      <w:r>
-        <w:rPr>
-          <w:b/>
-        </w:rPr>
-        <w:t xml:space="preserve">Line 2. </w:t>
-      </w:r>
-      <w:r>
-        <w:rPr>
-          <w:b w:val="0"/>
-          <w:i w:val="0"/>
-        </w:rPr>
-        <w:t>Divides by zero on an empty file, before the emptiness check runs.</w:t>
-      </w:r>
-    </w:p>
-    <w:p>
-      <w:pPr>
-        <w:pStyle w:val="ListNumber"/>
-      </w:pPr>
-      <w:r>
-        <w:rPr>
-          <w:b/>
-        </w:rPr>
-        <w:t xml:space="preserve">Line 3. </w:t>
-      </w:r>
-      <w:r>
-        <w:rPr>
-          <w:b w:val="0"/>
-          <w:i w:val="0"/>
-        </w:rPr>
-        <w:t>Truthiness: a share of 0.0 skips the check.</w:t>
-      </w:r>
-    </w:p>
-    <w:p>
-      <w:pPr>
-        <w:pStyle w:val="ListNumber"/>
-      </w:pPr>
-      <w:r>
-        <w:rPr>
-          <w:b/>
-        </w:rPr>
-        <w:t xml:space="preserve">Line 5. </w:t>
-      </w:r>
-      <w:r>
-        <w:rPr>
-          <w:b w:val="0"/>
-          <w:i w:val="0"/>
-        </w:rPr>
-        <w:t>Prose on stdout. Nothing stores or alerts on it.</w:t>
-      </w:r>
-    </w:p>
-    <w:p>
-      <w:pPr>
-        <w:pStyle w:val="ListNumber"/>
-      </w:pPr>
-      <w:r>
-        <w:rPr>
-          <w:b/>
-        </w:rPr>
-        <w:t xml:space="preserve">Line 7. </w:t>
-      </w:r>
-      <w:r>
-        <w:rPr>
-          <w:b w:val="0"/>
-          <w:i w:val="0"/>
-        </w:rPr>
-        <w:t>An empty file is critical, but the run carries on.</w:t>
+      <w:r>
+        <w:rPr>
+          <w:b w:val="0"/>
+          <w:i/>
+        </w:rPr>
+        <w:t>Write down the line number of the bug. Then write the fix.</w:t>
       </w:r>
     </w:p>
     <w:p>
@@ -6950,7 +6390,213 @@
         <w:pStyle w:val="Heading4"/>
       </w:pPr>
       <w:r>
-        <w:t>Worked example: strong code</w:t>
+        <w:t>Sources</w:t>
+      </w:r>
+    </w:p>
+    <w:p>
+      <w:pPr>
+        <w:pStyle w:val="ListBullet"/>
+      </w:pPr>
+      <w:r>
+        <w:rPr>
+          <w:b w:val="0"/>
+          <w:i w:val="0"/>
+        </w:rPr>
+        <w:t>pydantic 2 default extra behaviour is ignore; extra="forbid" raises extra_forbidden. (verified: pydantic documentation; run on pydantic 2.12.5 and 2.13.5 in this repository.)</w:t>
+      </w:r>
+    </w:p>
+    <w:p>
+      <w:pPr>
+        <w:pStyle w:val="ListBullet"/>
+      </w:pPr>
+      <w:r>
+        <w:rPr>
+          <w:b w:val="0"/>
+          <w:i w:val="0"/>
+        </w:rPr>
+        <w:t>Lax mode converts "30" and 30.0 to int 30 and True to 1, and rejects 30.5 and "thirty". (verified: pydantic conversion table; run on pydantic 2.12.5 in this repository.)</w:t>
+      </w:r>
+    </w:p>
+    <w:p>
+      <w:pPr>
+        <w:pStyle w:val="ListBullet"/>
+      </w:pPr>
+      <w:r>
+        <w:rPr>
+          <w:b w:val="0"/>
+          <w:i w:val="0"/>
+        </w:rPr>
+        <w:t>model_copy(update=...) does not validate the update. (verified: pydantic documentation for model_copy; run on pydantic 2.12.5 in this repository.)</w:t>
+      </w:r>
+    </w:p>
+    <w:p>
+      <w:pPr>
+        <w:pStyle w:val="Heading3"/>
+      </w:pPr>
+      <w:r>
+        <w:t>B5-L3 Validate at the boundaries, with severity</w:t>
+      </w:r>
+    </w:p>
+    <w:p>
+      <w:pPr>
+        <w:pStyle w:val="Heading4"/>
+      </w:pPr>
+      <w:r>
+        <w:t>Concept</w:t>
+      </w:r>
+    </w:p>
+    <w:p>
+      <w:r>
+        <w:rPr>
+          <w:b w:val="0"/>
+          <w:i w:val="0"/>
+        </w:rPr>
+        <w:t xml:space="preserve">Validation belongs at </w:t>
+      </w:r>
+      <w:r>
+        <w:rPr>
+          <w:b/>
+          <w:i w:val="0"/>
+        </w:rPr>
+        <w:t>boundaries</w:t>
+      </w:r>
+      <w:r>
+        <w:rPr>
+          <w:b w:val="0"/>
+          <w:i w:val="0"/>
+        </w:rPr>
+        <w:t>, where data crosses from one owner to another:</w:t>
+      </w:r>
+    </w:p>
+    <w:p>
+      <w:pPr>
+        <w:pStyle w:val="ListBullet"/>
+      </w:pPr>
+      <w:r>
+        <w:rPr>
+          <w:b/>
+          <w:i w:val="0"/>
+        </w:rPr>
+        <w:t>On the way in.</w:t>
+      </w:r>
+      <w:r>
+        <w:rPr>
+          <w:b w:val="0"/>
+          <w:i w:val="0"/>
+        </w:rPr>
+        <w:t xml:space="preserve"> After reading a file, API response or config. Check schema, keys and value ranges (lessons B5-L1 and B5-L2).</w:t>
+      </w:r>
+    </w:p>
+    <w:p>
+      <w:pPr>
+        <w:pStyle w:val="ListBullet"/>
+      </w:pPr>
+      <w:r>
+        <w:rPr>
+          <w:b/>
+          <w:i w:val="0"/>
+        </w:rPr>
+        <w:t>On the way out.</w:t>
+      </w:r>
+      <w:r>
+        <w:rPr>
+          <w:b w:val="0"/>
+          <w:i w:val="0"/>
+        </w:rPr>
+        <w:t xml:space="preserve"> Before writing a table or sending a report. Check the promises you make to the next consumer: grain, row counts, totals, shares that sum to 1.</w:t>
+      </w:r>
+    </w:p>
+    <w:p>
+      <w:r>
+        <w:rPr>
+          <w:b w:val="0"/>
+          <w:i w:val="0"/>
+        </w:rPr>
+        <w:t>Checks in the middle of a pure transformation add noise. A function that receives validated input and is unit tested does not need to re-check it.</w:t>
+      </w:r>
+    </w:p>
+    <w:p>
+      <w:r>
+        <w:rPr>
+          <w:b w:val="0"/>
+          <w:i w:val="0"/>
+        </w:rPr>
+        <w:t xml:space="preserve">Not every failed check should stop a run. Give each check a </w:t>
+      </w:r>
+      <w:r>
+        <w:rPr>
+          <w:b/>
+          <w:i w:val="0"/>
+        </w:rPr>
+        <w:t>severity</w:t>
+      </w:r>
+      <w:r>
+        <w:rPr>
+          <w:b w:val="0"/>
+          <w:i w:val="0"/>
+        </w:rPr>
+        <w:t>:</w:t>
+      </w:r>
+    </w:p>
+    <w:p>
+      <w:pPr>
+        <w:pStyle w:val="ListBullet"/>
+      </w:pPr>
+      <w:r>
+        <w:rPr>
+          <w:b/>
+          <w:i w:val="0"/>
+        </w:rPr>
+        <w:t>CRITICAL</w:t>
+      </w:r>
+      <w:r>
+        <w:rPr>
+          <w:b w:val="0"/>
+          <w:i w:val="0"/>
+        </w:rPr>
+        <w:t xml:space="preserve"> stops the run. Wrong grain, missing required column, empty input, weights that do not sum to the sample size.</w:t>
+      </w:r>
+    </w:p>
+    <w:p>
+      <w:pPr>
+        <w:pStyle w:val="ListBullet"/>
+      </w:pPr>
+      <w:r>
+        <w:rPr>
+          <w:b/>
+          <w:i w:val="0"/>
+        </w:rPr>
+        <w:t>WARN</w:t>
+      </w:r>
+      <w:r>
+        <w:rPr>
+          <w:b w:val="0"/>
+          <w:i w:val="0"/>
+        </w:rPr>
+        <w:t xml:space="preserve"> records the problem and continues. Missing share above its usual level, a subgroup below its reporting base.</w:t>
+      </w:r>
+    </w:p>
+    <w:p>
+      <w:r>
+        <w:rPr>
+          <w:b w:val="0"/>
+          <w:i w:val="0"/>
+        </w:rPr>
+        <w:t xml:space="preserve">Record results as </w:t>
+      </w:r>
+      <w:r>
+        <w:rPr>
+          <w:b/>
+          <w:i w:val="0"/>
+        </w:rPr>
+        <w:t>structured data</w:t>
+      </w:r>
+      <w:r>
+        <w:rPr>
+          <w:b w:val="0"/>
+          <w:i w:val="0"/>
+        </w:rPr>
+        <w:t>, not prose, so a dashboard or alert filters them:</w:t>
       </w:r>
     </w:p>
     <w:tbl>
@@ -6988,7 +6634,7 @@
                 <w:b w:val="0"/>
                 <w:sz w:val="16"/>
               </w:rPr>
-              <w:t>from dataclasses import dataclass</w:t>
+              <w:t>Severity = Literal["CRITICAL", "WARN"]</w:t>
             </w:r>
           </w:p>
           <w:p>
@@ -7011,7 +6657,7 @@
                 <w:b w:val="0"/>
                 <w:sz w:val="16"/>
               </w:rPr>
-              <w:t>from typing import Literal</w:t>
+              <w:t xml:space="preserve"> </w:t>
             </w:r>
           </w:p>
           <w:p>
@@ -7057,7 +6703,7 @@
                 <w:b w:val="0"/>
                 <w:sz w:val="16"/>
               </w:rPr>
-              <w:t>import pandas as pd</w:t>
+              <w:t>@dataclass(frozen=True)</w:t>
             </w:r>
           </w:p>
           <w:p>
@@ -7080,7 +6726,7 @@
                 <w:b w:val="0"/>
                 <w:sz w:val="16"/>
               </w:rPr>
-              <w:t xml:space="preserve"> </w:t>
+              <w:t>class QaResult:</w:t>
             </w:r>
           </w:p>
           <w:p>
@@ -7091,19 +6737,19 @@
             <w:r>
               <w:rPr>
                 <w:rFonts w:ascii="Consolas" w:hAnsi="Consolas" w:eastAsia="Consolas"/>
-                <w:b/>
+                <w:b w:val="0"/>
                 <w:color w:val="5B6875"/>
                 <w:sz w:val="16"/>
               </w:rPr>
-              <w:t xml:space="preserve"> [1]  </w:t>
-            </w:r>
-            <w:r>
-              <w:rPr>
-                <w:rFonts w:ascii="Consolas" w:hAnsi="Consolas" w:eastAsia="Consolas"/>
-                <w:b w:val="0"/>
-                <w:sz w:val="16"/>
-              </w:rPr>
-              <w:t>Severity = Literal["CRITICAL", "WARN"]</w:t>
+              <w:t xml:space="preserve">   6  </w:t>
+            </w:r>
+            <w:r>
+              <w:rPr>
+                <w:rFonts w:ascii="Consolas" w:hAnsi="Consolas" w:eastAsia="Consolas"/>
+                <w:b w:val="0"/>
+                <w:sz w:val="16"/>
+              </w:rPr>
+              <w:t xml:space="preserve">    check: str</w:t>
             </w:r>
           </w:p>
           <w:p>
@@ -7126,7 +6772,7 @@
                 <w:b w:val="0"/>
                 <w:sz w:val="16"/>
               </w:rPr>
-              <w:t xml:space="preserve"> </w:t>
+              <w:t xml:space="preserve">    severity: Severity</w:t>
             </w:r>
           </w:p>
           <w:p>
@@ -7149,7 +6795,7 @@
                 <w:b w:val="0"/>
                 <w:sz w:val="16"/>
               </w:rPr>
-              <w:t xml:space="preserve"> </w:t>
+              <w:t xml:space="preserve">    passed: bool</w:t>
             </w:r>
           </w:p>
           <w:p>
@@ -7172,643 +6818,171 @@
                 <w:b w:val="0"/>
                 <w:sz w:val="16"/>
               </w:rPr>
-              <w:t>@dataclass(frozen=True)</w:t>
-            </w:r>
-          </w:p>
-          <w:p>
-            <w:pPr>
-              <w:spacing w:before="0" w:after="0" w:line="240" w:lineRule="auto"/>
-              <w:ind w:left="567" w:hanging="567"/>
-            </w:pPr>
-            <w:r>
-              <w:rPr>
-                <w:rFonts w:ascii="Consolas" w:hAnsi="Consolas" w:eastAsia="Consolas"/>
-                <w:b w:val="0"/>
-                <w:color w:val="5B6875"/>
-                <w:sz w:val="16"/>
-              </w:rPr>
-              <w:t xml:space="preserve">  10  </w:t>
-            </w:r>
-            <w:r>
-              <w:rPr>
-                <w:rFonts w:ascii="Consolas" w:hAnsi="Consolas" w:eastAsia="Consolas"/>
-                <w:b w:val="0"/>
-                <w:sz w:val="16"/>
-              </w:rPr>
-              <w:t>class QaResult:</w:t>
-            </w:r>
-          </w:p>
-          <w:p>
-            <w:pPr>
-              <w:spacing w:before="0" w:after="0" w:line="240" w:lineRule="auto"/>
-              <w:ind w:left="567" w:hanging="567"/>
-            </w:pPr>
-            <w:r>
-              <w:rPr>
-                <w:rFonts w:ascii="Consolas" w:hAnsi="Consolas" w:eastAsia="Consolas"/>
-                <w:b w:val="0"/>
-                <w:color w:val="5B6875"/>
-                <w:sz w:val="16"/>
-              </w:rPr>
-              <w:t xml:space="preserve">  11  </w:t>
-            </w:r>
-            <w:r>
-              <w:rPr>
-                <w:rFonts w:ascii="Consolas" w:hAnsi="Consolas" w:eastAsia="Consolas"/>
-                <w:b w:val="0"/>
-                <w:sz w:val="16"/>
-              </w:rPr>
-              <w:t xml:space="preserve">    """One check outcome, stored in the run log."""</w:t>
-            </w:r>
-          </w:p>
-          <w:p>
-            <w:pPr>
-              <w:spacing w:before="0" w:after="0" w:line="240" w:lineRule="auto"/>
-              <w:ind w:left="567" w:hanging="567"/>
-            </w:pPr>
-            <w:r>
-              <w:rPr>
-                <w:rFonts w:ascii="Consolas" w:hAnsi="Consolas" w:eastAsia="Consolas"/>
-                <w:b w:val="0"/>
-                <w:color w:val="5B6875"/>
-                <w:sz w:val="16"/>
-              </w:rPr>
-              <w:t xml:space="preserve">  12  </w:t>
-            </w:r>
-            <w:r>
-              <w:rPr>
-                <w:rFonts w:ascii="Consolas" w:hAnsi="Consolas" w:eastAsia="Consolas"/>
-                <w:b w:val="0"/>
-                <w:sz w:val="16"/>
-              </w:rPr>
-              <w:t xml:space="preserve"> </w:t>
-            </w:r>
-          </w:p>
-          <w:p>
-            <w:pPr>
-              <w:spacing w:before="0" w:after="0" w:line="240" w:lineRule="auto"/>
-              <w:ind w:left="567" w:hanging="567"/>
-            </w:pPr>
-            <w:r>
-              <w:rPr>
-                <w:rFonts w:ascii="Consolas" w:hAnsi="Consolas" w:eastAsia="Consolas"/>
-                <w:b w:val="0"/>
-                <w:color w:val="5B6875"/>
-                <w:sz w:val="16"/>
-              </w:rPr>
-              <w:t xml:space="preserve">  13  </w:t>
-            </w:r>
-            <w:r>
-              <w:rPr>
-                <w:rFonts w:ascii="Consolas" w:hAnsi="Consolas" w:eastAsia="Consolas"/>
-                <w:b w:val="0"/>
-                <w:sz w:val="16"/>
-              </w:rPr>
-              <w:t xml:space="preserve">    check: str</w:t>
-            </w:r>
-          </w:p>
-          <w:p>
-            <w:pPr>
-              <w:spacing w:before="0" w:after="0" w:line="240" w:lineRule="auto"/>
-              <w:ind w:left="567" w:hanging="567"/>
-            </w:pPr>
-            <w:r>
-              <w:rPr>
-                <w:rFonts w:ascii="Consolas" w:hAnsi="Consolas" w:eastAsia="Consolas"/>
-                <w:b w:val="0"/>
-                <w:color w:val="5B6875"/>
-                <w:sz w:val="16"/>
-              </w:rPr>
-              <w:t xml:space="preserve">  14  </w:t>
-            </w:r>
-            <w:r>
-              <w:rPr>
-                <w:rFonts w:ascii="Consolas" w:hAnsi="Consolas" w:eastAsia="Consolas"/>
-                <w:b w:val="0"/>
-                <w:sz w:val="16"/>
-              </w:rPr>
-              <w:t xml:space="preserve">    severity: Severity</w:t>
-            </w:r>
-          </w:p>
-          <w:p>
-            <w:pPr>
-              <w:spacing w:before="0" w:after="0" w:line="240" w:lineRule="auto"/>
-              <w:ind w:left="567" w:hanging="567"/>
-            </w:pPr>
-            <w:r>
-              <w:rPr>
-                <w:rFonts w:ascii="Consolas" w:hAnsi="Consolas" w:eastAsia="Consolas"/>
-                <w:b w:val="0"/>
-                <w:color w:val="5B6875"/>
-                <w:sz w:val="16"/>
-              </w:rPr>
-              <w:t xml:space="preserve">  15  </w:t>
-            </w:r>
-            <w:r>
-              <w:rPr>
-                <w:rFonts w:ascii="Consolas" w:hAnsi="Consolas" w:eastAsia="Consolas"/>
-                <w:b w:val="0"/>
-                <w:sz w:val="16"/>
-              </w:rPr>
-              <w:t xml:space="preserve">    passed: bool</w:t>
-            </w:r>
-          </w:p>
-          <w:p>
-            <w:pPr>
-              <w:spacing w:before="0" w:after="0" w:line="240" w:lineRule="auto"/>
-              <w:ind w:left="567" w:hanging="567"/>
-            </w:pPr>
-            <w:r>
-              <w:rPr>
-                <w:rFonts w:ascii="Consolas" w:hAnsi="Consolas" w:eastAsia="Consolas"/>
-                <w:b w:val="0"/>
-                <w:color w:val="5B6875"/>
-                <w:sz w:val="16"/>
-              </w:rPr>
-              <w:t xml:space="preserve">  16  </w:t>
-            </w:r>
-            <w:r>
-              <w:rPr>
-                <w:rFonts w:ascii="Consolas" w:hAnsi="Consolas" w:eastAsia="Consolas"/>
-                <w:b w:val="0"/>
-                <w:sz w:val="16"/>
-              </w:rPr>
               <w:t xml:space="preserve">    observed: float | None</w:t>
-            </w:r>
-          </w:p>
-          <w:p>
-            <w:pPr>
-              <w:spacing w:before="0" w:after="0" w:line="240" w:lineRule="auto"/>
-              <w:ind w:left="567" w:hanging="567"/>
-            </w:pPr>
-            <w:r>
-              <w:rPr>
-                <w:rFonts w:ascii="Consolas" w:hAnsi="Consolas" w:eastAsia="Consolas"/>
-                <w:b w:val="0"/>
-                <w:color w:val="5B6875"/>
-                <w:sz w:val="16"/>
-              </w:rPr>
-              <w:t xml:space="preserve">  17  </w:t>
-            </w:r>
-            <w:r>
-              <w:rPr>
-                <w:rFonts w:ascii="Consolas" w:hAnsi="Consolas" w:eastAsia="Consolas"/>
-                <w:b w:val="0"/>
-                <w:sz w:val="16"/>
-              </w:rPr>
-              <w:t xml:space="preserve"> </w:t>
-            </w:r>
-          </w:p>
-          <w:p>
-            <w:pPr>
-              <w:spacing w:before="0" w:after="0" w:line="240" w:lineRule="auto"/>
-              <w:ind w:left="567" w:hanging="567"/>
-            </w:pPr>
-            <w:r>
-              <w:rPr>
-                <w:rFonts w:ascii="Consolas" w:hAnsi="Consolas" w:eastAsia="Consolas"/>
-                <w:b w:val="0"/>
-                <w:color w:val="5B6875"/>
-                <w:sz w:val="16"/>
-              </w:rPr>
-              <w:t xml:space="preserve">  18  </w:t>
-            </w:r>
-            <w:r>
-              <w:rPr>
-                <w:rFonts w:ascii="Consolas" w:hAnsi="Consolas" w:eastAsia="Consolas"/>
-                <w:b w:val="0"/>
-                <w:sz w:val="16"/>
-              </w:rPr>
-              <w:t xml:space="preserve"> </w:t>
-            </w:r>
-          </w:p>
-          <w:p>
-            <w:pPr>
-              <w:spacing w:before="0" w:after="0" w:line="240" w:lineRule="auto"/>
-              <w:ind w:left="567" w:hanging="567"/>
-            </w:pPr>
-            <w:r>
-              <w:rPr>
-                <w:rFonts w:ascii="Consolas" w:hAnsi="Consolas" w:eastAsia="Consolas"/>
-                <w:b w:val="0"/>
-                <w:color w:val="5B6875"/>
-                <w:sz w:val="16"/>
-              </w:rPr>
-              <w:t xml:space="preserve">  19  </w:t>
-            </w:r>
-            <w:r>
-              <w:rPr>
-                <w:rFonts w:ascii="Consolas" w:hAnsi="Consolas" w:eastAsia="Consolas"/>
-                <w:b w:val="0"/>
-                <w:sz w:val="16"/>
-              </w:rPr>
-              <w:t>def run_checks(df: pd.DataFrame, min_rows: int, max_missing: float) -&gt; list[QaResult]:</w:t>
-            </w:r>
-          </w:p>
-          <w:p>
-            <w:pPr>
-              <w:spacing w:before="0" w:after="0" w:line="240" w:lineRule="auto"/>
-              <w:ind w:left="567" w:hanging="567"/>
-            </w:pPr>
-            <w:r>
-              <w:rPr>
-                <w:rFonts w:ascii="Consolas" w:hAnsi="Consolas" w:eastAsia="Consolas"/>
-                <w:b w:val="0"/>
-                <w:color w:val="5B6875"/>
-                <w:sz w:val="16"/>
-              </w:rPr>
-              <w:t xml:space="preserve">  20  </w:t>
-            </w:r>
-            <w:r>
-              <w:rPr>
-                <w:rFonts w:ascii="Consolas" w:hAnsi="Consolas" w:eastAsia="Consolas"/>
-                <w:b w:val="0"/>
-                <w:sz w:val="16"/>
-              </w:rPr>
-              <w:t xml:space="preserve">    """Evaluate every input check. Never raises."""</w:t>
-            </w:r>
-          </w:p>
-          <w:p>
-            <w:pPr>
-              <w:spacing w:before="0" w:after="0" w:line="240" w:lineRule="auto"/>
-              <w:ind w:left="567" w:hanging="567"/>
-            </w:pPr>
-            <w:r>
-              <w:rPr>
-                <w:rFonts w:ascii="Consolas" w:hAnsi="Consolas" w:eastAsia="Consolas"/>
-                <w:b w:val="0"/>
-                <w:color w:val="5B6875"/>
-                <w:sz w:val="16"/>
-              </w:rPr>
-              <w:t xml:space="preserve">  21  </w:t>
-            </w:r>
-            <w:r>
-              <w:rPr>
-                <w:rFonts w:ascii="Consolas" w:hAnsi="Consolas" w:eastAsia="Consolas"/>
-                <w:b w:val="0"/>
-                <w:sz w:val="16"/>
-              </w:rPr>
-              <w:t xml:space="preserve">    n = len(df)</w:t>
-            </w:r>
-          </w:p>
-          <w:p>
-            <w:pPr>
-              <w:spacing w:before="0" w:after="0" w:line="240" w:lineRule="auto"/>
-              <w:ind w:left="567" w:hanging="567"/>
-            </w:pPr>
-            <w:r>
-              <w:rPr>
-                <w:rFonts w:ascii="Consolas" w:hAnsi="Consolas" w:eastAsia="Consolas"/>
-                <w:b/>
-                <w:color w:val="5B6875"/>
-                <w:sz w:val="16"/>
-              </w:rPr>
-              <w:t xml:space="preserve"> [2]  </w:t>
-            </w:r>
-            <w:r>
-              <w:rPr>
-                <w:rFonts w:ascii="Consolas" w:hAnsi="Consolas" w:eastAsia="Consolas"/>
-                <w:b w:val="0"/>
-                <w:sz w:val="16"/>
-              </w:rPr>
-              <w:t xml:space="preserve">    share = None if n == 0 else float(df["weight"].isna().sum()) / n</w:t>
-            </w:r>
-          </w:p>
-          <w:p>
-            <w:pPr>
-              <w:spacing w:before="0" w:after="0" w:line="240" w:lineRule="auto"/>
-              <w:ind w:left="567" w:hanging="567"/>
-            </w:pPr>
-            <w:r>
-              <w:rPr>
-                <w:rFonts w:ascii="Consolas" w:hAnsi="Consolas" w:eastAsia="Consolas"/>
-                <w:b w:val="0"/>
-                <w:color w:val="5B6875"/>
-                <w:sz w:val="16"/>
-              </w:rPr>
-              <w:t xml:space="preserve">  23  </w:t>
-            </w:r>
-            <w:r>
-              <w:rPr>
-                <w:rFonts w:ascii="Consolas" w:hAnsi="Consolas" w:eastAsia="Consolas"/>
-                <w:b w:val="0"/>
-                <w:sz w:val="16"/>
-              </w:rPr>
-              <w:t xml:space="preserve">    return [</w:t>
-            </w:r>
-          </w:p>
-          <w:p>
-            <w:pPr>
-              <w:spacing w:before="0" w:after="0" w:line="240" w:lineRule="auto"/>
-              <w:ind w:left="567" w:hanging="567"/>
-            </w:pPr>
-            <w:r>
-              <w:rPr>
-                <w:rFonts w:ascii="Consolas" w:hAnsi="Consolas" w:eastAsia="Consolas"/>
-                <w:b w:val="0"/>
-                <w:color w:val="5B6875"/>
-                <w:sz w:val="16"/>
-              </w:rPr>
-              <w:t xml:space="preserve">  24  </w:t>
-            </w:r>
-            <w:r>
-              <w:rPr>
-                <w:rFonts w:ascii="Consolas" w:hAnsi="Consolas" w:eastAsia="Consolas"/>
-                <w:b w:val="0"/>
-                <w:sz w:val="16"/>
-              </w:rPr>
-              <w:t xml:space="preserve">        QaResult("min_rows", "CRITICAL", n &gt;= min_rows, float(n)),</w:t>
-            </w:r>
-          </w:p>
-          <w:p>
-            <w:pPr>
-              <w:spacing w:before="0" w:after="0" w:line="240" w:lineRule="auto"/>
-              <w:ind w:left="567" w:hanging="567"/>
-            </w:pPr>
-            <w:r>
-              <w:rPr>
-                <w:rFonts w:ascii="Consolas" w:hAnsi="Consolas" w:eastAsia="Consolas"/>
-                <w:b/>
-                <w:color w:val="5B6875"/>
-                <w:sz w:val="16"/>
-              </w:rPr>
-              <w:t xml:space="preserve"> [3]  </w:t>
-            </w:r>
-            <w:r>
-              <w:rPr>
-                <w:rFonts w:ascii="Consolas" w:hAnsi="Consolas" w:eastAsia="Consolas"/>
-                <w:b w:val="0"/>
-                <w:sz w:val="16"/>
-              </w:rPr>
-              <w:t xml:space="preserve">        QaResult("missing_weight", "WARN", share is not None and share &lt;= max_missing, share),</w:t>
-            </w:r>
-          </w:p>
-          <w:p>
-            <w:pPr>
-              <w:spacing w:before="0" w:after="0" w:line="240" w:lineRule="auto"/>
-              <w:ind w:left="567" w:hanging="567"/>
-            </w:pPr>
-            <w:r>
-              <w:rPr>
-                <w:rFonts w:ascii="Consolas" w:hAnsi="Consolas" w:eastAsia="Consolas"/>
-                <w:b w:val="0"/>
-                <w:color w:val="5B6875"/>
-                <w:sz w:val="16"/>
-              </w:rPr>
-              <w:t xml:space="preserve">  26  </w:t>
-            </w:r>
-            <w:r>
-              <w:rPr>
-                <w:rFonts w:ascii="Consolas" w:hAnsi="Consolas" w:eastAsia="Consolas"/>
-                <w:b w:val="0"/>
-                <w:sz w:val="16"/>
-              </w:rPr>
-              <w:t xml:space="preserve">    ]</w:t>
-            </w:r>
-          </w:p>
-          <w:p>
-            <w:pPr>
-              <w:spacing w:before="0" w:after="0" w:line="240" w:lineRule="auto"/>
-              <w:ind w:left="567" w:hanging="567"/>
-            </w:pPr>
-            <w:r>
-              <w:rPr>
-                <w:rFonts w:ascii="Consolas" w:hAnsi="Consolas" w:eastAsia="Consolas"/>
-                <w:b w:val="0"/>
-                <w:color w:val="5B6875"/>
-                <w:sz w:val="16"/>
-              </w:rPr>
-              <w:t xml:space="preserve">  27  </w:t>
-            </w:r>
-            <w:r>
-              <w:rPr>
-                <w:rFonts w:ascii="Consolas" w:hAnsi="Consolas" w:eastAsia="Consolas"/>
-                <w:b w:val="0"/>
-                <w:sz w:val="16"/>
-              </w:rPr>
-              <w:t xml:space="preserve"> </w:t>
-            </w:r>
-          </w:p>
-          <w:p>
-            <w:pPr>
-              <w:spacing w:before="0" w:after="0" w:line="240" w:lineRule="auto"/>
-              <w:ind w:left="567" w:hanging="567"/>
-            </w:pPr>
-            <w:r>
-              <w:rPr>
-                <w:rFonts w:ascii="Consolas" w:hAnsi="Consolas" w:eastAsia="Consolas"/>
-                <w:b w:val="0"/>
-                <w:color w:val="5B6875"/>
-                <w:sz w:val="16"/>
-              </w:rPr>
-              <w:t xml:space="preserve">  28  </w:t>
-            </w:r>
-            <w:r>
-              <w:rPr>
-                <w:rFonts w:ascii="Consolas" w:hAnsi="Consolas" w:eastAsia="Consolas"/>
-                <w:b w:val="0"/>
-                <w:sz w:val="16"/>
-              </w:rPr>
-              <w:t xml:space="preserve"> </w:t>
-            </w:r>
-          </w:p>
-          <w:p>
-            <w:pPr>
-              <w:spacing w:before="0" w:after="0" w:line="240" w:lineRule="auto"/>
-              <w:ind w:left="567" w:hanging="567"/>
-            </w:pPr>
-            <w:r>
-              <w:rPr>
-                <w:rFonts w:ascii="Consolas" w:hAnsi="Consolas" w:eastAsia="Consolas"/>
-                <w:b w:val="0"/>
-                <w:color w:val="5B6875"/>
-                <w:sz w:val="16"/>
-              </w:rPr>
-              <w:t xml:space="preserve">  29  </w:t>
-            </w:r>
-            <w:r>
-              <w:rPr>
-                <w:rFonts w:ascii="Consolas" w:hAnsi="Consolas" w:eastAsia="Consolas"/>
-                <w:b w:val="0"/>
-                <w:sz w:val="16"/>
-              </w:rPr>
-              <w:t>def enforce(results: list[QaResult]) -&gt; None:</w:t>
-            </w:r>
-          </w:p>
-          <w:p>
-            <w:pPr>
-              <w:spacing w:before="0" w:after="0" w:line="240" w:lineRule="auto"/>
-              <w:ind w:left="567" w:hanging="567"/>
-            </w:pPr>
-            <w:r>
-              <w:rPr>
-                <w:rFonts w:ascii="Consolas" w:hAnsi="Consolas" w:eastAsia="Consolas"/>
-                <w:b w:val="0"/>
-                <w:color w:val="5B6875"/>
-                <w:sz w:val="16"/>
-              </w:rPr>
-              <w:t xml:space="preserve">  30  </w:t>
-            </w:r>
-            <w:r>
-              <w:rPr>
-                <w:rFonts w:ascii="Consolas" w:hAnsi="Consolas" w:eastAsia="Consolas"/>
-                <w:b w:val="0"/>
-                <w:sz w:val="16"/>
-              </w:rPr>
-              <w:t xml:space="preserve">    """Raise when any CRITICAL check failed."""</w:t>
-            </w:r>
-          </w:p>
-          <w:p>
-            <w:pPr>
-              <w:spacing w:before="0" w:after="0" w:line="240" w:lineRule="auto"/>
-              <w:ind w:left="567" w:hanging="567"/>
-            </w:pPr>
-            <w:r>
-              <w:rPr>
-                <w:rFonts w:ascii="Consolas" w:hAnsi="Consolas" w:eastAsia="Consolas"/>
-                <w:b w:val="0"/>
-                <w:color w:val="5B6875"/>
-                <w:sz w:val="16"/>
-              </w:rPr>
-              <w:t xml:space="preserve">  31  </w:t>
-            </w:r>
-            <w:r>
-              <w:rPr>
-                <w:rFonts w:ascii="Consolas" w:hAnsi="Consolas" w:eastAsia="Consolas"/>
-                <w:b w:val="0"/>
-                <w:sz w:val="16"/>
-              </w:rPr>
-              <w:t xml:space="preserve">    failed = [r.check for r in results if r.severity == "CRITICAL" and not r.passed]</w:t>
-            </w:r>
-          </w:p>
-          <w:p>
-            <w:pPr>
-              <w:spacing w:before="0" w:after="0" w:line="240" w:lineRule="auto"/>
-              <w:ind w:left="567" w:hanging="567"/>
-            </w:pPr>
-            <w:r>
-              <w:rPr>
-                <w:rFonts w:ascii="Consolas" w:hAnsi="Consolas" w:eastAsia="Consolas"/>
-                <w:b w:val="0"/>
-                <w:color w:val="5B6875"/>
-                <w:sz w:val="16"/>
-              </w:rPr>
-              <w:t xml:space="preserve">  32  </w:t>
-            </w:r>
-            <w:r>
-              <w:rPr>
-                <w:rFonts w:ascii="Consolas" w:hAnsi="Consolas" w:eastAsia="Consolas"/>
-                <w:b w:val="0"/>
-                <w:sz w:val="16"/>
-              </w:rPr>
-              <w:t xml:space="preserve">    if failed:</w:t>
-            </w:r>
-          </w:p>
-          <w:p>
-            <w:pPr>
-              <w:spacing w:before="0" w:after="0" w:line="240" w:lineRule="auto"/>
-              <w:ind w:left="567" w:hanging="567"/>
-            </w:pPr>
-            <w:r>
-              <w:rPr>
-                <w:rFonts w:ascii="Consolas" w:hAnsi="Consolas" w:eastAsia="Consolas"/>
-                <w:b/>
-                <w:color w:val="5B6875"/>
-                <w:sz w:val="16"/>
-              </w:rPr>
-              <w:t xml:space="preserve"> [4]  </w:t>
-            </w:r>
-            <w:r>
-              <w:rPr>
-                <w:rFonts w:ascii="Consolas" w:hAnsi="Consolas" w:eastAsia="Consolas"/>
-                <w:b w:val="0"/>
-                <w:sz w:val="16"/>
-              </w:rPr>
-              <w:t xml:space="preserve">        raise RuntimeError(f"critical checks failed: {failed}")</w:t>
             </w:r>
           </w:p>
         </w:tc>
       </w:tr>
     </w:tbl>
+    <w:p/>
     <w:p>
-      <w:pPr>
-        <w:pStyle w:val="ListNumber"/>
-      </w:pPr>
+      <w:r>
+        <w:rPr>
+          <w:b w:val="0"/>
+          <w:i w:val="0"/>
+        </w:rPr>
+        <w:t xml:space="preserve">Run all checks, collect the results, log them, </w:t>
+      </w:r>
       <w:r>
         <w:rPr>
           <w:b/>
-        </w:rPr>
-        <w:t xml:space="preserve">Line 6. </w:t>
-      </w:r>
-      <w:r>
-        <w:rPr>
-          <w:b w:val="0"/>
-          <w:i w:val="0"/>
-        </w:rPr>
-        <w:t>A closed set of severities, checked by mypy.</w:t>
+          <w:i w:val="0"/>
+        </w:rPr>
+        <w:t>then</w:t>
+      </w:r>
+      <w:r>
+        <w:rPr>
+          <w:b w:val="0"/>
+          <w:i w:val="0"/>
+        </w:rPr>
+        <w:t xml:space="preserve"> raise if any CRITICAL check failed. The log keeps every result, even on the run that stops.</w:t>
+      </w:r>
+    </w:p>
+    <w:p>
+      <w:r>
+        <w:rPr>
+          <w:b w:val="0"/>
+          <w:i w:val="0"/>
+        </w:rPr>
+        <w:t>Two coding rules make checks trustworthy:</w:t>
       </w:r>
     </w:p>
     <w:p>
       <w:pPr>
-        <w:pStyle w:val="ListNumber"/>
+        <w:pStyle w:val="ListBullet"/>
       </w:pPr>
       <w:r>
         <w:rPr>
           <w:b/>
-        </w:rPr>
-        <w:t xml:space="preserve">Line 22. </w:t>
-      </w:r>
-      <w:r>
-        <w:rPr>
-          <w:b w:val="0"/>
-          <w:i w:val="0"/>
-        </w:rPr>
-        <w:t>Guarded division: no share on an empty frame.</w:t>
+          <w:i w:val="0"/>
+        </w:rPr>
+        <w:t>Guard every division.</w:t>
+      </w:r>
+      <w:r>
+        <w:rPr>
+          <w:b w:val="0"/>
+          <w:i w:val="0"/>
+        </w:rPr>
+        <w:t xml:space="preserve"> An empty input has no missing share. Return </w:t>
+      </w:r>
+      <w:r>
+        <w:rPr>
+          <w:rFonts w:ascii="Consolas" w:hAnsi="Consolas" w:eastAsia="Consolas"/>
+          <w:b w:val="0"/>
+          <w:sz w:val="19"/>
+        </w:rPr>
+        <w:t>None</w:t>
+      </w:r>
+      <w:r>
+        <w:rPr>
+          <w:b w:val="0"/>
+          <w:i w:val="0"/>
+        </w:rPr>
+        <w:t xml:space="preserve">, not a </w:t>
+      </w:r>
+      <w:r>
+        <w:rPr>
+          <w:rFonts w:ascii="Consolas" w:hAnsi="Consolas" w:eastAsia="Consolas"/>
+          <w:b w:val="0"/>
+          <w:sz w:val="19"/>
+        </w:rPr>
+        <w:t>ZeroDivisionError</w:t>
+      </w:r>
+      <w:r>
+        <w:rPr>
+          <w:b w:val="0"/>
+          <w:i w:val="0"/>
+        </w:rPr>
+        <w:t>.</w:t>
       </w:r>
     </w:p>
     <w:p>
       <w:pPr>
-        <w:pStyle w:val="ListNumber"/>
+        <w:pStyle w:val="ListBullet"/>
       </w:pPr>
       <w:r>
         <w:rPr>
           <w:b/>
-        </w:rPr>
-        <w:t xml:space="preserve">Line 25. </w:t>
-      </w:r>
-      <w:r>
-        <w:rPr>
-          <w:b w:val="0"/>
-          <w:i w:val="0"/>
-        </w:rPr>
-        <w:t>is None, so a real 0.0 passes the check instead of skipping it.</w:t>
-      </w:r>
-    </w:p>
-    <w:p>
-      <w:pPr>
-        <w:pStyle w:val="ListNumber"/>
-      </w:pPr>
+          <w:i w:val="0"/>
+        </w:rPr>
+        <w:t xml:space="preserve">Test </w:t>
+      </w:r>
+      <w:r>
+        <w:rPr>
+          <w:rFonts w:ascii="Consolas" w:hAnsi="Consolas" w:eastAsia="Consolas"/>
+          <w:b w:val="0"/>
+          <w:sz w:val="19"/>
+        </w:rPr>
+        <w:t>None</w:t>
+      </w:r>
       <w:r>
         <w:rPr>
           <w:b/>
-        </w:rPr>
-        <w:t xml:space="preserve">Line 33. </w:t>
-      </w:r>
-      <w:r>
-        <w:rPr>
-          <w:b w:val="0"/>
-          <w:i w:val="0"/>
-        </w:rPr>
-        <w:t>Raised after all checks ran, so the log has the full picture.</w:t>
-      </w:r>
-    </w:p>
-    <w:p>
-      <w:r>
-        <w:rPr>
-          <w:b w:val="0"/>
-          <w:i w:val="0"/>
-        </w:rPr>
-        <w:t>Check at boundaries. Collect structured results. Log them all, then stop on CRITICAL.</w:t>
+          <w:i w:val="0"/>
+        </w:rPr>
+        <w:t xml:space="preserve"> with </w:t>
+      </w:r>
+      <w:r>
+        <w:rPr>
+          <w:rFonts w:ascii="Consolas" w:hAnsi="Consolas" w:eastAsia="Consolas"/>
+          <w:b w:val="0"/>
+          <w:sz w:val="19"/>
+        </w:rPr>
+        <w:t>is None</w:t>
+      </w:r>
+      <w:r>
+        <w:rPr>
+          <w:b/>
+          <w:i w:val="0"/>
+        </w:rPr>
+        <w:t>.</w:t>
+      </w:r>
+      <w:r>
+        <w:rPr>
+          <w:b w:val="0"/>
+          <w:i w:val="0"/>
+        </w:rPr>
+        <w:t xml:space="preserve"> </w:t>
+      </w:r>
+      <w:r>
+        <w:rPr>
+          <w:rFonts w:ascii="Consolas" w:hAnsi="Consolas" w:eastAsia="Consolas"/>
+          <w:b w:val="0"/>
+          <w:sz w:val="19"/>
+        </w:rPr>
+        <w:t>if share:</w:t>
+      </w:r>
+      <w:r>
+        <w:rPr>
+          <w:b w:val="0"/>
+          <w:i w:val="0"/>
+        </w:rPr>
+        <w:t xml:space="preserve"> treats a real share of </w:t>
+      </w:r>
+      <w:r>
+        <w:rPr>
+          <w:rFonts w:ascii="Consolas" w:hAnsi="Consolas" w:eastAsia="Consolas"/>
+          <w:b w:val="0"/>
+          <w:sz w:val="19"/>
+        </w:rPr>
+        <w:t>0.0</w:t>
+      </w:r>
+      <w:r>
+        <w:rPr>
+          <w:b w:val="0"/>
+          <w:i w:val="0"/>
+        </w:rPr>
+        <w:t xml:space="preserve"> like a missing one, and the check silently never runs.</w:t>
       </w:r>
     </w:p>
     <w:p>
@@ -7816,83 +6990,55 @@
         <w:pStyle w:val="Heading4"/>
       </w:pPr>
       <w:r>
-        <w:t>Recap card</w:t>
+        <w:t>Why it matters</w:t>
       </w:r>
     </w:p>
     <w:p>
-      <w:pPr>
-        <w:pStyle w:val="ListBullet"/>
-      </w:pPr>
-      <w:r>
-        <w:rPr>
-          <w:b/>
-          <w:i w:val="0"/>
-        </w:rPr>
-        <w:t>Where to validate</w:t>
-      </w:r>
-      <w:r>
-        <w:rPr>
-          <w:b w:val="0"/>
-          <w:i w:val="0"/>
-        </w:rPr>
-        <w:t xml:space="preserve"> At boundaries: after reading input, before writing output.</w:t>
+      <w:r>
+        <w:rPr>
+          <w:b w:val="0"/>
+          <w:i w:val="0"/>
+        </w:rPr>
+        <w:t xml:space="preserve">A tracker QA step printed "WARNING: low base in 3 cells" to the notebook output and carried on. Nobody reads notebook output for scheduled jobs. The same step never checked for an empty input. The week a supplier delivered an empty file, the job computed shares from zero rows, divided by zero, and wrote </w:t>
+      </w:r>
+      <w:r>
+        <w:rPr>
+          <w:rFonts w:ascii="Consolas" w:hAnsi="Consolas" w:eastAsia="Consolas"/>
+          <w:b w:val="0"/>
+          <w:sz w:val="19"/>
+        </w:rPr>
+        <w:t>NaN</w:t>
+      </w:r>
+      <w:r>
+        <w:rPr>
+          <w:b w:val="0"/>
+          <w:i w:val="0"/>
+        </w:rPr>
+        <w:t xml:space="preserve"> to every cell of the client dashboard.</w:t>
       </w:r>
     </w:p>
     <w:p>
-      <w:pPr>
-        <w:pStyle w:val="ListBullet"/>
-      </w:pPr>
-      <w:r>
-        <w:rPr>
-          <w:b/>
-          <w:i w:val="0"/>
-        </w:rPr>
-        <w:t>CRITICAL vs WARN</w:t>
-      </w:r>
-      <w:r>
-        <w:rPr>
-          <w:b w:val="0"/>
-          <w:i w:val="0"/>
-        </w:rPr>
-        <w:t xml:space="preserve"> CRITICAL stops the run (raise). WARN records and continues.</w:t>
-      </w:r>
-    </w:p>
-    <w:p>
-      <w:pPr>
-        <w:pStyle w:val="ListBullet"/>
-      </w:pPr>
-      <w:r>
-        <w:rPr>
-          <w:b/>
-          <w:i w:val="0"/>
-        </w:rPr>
-        <w:t>Order of QA operations</w:t>
-      </w:r>
-      <w:r>
-        <w:rPr>
-          <w:b w:val="0"/>
-          <w:i w:val="0"/>
-        </w:rPr>
-        <w:t xml:space="preserve"> Run every check, log all results, then raise if any CRITICAL failed.</w:t>
-      </w:r>
-    </w:p>
-    <w:p>
-      <w:pPr>
-        <w:pStyle w:val="ListBullet"/>
-      </w:pPr>
-      <w:r>
-        <w:rPr>
-          <w:b/>
-          <w:i w:val="0"/>
-        </w:rPr>
-        <w:t>Two coding rules for checks</w:t>
-      </w:r>
-      <w:r>
-        <w:rPr>
-          <w:b w:val="0"/>
-          <w:i w:val="0"/>
-        </w:rPr>
-        <w:t xml:space="preserve"> Guard every division. Test for None with is None, never truthiness.</w:t>
+      <w:r>
+        <w:rPr>
+          <w:b w:val="0"/>
+          <w:i w:val="0"/>
+        </w:rPr>
+        <w:t xml:space="preserve">Structured results in a table get alerts. A CRITICAL </w:t>
+      </w:r>
+      <w:r>
+        <w:rPr>
+          <w:rFonts w:ascii="Consolas" w:hAnsi="Consolas" w:eastAsia="Consolas"/>
+          <w:b w:val="0"/>
+          <w:sz w:val="19"/>
+        </w:rPr>
+        <w:t>min_rows</w:t>
+      </w:r>
+      <w:r>
+        <w:rPr>
+          <w:b w:val="0"/>
+          <w:i w:val="0"/>
+        </w:rPr>
+        <w:t xml:space="preserve"> check stops the run before the empty file reaches the dashboard.</w:t>
       </w:r>
     </w:p>
     <w:p>
@@ -7900,122 +7046,7 @@
         <w:pStyle w:val="Heading4"/>
       </w:pPr>
       <w:r>
-        <w:t>Practice</w:t>
-      </w:r>
-    </w:p>
-    <w:p>
-      <w:pPr>
-        <w:pStyle w:val="Heading5"/>
-      </w:pPr>
-      <w:r>
-        <w:t>Exercise 1. Multiple choice (level 1)</w:t>
-      </w:r>
-    </w:p>
-    <w:p>
-      <w:r>
-        <w:rPr>
-          <w:b w:val="0"/>
-          <w:i w:val="0"/>
-        </w:rPr>
-        <w:t>A pipeline reads a supplier file, runs five pure transforms, then writes a client table. Where do validation checks belong?</w:t>
-      </w:r>
-    </w:p>
-    <w:p>
-      <w:pPr>
-        <w:pStyle w:val="ListBullet"/>
-      </w:pPr>
-      <w:r>
-        <w:rPr>
-          <w:b w:val="0"/>
-          <w:i w:val="0"/>
-        </w:rPr>
-        <w:t>a) After every transform.</w:t>
-      </w:r>
-    </w:p>
-    <w:p>
-      <w:pPr>
-        <w:pStyle w:val="ListBullet"/>
-      </w:pPr>
-      <w:r>
-        <w:rPr>
-          <w:b w:val="0"/>
-          <w:i w:val="0"/>
-        </w:rPr>
-        <w:t>b) After reading, and before writing.</w:t>
-      </w:r>
-    </w:p>
-    <w:p>
-      <w:pPr>
-        <w:pStyle w:val="ListBullet"/>
-      </w:pPr>
-      <w:r>
-        <w:rPr>
-          <w:b w:val="0"/>
-          <w:i w:val="0"/>
-        </w:rPr>
-        <w:t>c) Only before writing.</w:t>
-      </w:r>
-    </w:p>
-    <w:p>
-      <w:pPr>
-        <w:pStyle w:val="ListBullet"/>
-      </w:pPr>
-      <w:r>
-        <w:rPr>
-          <w:b w:val="0"/>
-          <w:i w:val="0"/>
-        </w:rPr>
-        <w:t>d) Nowhere, if the transforms have unit tests.</w:t>
-      </w:r>
-    </w:p>
-    <w:p>
-      <w:r>
-        <w:rPr>
-          <w:b/>
-          <w:i w:val="0"/>
-        </w:rPr>
-        <w:t>Why?</w:t>
-      </w:r>
-    </w:p>
-    <w:p>
-      <w:pPr>
-        <w:pStyle w:val="ListBullet"/>
-      </w:pPr>
-      <w:r>
-        <w:rPr>
-          <w:b w:val="0"/>
-          <w:i w:val="0"/>
-        </w:rPr>
-        <w:t>r1) Those are the boundaries where data changes owner. Tests cover the pure middle.</w:t>
-      </w:r>
-    </w:p>
-    <w:p>
-      <w:pPr>
-        <w:pStyle w:val="ListBullet"/>
-      </w:pPr>
-      <w:r>
-        <w:rPr>
-          <w:b w:val="0"/>
-          <w:i w:val="0"/>
-        </w:rPr>
-        <w:t>r2) Fewer checks run faster.</w:t>
-      </w:r>
-    </w:p>
-    <w:p>
-      <w:pPr>
-        <w:pStyle w:val="Heading5"/>
-      </w:pPr>
-      <w:r>
-        <w:t>Exercise 2. Predict the output (level 2)</w:t>
-      </w:r>
-    </w:p>
-    <w:p>
-      <w:r>
-        <w:rPr>
-          <w:b w:val="0"/>
-          <w:i w:val="0"/>
-        </w:rPr>
-        <w:t>No weights are missing this week. What does this print?</w:t>
+        <w:t>Worked example: weak code</w:t>
       </w:r>
     </w:p>
     <w:tbl>
@@ -8053,6 +7084,1330 @@
                 <w:b w:val="0"/>
                 <w:sz w:val="16"/>
               </w:rPr>
+              <w:t>def qa(df):</w:t>
+            </w:r>
+          </w:p>
+          <w:p>
+            <w:pPr>
+              <w:spacing w:before="0" w:after="0" w:line="240" w:lineRule="auto"/>
+              <w:ind w:left="567" w:hanging="567"/>
+            </w:pPr>
+            <w:r>
+              <w:rPr>
+                <w:rFonts w:ascii="Consolas" w:hAnsi="Consolas" w:eastAsia="Consolas"/>
+                <w:b/>
+                <w:color w:val="5B6875"/>
+                <w:sz w:val="16"/>
+              </w:rPr>
+              <w:t xml:space="preserve"> [1]  </w:t>
+            </w:r>
+            <w:r>
+              <w:rPr>
+                <w:rFonts w:ascii="Consolas" w:hAnsi="Consolas" w:eastAsia="Consolas"/>
+                <w:b w:val="0"/>
+                <w:sz w:val="16"/>
+              </w:rPr>
+              <w:t xml:space="preserve">    share = df["weight"].isna().sum() / len(df)</w:t>
+            </w:r>
+          </w:p>
+          <w:p>
+            <w:pPr>
+              <w:spacing w:before="0" w:after="0" w:line="240" w:lineRule="auto"/>
+              <w:ind w:left="567" w:hanging="567"/>
+            </w:pPr>
+            <w:r>
+              <w:rPr>
+                <w:rFonts w:ascii="Consolas" w:hAnsi="Consolas" w:eastAsia="Consolas"/>
+                <w:b/>
+                <w:color w:val="5B6875"/>
+                <w:sz w:val="16"/>
+              </w:rPr>
+              <w:t xml:space="preserve"> [2]  </w:t>
+            </w:r>
+            <w:r>
+              <w:rPr>
+                <w:rFonts w:ascii="Consolas" w:hAnsi="Consolas" w:eastAsia="Consolas"/>
+                <w:b w:val="0"/>
+                <w:sz w:val="16"/>
+              </w:rPr>
+              <w:t xml:space="preserve">    if share:</w:t>
+            </w:r>
+          </w:p>
+          <w:p>
+            <w:pPr>
+              <w:spacing w:before="0" w:after="0" w:line="240" w:lineRule="auto"/>
+              <w:ind w:left="567" w:hanging="567"/>
+            </w:pPr>
+            <w:r>
+              <w:rPr>
+                <w:rFonts w:ascii="Consolas" w:hAnsi="Consolas" w:eastAsia="Consolas"/>
+                <w:b w:val="0"/>
+                <w:color w:val="5B6875"/>
+                <w:sz w:val="16"/>
+              </w:rPr>
+              <w:t xml:space="preserve">   4  </w:t>
+            </w:r>
+            <w:r>
+              <w:rPr>
+                <w:rFonts w:ascii="Consolas" w:hAnsi="Consolas" w:eastAsia="Consolas"/>
+                <w:b w:val="0"/>
+                <w:sz w:val="16"/>
+              </w:rPr>
+              <w:t xml:space="preserve">        if share &gt; 0.1:</w:t>
+            </w:r>
+          </w:p>
+          <w:p>
+            <w:pPr>
+              <w:spacing w:before="0" w:after="0" w:line="240" w:lineRule="auto"/>
+              <w:ind w:left="567" w:hanging="567"/>
+            </w:pPr>
+            <w:r>
+              <w:rPr>
+                <w:rFonts w:ascii="Consolas" w:hAnsi="Consolas" w:eastAsia="Consolas"/>
+                <w:b/>
+                <w:color w:val="5B6875"/>
+                <w:sz w:val="16"/>
+              </w:rPr>
+              <w:t xml:space="preserve"> [3]  </w:t>
+            </w:r>
+            <w:r>
+              <w:rPr>
+                <w:rFonts w:ascii="Consolas" w:hAnsi="Consolas" w:eastAsia="Consolas"/>
+                <w:b w:val="0"/>
+                <w:sz w:val="16"/>
+              </w:rPr>
+              <w:t xml:space="preserve">            print("WARNING: many missing weights")</w:t>
+            </w:r>
+          </w:p>
+          <w:p>
+            <w:pPr>
+              <w:spacing w:before="0" w:after="0" w:line="240" w:lineRule="auto"/>
+              <w:ind w:left="567" w:hanging="567"/>
+            </w:pPr>
+            <w:r>
+              <w:rPr>
+                <w:rFonts w:ascii="Consolas" w:hAnsi="Consolas" w:eastAsia="Consolas"/>
+                <w:b w:val="0"/>
+                <w:color w:val="5B6875"/>
+                <w:sz w:val="16"/>
+              </w:rPr>
+              <w:t xml:space="preserve">   6  </w:t>
+            </w:r>
+            <w:r>
+              <w:rPr>
+                <w:rFonts w:ascii="Consolas" w:hAnsi="Consolas" w:eastAsia="Consolas"/>
+                <w:b w:val="0"/>
+                <w:sz w:val="16"/>
+              </w:rPr>
+              <w:t xml:space="preserve">    if len(df) == 0:</w:t>
+            </w:r>
+          </w:p>
+          <w:p>
+            <w:pPr>
+              <w:spacing w:before="0" w:after="0" w:line="240" w:lineRule="auto"/>
+              <w:ind w:left="567" w:hanging="567"/>
+            </w:pPr>
+            <w:r>
+              <w:rPr>
+                <w:rFonts w:ascii="Consolas" w:hAnsi="Consolas" w:eastAsia="Consolas"/>
+                <w:b/>
+                <w:color w:val="5B6875"/>
+                <w:sz w:val="16"/>
+              </w:rPr>
+              <w:t xml:space="preserve"> [4]  </w:t>
+            </w:r>
+            <w:r>
+              <w:rPr>
+                <w:rFonts w:ascii="Consolas" w:hAnsi="Consolas" w:eastAsia="Consolas"/>
+                <w:b w:val="0"/>
+                <w:sz w:val="16"/>
+              </w:rPr>
+              <w:t xml:space="preserve">        print("empty file")</w:t>
+            </w:r>
+          </w:p>
+        </w:tc>
+      </w:tr>
+    </w:tbl>
+    <w:p>
+      <w:pPr>
+        <w:pStyle w:val="ListNumber"/>
+      </w:pPr>
+      <w:r>
+        <w:rPr>
+          <w:b/>
+        </w:rPr>
+        <w:t xml:space="preserve">Line 2. </w:t>
+      </w:r>
+      <w:r>
+        <w:rPr>
+          <w:b w:val="0"/>
+          <w:i w:val="0"/>
+        </w:rPr>
+        <w:t>Divides by zero on an empty file, before the emptiness check runs.</w:t>
+      </w:r>
+    </w:p>
+    <w:p>
+      <w:pPr>
+        <w:pStyle w:val="ListNumber"/>
+      </w:pPr>
+      <w:r>
+        <w:rPr>
+          <w:b/>
+        </w:rPr>
+        <w:t xml:space="preserve">Line 3. </w:t>
+      </w:r>
+      <w:r>
+        <w:rPr>
+          <w:b w:val="0"/>
+          <w:i w:val="0"/>
+        </w:rPr>
+        <w:t>Truthiness: a share of 0.0 skips the check.</w:t>
+      </w:r>
+    </w:p>
+    <w:p>
+      <w:pPr>
+        <w:pStyle w:val="ListNumber"/>
+      </w:pPr>
+      <w:r>
+        <w:rPr>
+          <w:b/>
+        </w:rPr>
+        <w:t xml:space="preserve">Line 5. </w:t>
+      </w:r>
+      <w:r>
+        <w:rPr>
+          <w:b w:val="0"/>
+          <w:i w:val="0"/>
+        </w:rPr>
+        <w:t>Prose on stdout. Nothing stores or alerts on it.</w:t>
+      </w:r>
+    </w:p>
+    <w:p>
+      <w:pPr>
+        <w:pStyle w:val="ListNumber"/>
+      </w:pPr>
+      <w:r>
+        <w:rPr>
+          <w:b/>
+        </w:rPr>
+        <w:t xml:space="preserve">Line 7. </w:t>
+      </w:r>
+      <w:r>
+        <w:rPr>
+          <w:b w:val="0"/>
+          <w:i w:val="0"/>
+        </w:rPr>
+        <w:t>An empty file is critical, but the run carries on.</w:t>
+      </w:r>
+    </w:p>
+    <w:p>
+      <w:pPr>
+        <w:pStyle w:val="Heading4"/>
+      </w:pPr>
+      <w:r>
+        <w:t>Worked example: strong code</w:t>
+      </w:r>
+    </w:p>
+    <w:tbl>
+      <w:tblPr>
+        <w:tblW w:type="auto" w:w="0"/>
+        <w:jc w:val="left"/>
+        <w:tblLook w:firstColumn="1" w:firstRow="1" w:lastColumn="0" w:lastRow="0" w:noHBand="0" w:noVBand="1" w:val="04A0"/>
+      </w:tblPr>
+      <w:tblGrid>
+        <w:gridCol w:w="8221"/>
+      </w:tblGrid>
+      <w:tr>
+        <w:tc>
+          <w:tcPr>
+            <w:tcW w:type="dxa" w:w="8221"/>
+            <w:shd w:val="clear" w:color="auto" w:fill="F2F4F7"/>
+          </w:tcPr>
+          <w:p>
+            <w:pPr>
+              <w:spacing w:before="0" w:after="0" w:line="240" w:lineRule="auto"/>
+              <w:ind w:left="567" w:hanging="567"/>
+            </w:pPr>
+            <w:r>
+              <w:rPr>
+                <w:rFonts w:ascii="Consolas" w:hAnsi="Consolas" w:eastAsia="Consolas"/>
+                <w:b w:val="0"/>
+                <w:color w:val="5B6875"/>
+                <w:sz w:val="16"/>
+              </w:rPr>
+              <w:t xml:space="preserve">   1  </w:t>
+            </w:r>
+            <w:r>
+              <w:rPr>
+                <w:rFonts w:ascii="Consolas" w:hAnsi="Consolas" w:eastAsia="Consolas"/>
+                <w:b w:val="0"/>
+                <w:sz w:val="16"/>
+              </w:rPr>
+              <w:t>from dataclasses import dataclass</w:t>
+            </w:r>
+          </w:p>
+          <w:p>
+            <w:pPr>
+              <w:spacing w:before="0" w:after="0" w:line="240" w:lineRule="auto"/>
+              <w:ind w:left="567" w:hanging="567"/>
+            </w:pPr>
+            <w:r>
+              <w:rPr>
+                <w:rFonts w:ascii="Consolas" w:hAnsi="Consolas" w:eastAsia="Consolas"/>
+                <w:b w:val="0"/>
+                <w:color w:val="5B6875"/>
+                <w:sz w:val="16"/>
+              </w:rPr>
+              <w:t xml:space="preserve">   2  </w:t>
+            </w:r>
+            <w:r>
+              <w:rPr>
+                <w:rFonts w:ascii="Consolas" w:hAnsi="Consolas" w:eastAsia="Consolas"/>
+                <w:b w:val="0"/>
+                <w:sz w:val="16"/>
+              </w:rPr>
+              <w:t>from typing import Literal</w:t>
+            </w:r>
+          </w:p>
+          <w:p>
+            <w:pPr>
+              <w:spacing w:before="0" w:after="0" w:line="240" w:lineRule="auto"/>
+              <w:ind w:left="567" w:hanging="567"/>
+            </w:pPr>
+            <w:r>
+              <w:rPr>
+                <w:rFonts w:ascii="Consolas" w:hAnsi="Consolas" w:eastAsia="Consolas"/>
+                <w:b w:val="0"/>
+                <w:color w:val="5B6875"/>
+                <w:sz w:val="16"/>
+              </w:rPr>
+              <w:t xml:space="preserve">   3  </w:t>
+            </w:r>
+            <w:r>
+              <w:rPr>
+                <w:rFonts w:ascii="Consolas" w:hAnsi="Consolas" w:eastAsia="Consolas"/>
+                <w:b w:val="0"/>
+                <w:sz w:val="16"/>
+              </w:rPr>
+              <w:t xml:space="preserve"> </w:t>
+            </w:r>
+          </w:p>
+          <w:p>
+            <w:pPr>
+              <w:spacing w:before="0" w:after="0" w:line="240" w:lineRule="auto"/>
+              <w:ind w:left="567" w:hanging="567"/>
+            </w:pPr>
+            <w:r>
+              <w:rPr>
+                <w:rFonts w:ascii="Consolas" w:hAnsi="Consolas" w:eastAsia="Consolas"/>
+                <w:b w:val="0"/>
+                <w:color w:val="5B6875"/>
+                <w:sz w:val="16"/>
+              </w:rPr>
+              <w:t xml:space="preserve">   4  </w:t>
+            </w:r>
+            <w:r>
+              <w:rPr>
+                <w:rFonts w:ascii="Consolas" w:hAnsi="Consolas" w:eastAsia="Consolas"/>
+                <w:b w:val="0"/>
+                <w:sz w:val="16"/>
+              </w:rPr>
+              <w:t>import pandas as pd</w:t>
+            </w:r>
+          </w:p>
+          <w:p>
+            <w:pPr>
+              <w:spacing w:before="0" w:after="0" w:line="240" w:lineRule="auto"/>
+              <w:ind w:left="567" w:hanging="567"/>
+            </w:pPr>
+            <w:r>
+              <w:rPr>
+                <w:rFonts w:ascii="Consolas" w:hAnsi="Consolas" w:eastAsia="Consolas"/>
+                <w:b w:val="0"/>
+                <w:color w:val="5B6875"/>
+                <w:sz w:val="16"/>
+              </w:rPr>
+              <w:t xml:space="preserve">   5  </w:t>
+            </w:r>
+            <w:r>
+              <w:rPr>
+                <w:rFonts w:ascii="Consolas" w:hAnsi="Consolas" w:eastAsia="Consolas"/>
+                <w:b w:val="0"/>
+                <w:sz w:val="16"/>
+              </w:rPr>
+              <w:t xml:space="preserve"> </w:t>
+            </w:r>
+          </w:p>
+          <w:p>
+            <w:pPr>
+              <w:spacing w:before="0" w:after="0" w:line="240" w:lineRule="auto"/>
+              <w:ind w:left="567" w:hanging="567"/>
+            </w:pPr>
+            <w:r>
+              <w:rPr>
+                <w:rFonts w:ascii="Consolas" w:hAnsi="Consolas" w:eastAsia="Consolas"/>
+                <w:b/>
+                <w:color w:val="5B6875"/>
+                <w:sz w:val="16"/>
+              </w:rPr>
+              <w:t xml:space="preserve"> [1]  </w:t>
+            </w:r>
+            <w:r>
+              <w:rPr>
+                <w:rFonts w:ascii="Consolas" w:hAnsi="Consolas" w:eastAsia="Consolas"/>
+                <w:b w:val="0"/>
+                <w:sz w:val="16"/>
+              </w:rPr>
+              <w:t>Severity = Literal["CRITICAL", "WARN"]</w:t>
+            </w:r>
+          </w:p>
+          <w:p>
+            <w:pPr>
+              <w:spacing w:before="0" w:after="0" w:line="240" w:lineRule="auto"/>
+              <w:ind w:left="567" w:hanging="567"/>
+            </w:pPr>
+            <w:r>
+              <w:rPr>
+                <w:rFonts w:ascii="Consolas" w:hAnsi="Consolas" w:eastAsia="Consolas"/>
+                <w:b w:val="0"/>
+                <w:color w:val="5B6875"/>
+                <w:sz w:val="16"/>
+              </w:rPr>
+              <w:t xml:space="preserve">   7  </w:t>
+            </w:r>
+            <w:r>
+              <w:rPr>
+                <w:rFonts w:ascii="Consolas" w:hAnsi="Consolas" w:eastAsia="Consolas"/>
+                <w:b w:val="0"/>
+                <w:sz w:val="16"/>
+              </w:rPr>
+              <w:t xml:space="preserve"> </w:t>
+            </w:r>
+          </w:p>
+          <w:p>
+            <w:pPr>
+              <w:spacing w:before="0" w:after="0" w:line="240" w:lineRule="auto"/>
+              <w:ind w:left="567" w:hanging="567"/>
+            </w:pPr>
+            <w:r>
+              <w:rPr>
+                <w:rFonts w:ascii="Consolas" w:hAnsi="Consolas" w:eastAsia="Consolas"/>
+                <w:b w:val="0"/>
+                <w:color w:val="5B6875"/>
+                <w:sz w:val="16"/>
+              </w:rPr>
+              <w:t xml:space="preserve">   8  </w:t>
+            </w:r>
+            <w:r>
+              <w:rPr>
+                <w:rFonts w:ascii="Consolas" w:hAnsi="Consolas" w:eastAsia="Consolas"/>
+                <w:b w:val="0"/>
+                <w:sz w:val="16"/>
+              </w:rPr>
+              <w:t xml:space="preserve"> </w:t>
+            </w:r>
+          </w:p>
+          <w:p>
+            <w:pPr>
+              <w:spacing w:before="0" w:after="0" w:line="240" w:lineRule="auto"/>
+              <w:ind w:left="567" w:hanging="567"/>
+            </w:pPr>
+            <w:r>
+              <w:rPr>
+                <w:rFonts w:ascii="Consolas" w:hAnsi="Consolas" w:eastAsia="Consolas"/>
+                <w:b w:val="0"/>
+                <w:color w:val="5B6875"/>
+                <w:sz w:val="16"/>
+              </w:rPr>
+              <w:t xml:space="preserve">   9  </w:t>
+            </w:r>
+            <w:r>
+              <w:rPr>
+                <w:rFonts w:ascii="Consolas" w:hAnsi="Consolas" w:eastAsia="Consolas"/>
+                <w:b w:val="0"/>
+                <w:sz w:val="16"/>
+              </w:rPr>
+              <w:t>@dataclass(frozen=True)</w:t>
+            </w:r>
+          </w:p>
+          <w:p>
+            <w:pPr>
+              <w:spacing w:before="0" w:after="0" w:line="240" w:lineRule="auto"/>
+              <w:ind w:left="567" w:hanging="567"/>
+            </w:pPr>
+            <w:r>
+              <w:rPr>
+                <w:rFonts w:ascii="Consolas" w:hAnsi="Consolas" w:eastAsia="Consolas"/>
+                <w:b w:val="0"/>
+                <w:color w:val="5B6875"/>
+                <w:sz w:val="16"/>
+              </w:rPr>
+              <w:t xml:space="preserve">  10  </w:t>
+            </w:r>
+            <w:r>
+              <w:rPr>
+                <w:rFonts w:ascii="Consolas" w:hAnsi="Consolas" w:eastAsia="Consolas"/>
+                <w:b w:val="0"/>
+                <w:sz w:val="16"/>
+              </w:rPr>
+              <w:t>class QaResult:</w:t>
+            </w:r>
+          </w:p>
+          <w:p>
+            <w:pPr>
+              <w:spacing w:before="0" w:after="0" w:line="240" w:lineRule="auto"/>
+              <w:ind w:left="567" w:hanging="567"/>
+            </w:pPr>
+            <w:r>
+              <w:rPr>
+                <w:rFonts w:ascii="Consolas" w:hAnsi="Consolas" w:eastAsia="Consolas"/>
+                <w:b w:val="0"/>
+                <w:color w:val="5B6875"/>
+                <w:sz w:val="16"/>
+              </w:rPr>
+              <w:t xml:space="preserve">  11  </w:t>
+            </w:r>
+            <w:r>
+              <w:rPr>
+                <w:rFonts w:ascii="Consolas" w:hAnsi="Consolas" w:eastAsia="Consolas"/>
+                <w:b w:val="0"/>
+                <w:sz w:val="16"/>
+              </w:rPr>
+              <w:t xml:space="preserve">    """One check outcome, stored in the run log."""</w:t>
+            </w:r>
+          </w:p>
+          <w:p>
+            <w:pPr>
+              <w:spacing w:before="0" w:after="0" w:line="240" w:lineRule="auto"/>
+              <w:ind w:left="567" w:hanging="567"/>
+            </w:pPr>
+            <w:r>
+              <w:rPr>
+                <w:rFonts w:ascii="Consolas" w:hAnsi="Consolas" w:eastAsia="Consolas"/>
+                <w:b w:val="0"/>
+                <w:color w:val="5B6875"/>
+                <w:sz w:val="16"/>
+              </w:rPr>
+              <w:t xml:space="preserve">  12  </w:t>
+            </w:r>
+            <w:r>
+              <w:rPr>
+                <w:rFonts w:ascii="Consolas" w:hAnsi="Consolas" w:eastAsia="Consolas"/>
+                <w:b w:val="0"/>
+                <w:sz w:val="16"/>
+              </w:rPr>
+              <w:t xml:space="preserve"> </w:t>
+            </w:r>
+          </w:p>
+          <w:p>
+            <w:pPr>
+              <w:spacing w:before="0" w:after="0" w:line="240" w:lineRule="auto"/>
+              <w:ind w:left="567" w:hanging="567"/>
+            </w:pPr>
+            <w:r>
+              <w:rPr>
+                <w:rFonts w:ascii="Consolas" w:hAnsi="Consolas" w:eastAsia="Consolas"/>
+                <w:b w:val="0"/>
+                <w:color w:val="5B6875"/>
+                <w:sz w:val="16"/>
+              </w:rPr>
+              <w:t xml:space="preserve">  13  </w:t>
+            </w:r>
+            <w:r>
+              <w:rPr>
+                <w:rFonts w:ascii="Consolas" w:hAnsi="Consolas" w:eastAsia="Consolas"/>
+                <w:b w:val="0"/>
+                <w:sz w:val="16"/>
+              </w:rPr>
+              <w:t xml:space="preserve">    check: str</w:t>
+            </w:r>
+          </w:p>
+          <w:p>
+            <w:pPr>
+              <w:spacing w:before="0" w:after="0" w:line="240" w:lineRule="auto"/>
+              <w:ind w:left="567" w:hanging="567"/>
+            </w:pPr>
+            <w:r>
+              <w:rPr>
+                <w:rFonts w:ascii="Consolas" w:hAnsi="Consolas" w:eastAsia="Consolas"/>
+                <w:b w:val="0"/>
+                <w:color w:val="5B6875"/>
+                <w:sz w:val="16"/>
+              </w:rPr>
+              <w:t xml:space="preserve">  14  </w:t>
+            </w:r>
+            <w:r>
+              <w:rPr>
+                <w:rFonts w:ascii="Consolas" w:hAnsi="Consolas" w:eastAsia="Consolas"/>
+                <w:b w:val="0"/>
+                <w:sz w:val="16"/>
+              </w:rPr>
+              <w:t xml:space="preserve">    severity: Severity</w:t>
+            </w:r>
+          </w:p>
+          <w:p>
+            <w:pPr>
+              <w:spacing w:before="0" w:after="0" w:line="240" w:lineRule="auto"/>
+              <w:ind w:left="567" w:hanging="567"/>
+            </w:pPr>
+            <w:r>
+              <w:rPr>
+                <w:rFonts w:ascii="Consolas" w:hAnsi="Consolas" w:eastAsia="Consolas"/>
+                <w:b w:val="0"/>
+                <w:color w:val="5B6875"/>
+                <w:sz w:val="16"/>
+              </w:rPr>
+              <w:t xml:space="preserve">  15  </w:t>
+            </w:r>
+            <w:r>
+              <w:rPr>
+                <w:rFonts w:ascii="Consolas" w:hAnsi="Consolas" w:eastAsia="Consolas"/>
+                <w:b w:val="0"/>
+                <w:sz w:val="16"/>
+              </w:rPr>
+              <w:t xml:space="preserve">    passed: bool</w:t>
+            </w:r>
+          </w:p>
+          <w:p>
+            <w:pPr>
+              <w:spacing w:before="0" w:after="0" w:line="240" w:lineRule="auto"/>
+              <w:ind w:left="567" w:hanging="567"/>
+            </w:pPr>
+            <w:r>
+              <w:rPr>
+                <w:rFonts w:ascii="Consolas" w:hAnsi="Consolas" w:eastAsia="Consolas"/>
+                <w:b w:val="0"/>
+                <w:color w:val="5B6875"/>
+                <w:sz w:val="16"/>
+              </w:rPr>
+              <w:t xml:space="preserve">  16  </w:t>
+            </w:r>
+            <w:r>
+              <w:rPr>
+                <w:rFonts w:ascii="Consolas" w:hAnsi="Consolas" w:eastAsia="Consolas"/>
+                <w:b w:val="0"/>
+                <w:sz w:val="16"/>
+              </w:rPr>
+              <w:t xml:space="preserve">    observed: float | None</w:t>
+            </w:r>
+          </w:p>
+          <w:p>
+            <w:pPr>
+              <w:spacing w:before="0" w:after="0" w:line="240" w:lineRule="auto"/>
+              <w:ind w:left="567" w:hanging="567"/>
+            </w:pPr>
+            <w:r>
+              <w:rPr>
+                <w:rFonts w:ascii="Consolas" w:hAnsi="Consolas" w:eastAsia="Consolas"/>
+                <w:b w:val="0"/>
+                <w:color w:val="5B6875"/>
+                <w:sz w:val="16"/>
+              </w:rPr>
+              <w:t xml:space="preserve">  17  </w:t>
+            </w:r>
+            <w:r>
+              <w:rPr>
+                <w:rFonts w:ascii="Consolas" w:hAnsi="Consolas" w:eastAsia="Consolas"/>
+                <w:b w:val="0"/>
+                <w:sz w:val="16"/>
+              </w:rPr>
+              <w:t xml:space="preserve"> </w:t>
+            </w:r>
+          </w:p>
+          <w:p>
+            <w:pPr>
+              <w:spacing w:before="0" w:after="0" w:line="240" w:lineRule="auto"/>
+              <w:ind w:left="567" w:hanging="567"/>
+            </w:pPr>
+            <w:r>
+              <w:rPr>
+                <w:rFonts w:ascii="Consolas" w:hAnsi="Consolas" w:eastAsia="Consolas"/>
+                <w:b w:val="0"/>
+                <w:color w:val="5B6875"/>
+                <w:sz w:val="16"/>
+              </w:rPr>
+              <w:t xml:space="preserve">  18  </w:t>
+            </w:r>
+            <w:r>
+              <w:rPr>
+                <w:rFonts w:ascii="Consolas" w:hAnsi="Consolas" w:eastAsia="Consolas"/>
+                <w:b w:val="0"/>
+                <w:sz w:val="16"/>
+              </w:rPr>
+              <w:t xml:space="preserve"> </w:t>
+            </w:r>
+          </w:p>
+          <w:p>
+            <w:pPr>
+              <w:spacing w:before="0" w:after="0" w:line="240" w:lineRule="auto"/>
+              <w:ind w:left="567" w:hanging="567"/>
+            </w:pPr>
+            <w:r>
+              <w:rPr>
+                <w:rFonts w:ascii="Consolas" w:hAnsi="Consolas" w:eastAsia="Consolas"/>
+                <w:b w:val="0"/>
+                <w:color w:val="5B6875"/>
+                <w:sz w:val="16"/>
+              </w:rPr>
+              <w:t xml:space="preserve">  19  </w:t>
+            </w:r>
+            <w:r>
+              <w:rPr>
+                <w:rFonts w:ascii="Consolas" w:hAnsi="Consolas" w:eastAsia="Consolas"/>
+                <w:b w:val="0"/>
+                <w:sz w:val="16"/>
+              </w:rPr>
+              <w:t>def run_checks(df: pd.DataFrame, min_rows: int, max_missing: float) -&gt; list[QaResult]:</w:t>
+            </w:r>
+          </w:p>
+          <w:p>
+            <w:pPr>
+              <w:spacing w:before="0" w:after="0" w:line="240" w:lineRule="auto"/>
+              <w:ind w:left="567" w:hanging="567"/>
+            </w:pPr>
+            <w:r>
+              <w:rPr>
+                <w:rFonts w:ascii="Consolas" w:hAnsi="Consolas" w:eastAsia="Consolas"/>
+                <w:b w:val="0"/>
+                <w:color w:val="5B6875"/>
+                <w:sz w:val="16"/>
+              </w:rPr>
+              <w:t xml:space="preserve">  20  </w:t>
+            </w:r>
+            <w:r>
+              <w:rPr>
+                <w:rFonts w:ascii="Consolas" w:hAnsi="Consolas" w:eastAsia="Consolas"/>
+                <w:b w:val="0"/>
+                <w:sz w:val="16"/>
+              </w:rPr>
+              <w:t xml:space="preserve">    """Evaluate every input check. Never raises."""</w:t>
+            </w:r>
+          </w:p>
+          <w:p>
+            <w:pPr>
+              <w:spacing w:before="0" w:after="0" w:line="240" w:lineRule="auto"/>
+              <w:ind w:left="567" w:hanging="567"/>
+            </w:pPr>
+            <w:r>
+              <w:rPr>
+                <w:rFonts w:ascii="Consolas" w:hAnsi="Consolas" w:eastAsia="Consolas"/>
+                <w:b w:val="0"/>
+                <w:color w:val="5B6875"/>
+                <w:sz w:val="16"/>
+              </w:rPr>
+              <w:t xml:space="preserve">  21  </w:t>
+            </w:r>
+            <w:r>
+              <w:rPr>
+                <w:rFonts w:ascii="Consolas" w:hAnsi="Consolas" w:eastAsia="Consolas"/>
+                <w:b w:val="0"/>
+                <w:sz w:val="16"/>
+              </w:rPr>
+              <w:t xml:space="preserve">    n = len(df)</w:t>
+            </w:r>
+          </w:p>
+          <w:p>
+            <w:pPr>
+              <w:spacing w:before="0" w:after="0" w:line="240" w:lineRule="auto"/>
+              <w:ind w:left="567" w:hanging="567"/>
+            </w:pPr>
+            <w:r>
+              <w:rPr>
+                <w:rFonts w:ascii="Consolas" w:hAnsi="Consolas" w:eastAsia="Consolas"/>
+                <w:b/>
+                <w:color w:val="5B6875"/>
+                <w:sz w:val="16"/>
+              </w:rPr>
+              <w:t xml:space="preserve"> [2]  </w:t>
+            </w:r>
+            <w:r>
+              <w:rPr>
+                <w:rFonts w:ascii="Consolas" w:hAnsi="Consolas" w:eastAsia="Consolas"/>
+                <w:b w:val="0"/>
+                <w:sz w:val="16"/>
+              </w:rPr>
+              <w:t xml:space="preserve">    share = None if n == 0 else float(df["weight"].isna().sum()) / n</w:t>
+            </w:r>
+          </w:p>
+          <w:p>
+            <w:pPr>
+              <w:spacing w:before="0" w:after="0" w:line="240" w:lineRule="auto"/>
+              <w:ind w:left="567" w:hanging="567"/>
+            </w:pPr>
+            <w:r>
+              <w:rPr>
+                <w:rFonts w:ascii="Consolas" w:hAnsi="Consolas" w:eastAsia="Consolas"/>
+                <w:b w:val="0"/>
+                <w:color w:val="5B6875"/>
+                <w:sz w:val="16"/>
+              </w:rPr>
+              <w:t xml:space="preserve">  23  </w:t>
+            </w:r>
+            <w:r>
+              <w:rPr>
+                <w:rFonts w:ascii="Consolas" w:hAnsi="Consolas" w:eastAsia="Consolas"/>
+                <w:b w:val="0"/>
+                <w:sz w:val="16"/>
+              </w:rPr>
+              <w:t xml:space="preserve">    return [</w:t>
+            </w:r>
+          </w:p>
+          <w:p>
+            <w:pPr>
+              <w:spacing w:before="0" w:after="0" w:line="240" w:lineRule="auto"/>
+              <w:ind w:left="567" w:hanging="567"/>
+            </w:pPr>
+            <w:r>
+              <w:rPr>
+                <w:rFonts w:ascii="Consolas" w:hAnsi="Consolas" w:eastAsia="Consolas"/>
+                <w:b w:val="0"/>
+                <w:color w:val="5B6875"/>
+                <w:sz w:val="16"/>
+              </w:rPr>
+              <w:t xml:space="preserve">  24  </w:t>
+            </w:r>
+            <w:r>
+              <w:rPr>
+                <w:rFonts w:ascii="Consolas" w:hAnsi="Consolas" w:eastAsia="Consolas"/>
+                <w:b w:val="0"/>
+                <w:sz w:val="16"/>
+              </w:rPr>
+              <w:t xml:space="preserve">        QaResult("min_rows", "CRITICAL", n &gt;= min_rows, float(n)),</w:t>
+            </w:r>
+          </w:p>
+          <w:p>
+            <w:pPr>
+              <w:spacing w:before="0" w:after="0" w:line="240" w:lineRule="auto"/>
+              <w:ind w:left="567" w:hanging="567"/>
+            </w:pPr>
+            <w:r>
+              <w:rPr>
+                <w:rFonts w:ascii="Consolas" w:hAnsi="Consolas" w:eastAsia="Consolas"/>
+                <w:b/>
+                <w:color w:val="5B6875"/>
+                <w:sz w:val="16"/>
+              </w:rPr>
+              <w:t xml:space="preserve"> [3]  </w:t>
+            </w:r>
+            <w:r>
+              <w:rPr>
+                <w:rFonts w:ascii="Consolas" w:hAnsi="Consolas" w:eastAsia="Consolas"/>
+                <w:b w:val="0"/>
+                <w:sz w:val="16"/>
+              </w:rPr>
+              <w:t xml:space="preserve">        QaResult("missing_weight", "WARN", share is not None and share &lt;= max_missing, share),</w:t>
+            </w:r>
+          </w:p>
+          <w:p>
+            <w:pPr>
+              <w:spacing w:before="0" w:after="0" w:line="240" w:lineRule="auto"/>
+              <w:ind w:left="567" w:hanging="567"/>
+            </w:pPr>
+            <w:r>
+              <w:rPr>
+                <w:rFonts w:ascii="Consolas" w:hAnsi="Consolas" w:eastAsia="Consolas"/>
+                <w:b w:val="0"/>
+                <w:color w:val="5B6875"/>
+                <w:sz w:val="16"/>
+              </w:rPr>
+              <w:t xml:space="preserve">  26  </w:t>
+            </w:r>
+            <w:r>
+              <w:rPr>
+                <w:rFonts w:ascii="Consolas" w:hAnsi="Consolas" w:eastAsia="Consolas"/>
+                <w:b w:val="0"/>
+                <w:sz w:val="16"/>
+              </w:rPr>
+              <w:t xml:space="preserve">    ]</w:t>
+            </w:r>
+          </w:p>
+          <w:p>
+            <w:pPr>
+              <w:spacing w:before="0" w:after="0" w:line="240" w:lineRule="auto"/>
+              <w:ind w:left="567" w:hanging="567"/>
+            </w:pPr>
+            <w:r>
+              <w:rPr>
+                <w:rFonts w:ascii="Consolas" w:hAnsi="Consolas" w:eastAsia="Consolas"/>
+                <w:b w:val="0"/>
+                <w:color w:val="5B6875"/>
+                <w:sz w:val="16"/>
+              </w:rPr>
+              <w:t xml:space="preserve">  27  </w:t>
+            </w:r>
+            <w:r>
+              <w:rPr>
+                <w:rFonts w:ascii="Consolas" w:hAnsi="Consolas" w:eastAsia="Consolas"/>
+                <w:b w:val="0"/>
+                <w:sz w:val="16"/>
+              </w:rPr>
+              <w:t xml:space="preserve"> </w:t>
+            </w:r>
+          </w:p>
+          <w:p>
+            <w:pPr>
+              <w:spacing w:before="0" w:after="0" w:line="240" w:lineRule="auto"/>
+              <w:ind w:left="567" w:hanging="567"/>
+            </w:pPr>
+            <w:r>
+              <w:rPr>
+                <w:rFonts w:ascii="Consolas" w:hAnsi="Consolas" w:eastAsia="Consolas"/>
+                <w:b w:val="0"/>
+                <w:color w:val="5B6875"/>
+                <w:sz w:val="16"/>
+              </w:rPr>
+              <w:t xml:space="preserve">  28  </w:t>
+            </w:r>
+            <w:r>
+              <w:rPr>
+                <w:rFonts w:ascii="Consolas" w:hAnsi="Consolas" w:eastAsia="Consolas"/>
+                <w:b w:val="0"/>
+                <w:sz w:val="16"/>
+              </w:rPr>
+              <w:t xml:space="preserve"> </w:t>
+            </w:r>
+          </w:p>
+          <w:p>
+            <w:pPr>
+              <w:spacing w:before="0" w:after="0" w:line="240" w:lineRule="auto"/>
+              <w:ind w:left="567" w:hanging="567"/>
+            </w:pPr>
+            <w:r>
+              <w:rPr>
+                <w:rFonts w:ascii="Consolas" w:hAnsi="Consolas" w:eastAsia="Consolas"/>
+                <w:b w:val="0"/>
+                <w:color w:val="5B6875"/>
+                <w:sz w:val="16"/>
+              </w:rPr>
+              <w:t xml:space="preserve">  29  </w:t>
+            </w:r>
+            <w:r>
+              <w:rPr>
+                <w:rFonts w:ascii="Consolas" w:hAnsi="Consolas" w:eastAsia="Consolas"/>
+                <w:b w:val="0"/>
+                <w:sz w:val="16"/>
+              </w:rPr>
+              <w:t>def enforce(results: list[QaResult]) -&gt; None:</w:t>
+            </w:r>
+          </w:p>
+          <w:p>
+            <w:pPr>
+              <w:spacing w:before="0" w:after="0" w:line="240" w:lineRule="auto"/>
+              <w:ind w:left="567" w:hanging="567"/>
+            </w:pPr>
+            <w:r>
+              <w:rPr>
+                <w:rFonts w:ascii="Consolas" w:hAnsi="Consolas" w:eastAsia="Consolas"/>
+                <w:b w:val="0"/>
+                <w:color w:val="5B6875"/>
+                <w:sz w:val="16"/>
+              </w:rPr>
+              <w:t xml:space="preserve">  30  </w:t>
+            </w:r>
+            <w:r>
+              <w:rPr>
+                <w:rFonts w:ascii="Consolas" w:hAnsi="Consolas" w:eastAsia="Consolas"/>
+                <w:b w:val="0"/>
+                <w:sz w:val="16"/>
+              </w:rPr>
+              <w:t xml:space="preserve">    """Raise when any CRITICAL check failed."""</w:t>
+            </w:r>
+          </w:p>
+          <w:p>
+            <w:pPr>
+              <w:spacing w:before="0" w:after="0" w:line="240" w:lineRule="auto"/>
+              <w:ind w:left="567" w:hanging="567"/>
+            </w:pPr>
+            <w:r>
+              <w:rPr>
+                <w:rFonts w:ascii="Consolas" w:hAnsi="Consolas" w:eastAsia="Consolas"/>
+                <w:b w:val="0"/>
+                <w:color w:val="5B6875"/>
+                <w:sz w:val="16"/>
+              </w:rPr>
+              <w:t xml:space="preserve">  31  </w:t>
+            </w:r>
+            <w:r>
+              <w:rPr>
+                <w:rFonts w:ascii="Consolas" w:hAnsi="Consolas" w:eastAsia="Consolas"/>
+                <w:b w:val="0"/>
+                <w:sz w:val="16"/>
+              </w:rPr>
+              <w:t xml:space="preserve">    failed = [r.check for r in results if r.severity == "CRITICAL" and not r.passed]</w:t>
+            </w:r>
+          </w:p>
+          <w:p>
+            <w:pPr>
+              <w:spacing w:before="0" w:after="0" w:line="240" w:lineRule="auto"/>
+              <w:ind w:left="567" w:hanging="567"/>
+            </w:pPr>
+            <w:r>
+              <w:rPr>
+                <w:rFonts w:ascii="Consolas" w:hAnsi="Consolas" w:eastAsia="Consolas"/>
+                <w:b w:val="0"/>
+                <w:color w:val="5B6875"/>
+                <w:sz w:val="16"/>
+              </w:rPr>
+              <w:t xml:space="preserve">  32  </w:t>
+            </w:r>
+            <w:r>
+              <w:rPr>
+                <w:rFonts w:ascii="Consolas" w:hAnsi="Consolas" w:eastAsia="Consolas"/>
+                <w:b w:val="0"/>
+                <w:sz w:val="16"/>
+              </w:rPr>
+              <w:t xml:space="preserve">    if failed:</w:t>
+            </w:r>
+          </w:p>
+          <w:p>
+            <w:pPr>
+              <w:spacing w:before="0" w:after="0" w:line="240" w:lineRule="auto"/>
+              <w:ind w:left="567" w:hanging="567"/>
+            </w:pPr>
+            <w:r>
+              <w:rPr>
+                <w:rFonts w:ascii="Consolas" w:hAnsi="Consolas" w:eastAsia="Consolas"/>
+                <w:b/>
+                <w:color w:val="5B6875"/>
+                <w:sz w:val="16"/>
+              </w:rPr>
+              <w:t xml:space="preserve"> [4]  </w:t>
+            </w:r>
+            <w:r>
+              <w:rPr>
+                <w:rFonts w:ascii="Consolas" w:hAnsi="Consolas" w:eastAsia="Consolas"/>
+                <w:b w:val="0"/>
+                <w:sz w:val="16"/>
+              </w:rPr>
+              <w:t xml:space="preserve">        raise RuntimeError(f"critical checks failed: {failed}")</w:t>
+            </w:r>
+          </w:p>
+        </w:tc>
+      </w:tr>
+    </w:tbl>
+    <w:p>
+      <w:pPr>
+        <w:pStyle w:val="ListNumber"/>
+      </w:pPr>
+      <w:r>
+        <w:rPr>
+          <w:b/>
+        </w:rPr>
+        <w:t xml:space="preserve">Line 6. </w:t>
+      </w:r>
+      <w:r>
+        <w:rPr>
+          <w:b w:val="0"/>
+          <w:i w:val="0"/>
+        </w:rPr>
+        <w:t>A closed set of severities, checked by mypy.</w:t>
+      </w:r>
+    </w:p>
+    <w:p>
+      <w:pPr>
+        <w:pStyle w:val="ListNumber"/>
+      </w:pPr>
+      <w:r>
+        <w:rPr>
+          <w:b/>
+        </w:rPr>
+        <w:t xml:space="preserve">Line 22. </w:t>
+      </w:r>
+      <w:r>
+        <w:rPr>
+          <w:b w:val="0"/>
+          <w:i w:val="0"/>
+        </w:rPr>
+        <w:t>Guarded division: no share on an empty frame.</w:t>
+      </w:r>
+    </w:p>
+    <w:p>
+      <w:pPr>
+        <w:pStyle w:val="ListNumber"/>
+      </w:pPr>
+      <w:r>
+        <w:rPr>
+          <w:b/>
+        </w:rPr>
+        <w:t xml:space="preserve">Line 25. </w:t>
+      </w:r>
+      <w:r>
+        <w:rPr>
+          <w:b w:val="0"/>
+          <w:i w:val="0"/>
+        </w:rPr>
+        <w:t>is None, so a real 0.0 passes the check instead of skipping it.</w:t>
+      </w:r>
+    </w:p>
+    <w:p>
+      <w:pPr>
+        <w:pStyle w:val="ListNumber"/>
+      </w:pPr>
+      <w:r>
+        <w:rPr>
+          <w:b/>
+        </w:rPr>
+        <w:t xml:space="preserve">Line 33. </w:t>
+      </w:r>
+      <w:r>
+        <w:rPr>
+          <w:b w:val="0"/>
+          <w:i w:val="0"/>
+        </w:rPr>
+        <w:t>Raised after all checks ran, so the log has the full picture.</w:t>
+      </w:r>
+    </w:p>
+    <w:p>
+      <w:r>
+        <w:rPr>
+          <w:b w:val="0"/>
+          <w:i w:val="0"/>
+        </w:rPr>
+        <w:t>Check at boundaries. Collect structured results. Log them all, then stop on CRITICAL.</w:t>
+      </w:r>
+    </w:p>
+    <w:p>
+      <w:pPr>
+        <w:pStyle w:val="Heading4"/>
+      </w:pPr>
+      <w:r>
+        <w:t>Recap card</w:t>
+      </w:r>
+    </w:p>
+    <w:p>
+      <w:pPr>
+        <w:pStyle w:val="ListBullet"/>
+      </w:pPr>
+      <w:r>
+        <w:rPr>
+          <w:b/>
+          <w:i w:val="0"/>
+        </w:rPr>
+        <w:t>Where to validate</w:t>
+      </w:r>
+      <w:r>
+        <w:rPr>
+          <w:b w:val="0"/>
+          <w:i w:val="0"/>
+        </w:rPr>
+        <w:t xml:space="preserve"> At boundaries: after reading input, before writing output.</w:t>
+      </w:r>
+    </w:p>
+    <w:p>
+      <w:pPr>
+        <w:pStyle w:val="ListBullet"/>
+      </w:pPr>
+      <w:r>
+        <w:rPr>
+          <w:b/>
+          <w:i w:val="0"/>
+        </w:rPr>
+        <w:t>CRITICAL vs WARN</w:t>
+      </w:r>
+      <w:r>
+        <w:rPr>
+          <w:b w:val="0"/>
+          <w:i w:val="0"/>
+        </w:rPr>
+        <w:t xml:space="preserve"> CRITICAL stops the run (raise). WARN records and continues.</w:t>
+      </w:r>
+    </w:p>
+    <w:p>
+      <w:pPr>
+        <w:pStyle w:val="ListBullet"/>
+      </w:pPr>
+      <w:r>
+        <w:rPr>
+          <w:b/>
+          <w:i w:val="0"/>
+        </w:rPr>
+        <w:t>Order of QA operations</w:t>
+      </w:r>
+      <w:r>
+        <w:rPr>
+          <w:b w:val="0"/>
+          <w:i w:val="0"/>
+        </w:rPr>
+        <w:t xml:space="preserve"> Run every check, log all results, then raise if any CRITICAL failed.</w:t>
+      </w:r>
+    </w:p>
+    <w:p>
+      <w:pPr>
+        <w:pStyle w:val="ListBullet"/>
+      </w:pPr>
+      <w:r>
+        <w:rPr>
+          <w:b/>
+          <w:i w:val="0"/>
+        </w:rPr>
+        <w:t>Two coding rules for checks</w:t>
+      </w:r>
+      <w:r>
+        <w:rPr>
+          <w:b w:val="0"/>
+          <w:i w:val="0"/>
+        </w:rPr>
+        <w:t xml:space="preserve"> Guard every division. Test for None with is None, never truthiness.</w:t>
+      </w:r>
+    </w:p>
+    <w:p>
+      <w:pPr>
+        <w:pStyle w:val="Heading4"/>
+      </w:pPr>
+      <w:r>
+        <w:t>Practice</w:t>
+      </w:r>
+    </w:p>
+    <w:p>
+      <w:pPr>
+        <w:pStyle w:val="Heading5"/>
+      </w:pPr>
+      <w:r>
+        <w:t>Exercise 1. Multiple choice (level 1)</w:t>
+      </w:r>
+    </w:p>
+    <w:p>
+      <w:r>
+        <w:rPr>
+          <w:b w:val="0"/>
+          <w:i w:val="0"/>
+        </w:rPr>
+        <w:t>A pipeline reads a supplier file, runs five pure transforms, then writes a client table. Where do validation checks belong?</w:t>
+      </w:r>
+    </w:p>
+    <w:p>
+      <w:pPr>
+        <w:pStyle w:val="ListBullet"/>
+      </w:pPr>
+      <w:r>
+        <w:rPr>
+          <w:b w:val="0"/>
+          <w:i w:val="0"/>
+        </w:rPr>
+        <w:t>a) After every transform.</w:t>
+      </w:r>
+    </w:p>
+    <w:p>
+      <w:pPr>
+        <w:pStyle w:val="ListBullet"/>
+      </w:pPr>
+      <w:r>
+        <w:rPr>
+          <w:b w:val="0"/>
+          <w:i w:val="0"/>
+        </w:rPr>
+        <w:t>b) After reading, and before writing.</w:t>
+      </w:r>
+    </w:p>
+    <w:p>
+      <w:pPr>
+        <w:pStyle w:val="ListBullet"/>
+      </w:pPr>
+      <w:r>
+        <w:rPr>
+          <w:b w:val="0"/>
+          <w:i w:val="0"/>
+        </w:rPr>
+        <w:t>c) Only before writing.</w:t>
+      </w:r>
+    </w:p>
+    <w:p>
+      <w:pPr>
+        <w:pStyle w:val="ListBullet"/>
+      </w:pPr>
+      <w:r>
+        <w:rPr>
+          <w:b w:val="0"/>
+          <w:i w:val="0"/>
+        </w:rPr>
+        <w:t>d) Nowhere, if the transforms have unit tests.</w:t>
+      </w:r>
+    </w:p>
+    <w:p>
+      <w:r>
+        <w:rPr>
+          <w:b/>
+          <w:i w:val="0"/>
+        </w:rPr>
+        <w:t>Why?</w:t>
+      </w:r>
+    </w:p>
+    <w:p>
+      <w:pPr>
+        <w:pStyle w:val="ListBullet"/>
+      </w:pPr>
+      <w:r>
+        <w:rPr>
+          <w:b w:val="0"/>
+          <w:i w:val="0"/>
+        </w:rPr>
+        <w:t>r1) Those are the boundaries where data changes owner. Tests cover the pure middle.</w:t>
+      </w:r>
+    </w:p>
+    <w:p>
+      <w:pPr>
+        <w:pStyle w:val="ListBullet"/>
+      </w:pPr>
+      <w:r>
+        <w:rPr>
+          <w:b w:val="0"/>
+          <w:i w:val="0"/>
+        </w:rPr>
+        <w:t>r2) Fewer checks run faster.</w:t>
+      </w:r>
+    </w:p>
+    <w:p>
+      <w:pPr>
+        <w:pStyle w:val="Heading5"/>
+      </w:pPr>
+      <w:r>
+        <w:t>Exercise 2. Predict the output (level 2)</w:t>
+      </w:r>
+    </w:p>
+    <w:p>
+      <w:r>
+        <w:rPr>
+          <w:b w:val="0"/>
+          <w:i w:val="0"/>
+        </w:rPr>
+        <w:t>No weights are missing this week. What does this print?</w:t>
+      </w:r>
+    </w:p>
+    <w:tbl>
+      <w:tblPr>
+        <w:tblW w:type="auto" w:w="0"/>
+        <w:jc w:val="left"/>
+        <w:tblLook w:firstColumn="1" w:firstRow="1" w:lastColumn="0" w:lastRow="0" w:noHBand="0" w:noVBand="1" w:val="04A0"/>
+      </w:tblPr>
+      <w:tblGrid>
+        <w:gridCol w:w="8221"/>
+      </w:tblGrid>
+      <w:tr>
+        <w:tc>
+          <w:tcPr>
+            <w:tcW w:type="dxa" w:w="8221"/>
+            <w:shd w:val="clear" w:color="auto" w:fill="F2F4F7"/>
+          </w:tcPr>
+          <w:p>
+            <w:pPr>
+              <w:spacing w:before="0" w:after="0" w:line="240" w:lineRule="auto"/>
+              <w:ind w:left="567" w:hanging="567"/>
+            </w:pPr>
+            <w:r>
+              <w:rPr>
+                <w:rFonts w:ascii="Consolas" w:hAnsi="Consolas" w:eastAsia="Consolas"/>
+                <w:b w:val="0"/>
+                <w:color w:val="5B6875"/>
+                <w:sz w:val="16"/>
+              </w:rPr>
+              <w:t xml:space="preserve">   1  </w:t>
+            </w:r>
+            <w:r>
+              <w:rPr>
+                <w:rFonts w:ascii="Consolas" w:hAnsi="Consolas" w:eastAsia="Consolas"/>
+                <w:b w:val="0"/>
+                <w:sz w:val="16"/>
+              </w:rPr>
               <w:t>def missing_check(share: float | None, limit: float) -&gt; str:</w:t>
             </w:r>
           </w:p>
@@ -8544,6 +8899,379 @@
         <w:t xml:space="preserve"> naming each failed CRITICAL check, and ignores WARN failures.</w:t>
       </w:r>
     </w:p>
+    <w:p>
+      <w:r>
+        <w:rPr>
+          <w:b w:val="0"/>
+          <w:i w:val="0"/>
+        </w:rPr>
+        <w:t>Your code must pass these checks:</w:t>
+      </w:r>
+    </w:p>
+    <w:p>
+      <w:pPr>
+        <w:pStyle w:val="ListBullet"/>
+      </w:pPr>
+      <w:r>
+        <w:rPr>
+          <w:b w:val="0"/>
+          <w:i w:val="0"/>
+        </w:rPr>
+        <w:t>Check names, severities, observed values and pass flags must match the brief.</w:t>
+      </w:r>
+    </w:p>
+    <w:p>
+      <w:pPr>
+        <w:pStyle w:val="ListBullet"/>
+      </w:pPr>
+      <w:r>
+        <w:rPr>
+          <w:b w:val="0"/>
+          <w:i w:val="0"/>
+        </w:rPr>
+        <w:t>A missing share of 0.0 must pass, with observed 0.0.</w:t>
+      </w:r>
+    </w:p>
+    <w:p>
+      <w:pPr>
+        <w:pStyle w:val="ListBullet"/>
+      </w:pPr>
+      <w:r>
+        <w:rPr>
+          <w:b w:val="0"/>
+          <w:i w:val="0"/>
+        </w:rPr>
+        <w:t>An empty frame must fail min_rows, and give a None share without ZeroDivisionError.</w:t>
+      </w:r>
+    </w:p>
+    <w:p>
+      <w:pPr>
+        <w:pStyle w:val="ListBullet"/>
+      </w:pPr>
+      <w:r>
+        <w:rPr>
+          <w:b w:val="0"/>
+          <w:i w:val="0"/>
+        </w:rPr>
+        <w:t>enforce must raise RuntimeError naming the failed CRITICAL check.</w:t>
+      </w:r>
+    </w:p>
+    <w:p>
+      <w:pPr>
+        <w:pStyle w:val="ListBullet"/>
+      </w:pPr>
+      <w:r>
+        <w:rPr>
+          <w:b w:val="0"/>
+          <w:i w:val="0"/>
+        </w:rPr>
+        <w:t>A WARN failure alone must not raise.</w:t>
+      </w:r>
+    </w:p>
+    <w:p>
+      <w:r>
+        <w:rPr>
+          <w:b w:val="0"/>
+          <w:i w:val="0"/>
+        </w:rPr>
+        <w:t>Shape of the answer. The reference solution defines these names. Write the bodies yourself.</w:t>
+      </w:r>
+    </w:p>
+    <w:tbl>
+      <w:tblPr>
+        <w:tblW w:type="auto" w:w="0"/>
+        <w:jc w:val="left"/>
+        <w:tblLook w:firstColumn="1" w:firstRow="1" w:lastColumn="0" w:lastRow="0" w:noHBand="0" w:noVBand="1" w:val="04A0"/>
+      </w:tblPr>
+      <w:tblGrid>
+        <w:gridCol w:w="8221"/>
+      </w:tblGrid>
+      <w:tr>
+        <w:tc>
+          <w:tcPr>
+            <w:tcW w:type="dxa" w:w="8221"/>
+            <w:shd w:val="clear" w:color="auto" w:fill="F2F4F7"/>
+          </w:tcPr>
+          <w:p>
+            <w:pPr>
+              <w:spacing w:before="0" w:after="0" w:line="240" w:lineRule="auto"/>
+              <w:ind w:left="567" w:hanging="567"/>
+            </w:pPr>
+            <w:r>
+              <w:rPr>
+                <w:rFonts w:ascii="Consolas" w:hAnsi="Consolas" w:eastAsia="Consolas"/>
+                <w:b w:val="0"/>
+                <w:color w:val="5B6875"/>
+                <w:sz w:val="16"/>
+              </w:rPr>
+              <w:t xml:space="preserve">   1  </w:t>
+            </w:r>
+            <w:r>
+              <w:rPr>
+                <w:rFonts w:ascii="Consolas" w:hAnsi="Consolas" w:eastAsia="Consolas"/>
+                <w:b w:val="0"/>
+                <w:sz w:val="16"/>
+              </w:rPr>
+              <w:t># One check outcome.</w:t>
+            </w:r>
+          </w:p>
+          <w:p>
+            <w:pPr>
+              <w:spacing w:before="0" w:after="0" w:line="240" w:lineRule="auto"/>
+              <w:ind w:left="567" w:hanging="567"/>
+            </w:pPr>
+            <w:r>
+              <w:rPr>
+                <w:rFonts w:ascii="Consolas" w:hAnsi="Consolas" w:eastAsia="Consolas"/>
+                <w:b w:val="0"/>
+                <w:color w:val="5B6875"/>
+                <w:sz w:val="16"/>
+              </w:rPr>
+              <w:t xml:space="preserve">   2  </w:t>
+            </w:r>
+            <w:r>
+              <w:rPr>
+                <w:rFonts w:ascii="Consolas" w:hAnsi="Consolas" w:eastAsia="Consolas"/>
+                <w:b w:val="0"/>
+                <w:sz w:val="16"/>
+              </w:rPr>
+              <w:t>class QaResult: ...</w:t>
+            </w:r>
+          </w:p>
+          <w:p>
+            <w:pPr>
+              <w:spacing w:before="0" w:after="0" w:line="240" w:lineRule="auto"/>
+              <w:ind w:left="567" w:hanging="567"/>
+            </w:pPr>
+            <w:r>
+              <w:rPr>
+                <w:rFonts w:ascii="Consolas" w:hAnsi="Consolas" w:eastAsia="Consolas"/>
+                <w:b w:val="0"/>
+                <w:color w:val="5B6875"/>
+                <w:sz w:val="16"/>
+              </w:rPr>
+              <w:t xml:space="preserve">   3  </w:t>
+            </w:r>
+            <w:r>
+              <w:rPr>
+                <w:rFonts w:ascii="Consolas" w:hAnsi="Consolas" w:eastAsia="Consolas"/>
+                <w:b w:val="0"/>
+                <w:sz w:val="16"/>
+              </w:rPr>
+              <w:t xml:space="preserve"> </w:t>
+            </w:r>
+          </w:p>
+          <w:p>
+            <w:pPr>
+              <w:spacing w:before="0" w:after="0" w:line="240" w:lineRule="auto"/>
+              <w:ind w:left="567" w:hanging="567"/>
+            </w:pPr>
+            <w:r>
+              <w:rPr>
+                <w:rFonts w:ascii="Consolas" w:hAnsi="Consolas" w:eastAsia="Consolas"/>
+                <w:b w:val="0"/>
+                <w:color w:val="5B6875"/>
+                <w:sz w:val="16"/>
+              </w:rPr>
+              <w:t xml:space="preserve">   4  </w:t>
+            </w:r>
+            <w:r>
+              <w:rPr>
+                <w:rFonts w:ascii="Consolas" w:hAnsi="Consolas" w:eastAsia="Consolas"/>
+                <w:b w:val="0"/>
+                <w:sz w:val="16"/>
+              </w:rPr>
+              <w:t># Evaluate input checks. Never raises.</w:t>
+            </w:r>
+          </w:p>
+          <w:p>
+            <w:pPr>
+              <w:spacing w:before="0" w:after="0" w:line="240" w:lineRule="auto"/>
+              <w:ind w:left="567" w:hanging="567"/>
+            </w:pPr>
+            <w:r>
+              <w:rPr>
+                <w:rFonts w:ascii="Consolas" w:hAnsi="Consolas" w:eastAsia="Consolas"/>
+                <w:b w:val="0"/>
+                <w:color w:val="5B6875"/>
+                <w:sz w:val="16"/>
+              </w:rPr>
+              <w:t xml:space="preserve">   5  </w:t>
+            </w:r>
+            <w:r>
+              <w:rPr>
+                <w:rFonts w:ascii="Consolas" w:hAnsi="Consolas" w:eastAsia="Consolas"/>
+                <w:b w:val="0"/>
+                <w:sz w:val="16"/>
+              </w:rPr>
+              <w:t>def run_checks(</w:t>
+            </w:r>
+          </w:p>
+          <w:p>
+            <w:pPr>
+              <w:spacing w:before="0" w:after="0" w:line="240" w:lineRule="auto"/>
+              <w:ind w:left="567" w:hanging="567"/>
+            </w:pPr>
+            <w:r>
+              <w:rPr>
+                <w:rFonts w:ascii="Consolas" w:hAnsi="Consolas" w:eastAsia="Consolas"/>
+                <w:b w:val="0"/>
+                <w:color w:val="5B6875"/>
+                <w:sz w:val="16"/>
+              </w:rPr>
+              <w:t xml:space="preserve">   6  </w:t>
+            </w:r>
+            <w:r>
+              <w:rPr>
+                <w:rFonts w:ascii="Consolas" w:hAnsi="Consolas" w:eastAsia="Consolas"/>
+                <w:b w:val="0"/>
+                <w:sz w:val="16"/>
+              </w:rPr>
+              <w:t xml:space="preserve">    df: pd.DataFrame,</w:t>
+            </w:r>
+          </w:p>
+          <w:p>
+            <w:pPr>
+              <w:spacing w:before="0" w:after="0" w:line="240" w:lineRule="auto"/>
+              <w:ind w:left="567" w:hanging="567"/>
+            </w:pPr>
+            <w:r>
+              <w:rPr>
+                <w:rFonts w:ascii="Consolas" w:hAnsi="Consolas" w:eastAsia="Consolas"/>
+                <w:b w:val="0"/>
+                <w:color w:val="5B6875"/>
+                <w:sz w:val="16"/>
+              </w:rPr>
+              <w:t xml:space="preserve">   7  </w:t>
+            </w:r>
+            <w:r>
+              <w:rPr>
+                <w:rFonts w:ascii="Consolas" w:hAnsi="Consolas" w:eastAsia="Consolas"/>
+                <w:b w:val="0"/>
+                <w:sz w:val="16"/>
+              </w:rPr>
+              <w:t xml:space="preserve">    min_rows: int,</w:t>
+            </w:r>
+          </w:p>
+          <w:p>
+            <w:pPr>
+              <w:spacing w:before="0" w:after="0" w:line="240" w:lineRule="auto"/>
+              <w:ind w:left="567" w:hanging="567"/>
+            </w:pPr>
+            <w:r>
+              <w:rPr>
+                <w:rFonts w:ascii="Consolas" w:hAnsi="Consolas" w:eastAsia="Consolas"/>
+                <w:b w:val="0"/>
+                <w:color w:val="5B6875"/>
+                <w:sz w:val="16"/>
+              </w:rPr>
+              <w:t xml:space="preserve">   8  </w:t>
+            </w:r>
+            <w:r>
+              <w:rPr>
+                <w:rFonts w:ascii="Consolas" w:hAnsi="Consolas" w:eastAsia="Consolas"/>
+                <w:b w:val="0"/>
+                <w:sz w:val="16"/>
+              </w:rPr>
+              <w:t xml:space="preserve">    max_missing: float,</w:t>
+            </w:r>
+          </w:p>
+          <w:p>
+            <w:pPr>
+              <w:spacing w:before="0" w:after="0" w:line="240" w:lineRule="auto"/>
+              <w:ind w:left="567" w:hanging="567"/>
+            </w:pPr>
+            <w:r>
+              <w:rPr>
+                <w:rFonts w:ascii="Consolas" w:hAnsi="Consolas" w:eastAsia="Consolas"/>
+                <w:b w:val="0"/>
+                <w:color w:val="5B6875"/>
+                <w:sz w:val="16"/>
+              </w:rPr>
+              <w:t xml:space="preserve">   9  </w:t>
+            </w:r>
+            <w:r>
+              <w:rPr>
+                <w:rFonts w:ascii="Consolas" w:hAnsi="Consolas" w:eastAsia="Consolas"/>
+                <w:b w:val="0"/>
+                <w:sz w:val="16"/>
+              </w:rPr>
+              <w:t>) -&gt; list[QaResult]: ...</w:t>
+            </w:r>
+          </w:p>
+          <w:p>
+            <w:pPr>
+              <w:spacing w:before="0" w:after="0" w:line="240" w:lineRule="auto"/>
+              <w:ind w:left="567" w:hanging="567"/>
+            </w:pPr>
+            <w:r>
+              <w:rPr>
+                <w:rFonts w:ascii="Consolas" w:hAnsi="Consolas" w:eastAsia="Consolas"/>
+                <w:b w:val="0"/>
+                <w:color w:val="5B6875"/>
+                <w:sz w:val="16"/>
+              </w:rPr>
+              <w:t xml:space="preserve">  10  </w:t>
+            </w:r>
+            <w:r>
+              <w:rPr>
+                <w:rFonts w:ascii="Consolas" w:hAnsi="Consolas" w:eastAsia="Consolas"/>
+                <w:b w:val="0"/>
+                <w:sz w:val="16"/>
+              </w:rPr>
+              <w:t xml:space="preserve"> </w:t>
+            </w:r>
+          </w:p>
+          <w:p>
+            <w:pPr>
+              <w:spacing w:before="0" w:after="0" w:line="240" w:lineRule="auto"/>
+              <w:ind w:left="567" w:hanging="567"/>
+            </w:pPr>
+            <w:r>
+              <w:rPr>
+                <w:rFonts w:ascii="Consolas" w:hAnsi="Consolas" w:eastAsia="Consolas"/>
+                <w:b w:val="0"/>
+                <w:color w:val="5B6875"/>
+                <w:sz w:val="16"/>
+              </w:rPr>
+              <w:t xml:space="preserve">  11  </w:t>
+            </w:r>
+            <w:r>
+              <w:rPr>
+                <w:rFonts w:ascii="Consolas" w:hAnsi="Consolas" w:eastAsia="Consolas"/>
+                <w:b w:val="0"/>
+                <w:sz w:val="16"/>
+              </w:rPr>
+              <w:t># Stop the run when any CRITICAL check failed.</w:t>
+            </w:r>
+          </w:p>
+          <w:p>
+            <w:pPr>
+              <w:spacing w:before="0" w:after="0" w:line="240" w:lineRule="auto"/>
+              <w:ind w:left="567" w:hanging="567"/>
+            </w:pPr>
+            <w:r>
+              <w:rPr>
+                <w:rFonts w:ascii="Consolas" w:hAnsi="Consolas" w:eastAsia="Consolas"/>
+                <w:b w:val="0"/>
+                <w:color w:val="5B6875"/>
+                <w:sz w:val="16"/>
+              </w:rPr>
+              <w:t xml:space="preserve">  12  </w:t>
+            </w:r>
+            <w:r>
+              <w:rPr>
+                <w:rFonts w:ascii="Consolas" w:hAnsi="Consolas" w:eastAsia="Consolas"/>
+                <w:b w:val="0"/>
+                <w:sz w:val="16"/>
+              </w:rPr>
+              <w:t>def enforce(results: list[QaResult]) -&gt; None: ...</w:t>
+            </w:r>
+          </w:p>
+        </w:tc>
+      </w:tr>
+    </w:tbl>
+    <w:p/>
     <w:p>
       <w:r>
         <w:rPr>

--- a/site/downloads/handbook-B5.docx
+++ b/site/downloads/handbook-B5.docx
@@ -10036,6 +10036,15 @@
           <w:i w:val="0"/>
         </w:rPr>
         <w:t>☐ Tests cover edge cases, including empty inputs and zeros.</w:t>
+      </w:r>
+    </w:p>
+    <w:p>
+      <w:r>
+        <w:rPr>
+          <w:b w:val="0"/>
+          <w:i w:val="0"/>
+        </w:rPr>
+        <w:t>☐ Tests use fixtures and parametrize, compare numbers with stated tolerances, isolate I/O, and run with coverage in CI.</w:t>
       </w:r>
     </w:p>
     <w:p>
